--- a/docs/manuscript/Minecraft-MOBA-Design.docx
+++ b/docs/manuscript/Minecraft-MOBA-Design.docx
@@ -7302,6 +7302,67 @@
       </w:r>
     </w:p>
     <w:p>
+      <w:pPr>
+        <w:pStyle w:val="Heading2"/>
+      </w:pPr>
+      <w:r>
+        <w:t xml:space="preserve">5.10 Restricted material categories</w:t>
+      </w:r>
+    </w:p>
+    <w:p>
+      <w:r>
+        <w:t xml:space="preserve">Established categories; Working premium. Sources: [C §7], [WI]. Primary Materials are a deliberately restricted set of materials whose expenditure directly represents significant portable player capability. The current members are Iron, Gold, Diamond, Netherite, and Leather. Wood, Stone, Copper, Redstone, Lapis, Coal, Emerald, Quartz, Flint, and String are explicitly outside the category. Exclusion does not imply low economic importance; a material can be central to another system, class, or activity without becoming a Primary Material.</w:t>
+      </w:r>
+    </w:p>
+    <w:p>
+      <w:r>
+        <w:t xml:space="preserve">The distinction is directness of conversion. Iron becomes tools, weapons, armour, shields, and buckets with little intermediation, so spending it intensifies an already meaningful scarcity and opportunity cost. Redstone is excluded because its major value emerges through further components, arrangement, and functioning systems rather than direct portable capability. Class relevance alone does not grant Primary Material status, and the category should remain restrictive rather than expanding toward an exhaustive material taxonomy. This supplies the definition Kitfighter’s Salvage depends on (§9.6).</w:t>
+      </w:r>
+    </w:p>
+    <w:p>
+      <w:r>
+        <w:t xml:space="preserve">Construction Blocks are a separate restricted set whose acquisition and preparation chains are distinct enough that Construction can meaningfully specialize in bringing them into structural use. The current members are Bricks, Mud Bricks, Terracotta, Concrete, and Glass. They are not an exhaustive list of blocks suitable for building, not the best building blocks, not required for valid construction, and not required for Construct recognition. Ordinary blocks remain fully useful and contribute normally to valid Constructs.</w:t>
+      </w:r>
+    </w:p>
+    <w:p>
+      <w:r>
+        <w:t xml:space="preserve">Current exclusions include planks, logs, cobblestone and stone, stone bricks, deepslate variants, granite, diorite and andesite with their polished forms, sandstone, slabs, stairs, panes and comparable derivatives, and mineral storage blocks. Status does not propagate to specialized derivatives: Glass may qualify while Glass Panes do not automatically qualify, and Bricks may qualify while Brick Slabs do not.</w:t>
+      </w:r>
+    </w:p>
+    <w:p>
+      <w:r>
+        <w:t xml:space="preserve">The category is partly an economic intervention. Wood is already extraordinarily useful and naturally demanded, and polished rock largely adds a crafting step to abundant material, so neither creates new strategic demand. Clay, mud, concrete, and glass support distinctive construction-oriented acquisition and preparation processes whose competitive value would otherwise be weak in a compressed match. The intent is to reward meaningful construction-material activity rather than arbitrary extra crafting clicks.</w:t>
+      </w:r>
+    </w:p>
+    <w:p>
+      <w:r>
+        <w:t xml:space="preserve">[OPEN] The XP premium for legitimately incorporating Construction Blocks is a balance target, not canon. Per-recipe Primary Material mapping, derivative handling, and the interaction with anti-farming rules remain unresolved.</w:t>
+      </w:r>
+    </w:p>
+    <w:p>
+      <w:pPr>
+        <w:pStyle w:val="Heading2"/>
+      </w:pPr>
+      <w:r>
+        <w:t xml:space="preserve">5.11 Block economy and infrastructure labor</w:t>
+      </w:r>
+    </w:p>
+    <w:p>
+      <w:r>
+        <w:t xml:space="preserve">Working model; non-canonical estimates. Source: [WI]. The block economy must not be modelled as blocks extracted to blocks available to Construct size. At least six quantities matter: bulk or ordinary material supply; Construction Block supply; total physical construction supply; infrastructure labor, meaning the player-time a team can realistically commit to establishing, expanding, repairing, supplying, reorganizing, or dismantling infrastructure; construction efficiency, meaning built-world output per committed unit of labor; and realized construction output, limited by the intersection of available material and efficiency multiplied by committed labor.</w:t>
+      </w:r>
+    </w:p>
+    <w:p>
+      <w:r>
+        <w:t xml:space="preserve">Material abundance and infrastructure labor do not necessarily increase together. [PROTOTYPE] For a balanced seven-player team across a representative thirty-minute match, a mature total usable construction supply of roughly 2,500 to 3,000 blocks is the current modelling target, of which perhaps 500 to 900 are intentionally prepared Construction Blocks and 1,800 to 2,400 are ordinary, bulk, or improvised. An economy-specialized team coordinating Extraction, Construction, and Logistics might plausibly reach 4,000 to 5,500 total and 1,000 to 1,600 Construction Blocks. These are modelling targets only and are not balance canon.</w:t>
+      </w:r>
+    </w:p>
+    <w:p>
+      <w:r>
+        <w:t xml:space="preserve">Construction specialization should initially alter the composition and effective structural use of the material economy rather than acting as a generic percentage bonus to blocks generated. Extraction pushes front-of-pipeline acquisition; Construction creates disproportionate demand for construction-specific feedstocks and extracts greater structural and progression value from them; Logistics makes geographically separated material economically accessible; Production supports transformation where relevant; Exploration reduces access and travel cost and establishes Routes.</w:t>
+      </w:r>
+    </w:p>
+    <w:p>
       <w:bookmarkStart w:id="6" w:name="chapter_6"/>
       <w:pPr>
         <w:pStyle w:val="Heading1"/>
@@ -8612,6 +8673,149 @@
       </w:r>
     </w:p>
     <w:p>
+      <w:pPr>
+        <w:pStyle w:val="Heading2"/>
+      </w:pPr>
+      <w:r>
+        <w:t xml:space="preserve">6.9 Infrastructure payback horizon</w:t>
+      </w:r>
+    </w:p>
+    <w:p>
+      <w:r>
+        <w:t xml:space="preserve">Established principle. Source: [WI]. Persistent infrastructure has a payback horizon. Progression can increase infrastructure potency, but advancing match state reduces remaining match time, uncontested labor, and the time available for an investment to repay its establishment cost. An early Route may repay across much of the match; a late Route needs a much more immediate tactical purpose. The same applies to Supply Lines, Development Zones, and Constructs. Late infrastructure must establish faster, produce more immediate value, repurpose existing world state, solve an immediate tactical need, or otherwise justify its shortened horizon.</w:t>
+      </w:r>
+    </w:p>
+    <w:p>
+      <w:pPr>
+        <w:pStyle w:val="Heading2"/>
+      </w:pPr>
+      <w:r>
+        <w:t xml:space="preserve">6.10 Control windows and infrastructure labor</w:t>
+      </w:r>
+    </w:p>
+    <w:p>
+      <w:r>
+        <w:t xml:space="preserve">Established match-flow principle. Source: [WI]. Mid- and late-game infrastructure time is not given by the match clock. It is won through control. Objectives and strategic contests create temporary windows of access, space, safety, and labor availability during which a team can establish or expand infrastructure.</w:t>
+      </w:r>
+    </w:p>
+    <w:p>
+      <w:r>
+        <w:t xml:space="preserve">Infrastructure and contestation form a reciprocal cycle. Infrastructure improves projection, economic position, and objective control; that helps win strategic contests; winning control creates a development window; the team converts some combat presence into infrastructure labor; the infrastructure becomes more valuable; the stakes of the next contest rise; the enemy attacks or disrupts; the cycle repeats.</w:t>
+      </w:r>
+    </w:p>
+    <w:p>
+      <w:r>
+        <w:t xml:space="preserve">Progression and material abundance rise throughout the match, but discretionary infrastructure time need not. Enemy contact increases, objective contests matter more, existing infrastructure needs defending, players must rotate, and deaths remove presence. Early infrastructure is therefore more likely to be material-constrained and late infrastructure more likely to be labor- and attention-constrained. [PROTOTYPE] A working qualitative curve places scarcity at Levels 1 to 6, a construction window at 7 to 12, the likely peak intersection for large new infrastructure formation at 13 to 18, collapsing labor under still-rising throughput at 19 to 24, and reactive repair, modification, fortification, demolition and reconnection at 25 to 30. These bands are not timing canon until progression pacing is settled. §2.4 owns the shared phase model.</w:t>
+      </w:r>
+    </w:p>
+    <w:p>
+      <w:r>
+        <w:t xml:space="preserve">Economic players hold simultaneous combat roles. A Construction player may be the team's tank, a Development player an assassin, a Logistics player a support. Infrastructure work must therefore be naturally interruptible. The foundational interruption test for any persistent economic activity is what happens when that player suddenly needs to fulfil their combat role. The preferred answer is that the activity pauses, meaningful persistent progress remains, the player fights, and the activity can later resume. Avoid systems where leaving to help the team wipes minutes of progress or requires starting over.</w:t>
+      </w:r>
+    </w:p>
+    <w:p>
+      <w:r>
+        <w:t xml:space="preserve">Large infrastructure should be able to emerge across multiple successive control windows rather than requiring one uninterrupted construction period. Partially developed infrastructure is normal world state, not failed infrastructure: a half-built fortification already provides cover and terrain, represents invested material and labor, may support a smaller recognized Construct, can be attacked or defended, and can later be resumed. A late-game Construct can therefore record accumulated territorial success over time, and by late match the map should visibly contain the history of previous development and conflict.</w:t>
+      </w:r>
+    </w:p>
+    <w:p>
+      <w:r>
+        <w:t xml:space="preserve">Winning an initial strategic fight does not entitle a team to finish its infrastructure safely. Starting major infrastructure while the opponent retains the capability to contest it converts current territorial advantage and player labor into future advantage while exposing that investment to contest. An opponent may legitimately concede the first development window, progress elsewhere, improve equipment, attack another location, wait for labor to divide, and siege after the investment has been made. Infrastructure creates value and stakes simultaneously.</w:t>
+      </w:r>
+    </w:p>
+    <w:p>
+      <w:r>
+        <w:t xml:space="preserve">A class-design consequence follows: late Construction potency should increasingly help solve having material but very little time, not merely permit a bigger structure.</w:t>
+      </w:r>
+    </w:p>
+    <w:p>
+      <w:pPr>
+        <w:pStyle w:val="Heading2"/>
+      </w:pPr>
+      <w:r>
+        <w:t xml:space="preserve">6.11 Authorship, recognition, and control</w:t>
+      </w:r>
+    </w:p>
+    <w:p>
+      <w:r>
+        <w:t xml:space="preserve">Established distinction. Source: [WI]. Three concepts previously conflated should be kept separate. Authorship is who performed the action that created or developed something, and governs historical progression rewards: Construction XP, any Construction Block placement premium, XP for establishing infrastructure, and class triggers tied to performing the work. Authorship does not transfer because territory changes hands. Recognition is which infrastructure relationships currently exist, based on qualifying world state and capability. Control is which team can currently use, operate, and connect the infrastructure.</w:t>
+      </w:r>
+    </w:p>
+    <w:p>
+      <w:r>
+        <w:t xml:space="preserve">Most ongoing infrastructure benefits should depend more heavily on current functional access and control than on permanent authorship. World value can be stolen; historical progression earned by doing the work cannot.</w:t>
+      </w:r>
+    </w:p>
+    <w:p>
+      <w:pPr>
+        <w:pStyle w:val="Heading2"/>
+      </w:pPr>
+      <w:r>
+        <w:t xml:space="preserve">6.12 Capture, local value, and network value</w:t>
+      </w:r>
+    </w:p>
+    <w:p>
+      <w:r>
+        <w:t xml:space="preserve">Working direction. Source: [WI]. Do not adopt a simplistic rule in which enemy presence automatically invalidates infrastructure, one won fight changes formal ownership of every block, or captured infrastructure grants the occupier the creator's historical progression. Physical utility is substantially owner-agnostic: a capturing team can immediately benefit from walls, cover, bridges, tunnels, terrain modification, accessible storage and interactables where Minecraft rules permit, farms, and other surviving world state. Capturing a developed position may therefore let a team skip some physical infrastructure creation, and that is intentional. It prevents infrastructure from being risk-free economic accumulation.</w:t>
+      </w:r>
+    </w:p>
+    <w:p>
+      <w:r>
+        <w:t xml:space="preserve">A captured hub should not transfer as a perfectly functioning integrated economic machine. This follows the established extent and relation axis: extent-based local value is more directly capturable, while relation-based network value generally requires re-establishment by the occupier. A Construct is highly physically capturable and the built world continues to exist. A Development Zone is fairly capturable in practical terms where the occupier actually performs the relevant activity. A Route's physical path remains useful, but team-specific projection and network recognition may need to be re-proved. A Supply Line is the least automatically capturable, because its defining feature is an active demonstrated relationship between nodes; capturing a destination does not cause the occupier's cargo to flow through the defeated team's network. The extent/relation axis is defined in §6.1.1 and owned by [I].</w:t>
+      </w:r>
+    </w:p>
+    <w:p>
+      <w:r>
+        <w:t xml:space="preserve">[OPEN] The conditions under which a captured Construct's intrinsic benefit applies to the occupier, team-relative Route re-proof, Development Zone capture and use, and Supply Line interruption and re-establishment all require specification. Do not introduce a universal capture bar or automatic infrastructure conversion system before these physical and access-based rules have been tested.</w:t>
+      </w:r>
+    </w:p>
+    <w:p>
+      <w:r>
+        <w:t xml:space="preserve">Contested positions should accumulate physical history rather than reset. A late-game objective approach may contain original walls, a breach, later fortifications, repaired sections, competing or abandoned structures, tunnels, replacement bridges, severed and reconnected Routes, abandoned storage, Development Zones that changed practical control, new Supply Line approaches, and terrain destroyed by repeated combat. The history of territorial control should become physically legible in the map. Do not introduce a universal reset-on-capture mechanic unless later playtesting demonstrates a need.</w:t>
+      </w:r>
+    </w:p>
+    <w:p>
+      <w:pPr>
+        <w:pStyle w:val="Heading2"/>
+      </w:pPr>
+      <w:r>
+        <w:t xml:space="preserve">6.13 Team-relative integration</w:t>
+      </w:r>
+    </w:p>
+    <w:p>
+      <w:r>
+        <w:t xml:space="preserve">Working direction extending §6.6. Source: [WI]. Integration should not be evaluated only as whether a hub is fully integrated, but as how integrated it is for each team right now. The existing T1/T2 multiplier should follow active team-relative integration rather than permanent historical authorship.</w:t>
+      </w:r>
+    </w:p>
+    <w:p>
+      <w:r>
+        <w:t xml:space="preserve">Worked example. Before a siege, Team A has authored and functionally uses a Construct, a Development Zone, a Route, and a Supply Line, so A holds full integration and B none. Immediately after B wins the siege, B may physically occupy and use the fortress and exploit local productive state; A's Supply Line may cease functioning through interruption or lost access; A's Route may still physically exist without granting B its team-specific projection benefit; and B has not automatically established its own cargo flow. B therefore receives substantial local value but only partial integration, and B's infrastructure players now have meaningful work reconnecting the captured position into B's network.</w:t>
+      </w:r>
+    </w:p>
+    <w:p>
+      <w:r>
+        <w:t xml:space="preserve">This produces a deliberate intermediate outcome between capturing everything with instant full integration and gaining nothing while rebuilding the position from zero. Authorship determines progression rewards for creating infrastructure; current functional access and connection determine most ongoing infrastructure benefits.</w:t>
+      </w:r>
+    </w:p>
+    <w:p>
+      <w:pPr>
+        <w:pStyle w:val="Heading2"/>
+      </w:pPr>
+      <w:r>
+        <w:t xml:space="preserve">6.14 Construct scale gating</w:t>
+      </w:r>
+    </w:p>
+    <w:p>
+      <w:r>
+        <w:t xml:space="preserve">Working direction. Sources: [WI], §6.2.2. Construct scale should be jointly resource- and progression-gated. Physical construction itself is unrestricted: if a team invests enough resources and labor to create an enormous fortress early, the fortress physically exists and provides all Minecraft-native physical utility. Infrastructure designation remains retroactive. Progression governs how much exceptional systemic Construct value can be extracted from that investment, but should not make physically existing construction unreal.</w:t>
+      </w:r>
+    </w:p>
+    <w:p>
+      <w:r>
+        <w:t xml:space="preserve">[OPEN] Do not finalize recognized-scale thresholds yet. The infrastructure-labor and control-window findings materially affect scale design. Before assigning any threshold series, establish the realistic player-minutes required to place it, how construction efficiency changes that, what fraction of total material supply can realistically be concentrated in one project, how many control windows a large project is expected to span, what recognized scale actually provides, and how late-game Construction compresses labor requirements. Earlier numerical thresholds are exploratory only.</w:t>
+      </w:r>
+    </w:p>
+    <w:p>
       <w:bookmarkStart w:id="7" w:name="chapter_7"/>
       <w:pPr>
         <w:pStyle w:val="Heading1"/>
@@ -11775,6 +11979,29 @@
       </w:r>
     </w:p>
     <w:p>
+      <w:pPr>
+        <w:pStyle w:val="Heading2"/>
+      </w:pPr>
+      <w:r>
+        <w:t xml:space="preserve">9.10 Construction’s material agency</w:t>
+      </w:r>
+    </w:p>
+    <w:p>
+      <w:r>
+        <w:t xml:space="preserve">Working design direction. Sources: [C §2], [WI]. Construction may hold exceptional agency over the acquisition, preparation, recovery, and structural use of specifically construction-oriented materials without becoming generic Extraction or generic Production. Extraction remains exceptional removal, access, acquisition, detection, and excavation of world materials generally. Production remains exceptional transformation of acquired inputs into useful outputs generally. Construction is exceptional creation and manipulation of persistent built world, and may possess class mechanics that improve material handling precisely because the material is destined for structural construction.</w:t>
+      </w:r>
+    </w:p>
+    <w:p>
+      <w:r>
+        <w:t xml:space="preserve">The governing principle is bounded on both sides. Construction may outperform Production at a transformation when the output's principal purpose is structural construction, while Production remains superior at transformation as a general capability; and Construction may hold advantages involving construction-specific feedstocks without becoming superior to Extraction at acquisition generally. These are legitimate class-design territories, not universal passive bonuses for every Construction player. Candidate expressions include construction-material yield, bulk preparation, on-site preparation, rapid hardening or conversion, construction recovery and recycling, efficient demolition and rebuilding, and structural material reuse.</w:t>
+      </w:r>
+    </w:p>
+    <w:p>
+      <w:r>
+        <w:t xml:space="preserve">This creates a real decision when preferred Construction Blocks are unavailable. Building immediately from ordinary or improvised material brings the structure online sooner and keeps the Construct valid while sacrificing the Construction Block progression premium; spending time obtaining and preparing Construction Blocks delays the structure but is more progression-efficient; coordinating with Extraction, Logistics, or Production lets those archetypes support the material chain while Construction spends more labor actually constructing. The correct choice should vary with strategic pressure rather than having a universally optimal answer. Construction Blocks are defined in §5.10.</w:t>
+      </w:r>
+    </w:p>
+    <w:p>
       <w:bookmarkStart w:id="10" w:name="chapter_10"/>
       <w:pPr>
         <w:pStyle w:val="Heading1"/>
@@ -15118,6 +15345,11 @@
       </w:r>
     </w:p>
     <w:p>
+      <w:r>
+        <w:t xml:space="preserve">Primary Materials and Construction Blocks are deliberately restricted categories, not exhaustive material taxonomies; exclusion does not imply low economic value. Infrastructure Labor names committed player-time and is distinct from material supply. A Control Window is a period of usable access won through play, not a clock phase. Payback Horizon names the shrinking time an investment has to repay its establishment cost. Authorship, Recognition, and Control are three separate questions and should not be collapsed into a single notion of ownership.</w:t>
+      </w:r>
+    </w:p>
+    <w:p>
       <w:pPr>
         <w:pStyle w:val="Heading2"/>
       </w:pPr>
@@ -15703,6 +15935,11 @@
     <w:p>
       <w:r>
         <w:t>These are design/readiness dependencies, not reasons to declare the existing work invalid. A successful bounded prototype answers its own question; it does not automatically pass the entire game.</w:t>
+      </w:r>
+    </w:p>
+    <w:p>
+      <w:r>
+        <w:t xml:space="preserve">[OPEN] Further readiness dependencies identified on 10 September: the Construction Block XP premium and its interaction with anti-farming rules; the Construct intrinsic benefit and its relationship to recognized scale and Operational Area; the conditions under which a captured Construct's intrinsic benefit applies to an occupier; team-relative Route re-proof, Development Zone capture behaviour, and Supply Line re-establishment; Construct scale thresholds pending the labor and control-window modelling; late-game Construction mechanics that compress labor requirements; mid- and late-objective design that deliberately creates infrastructure development windows; and whether any formal territorial-control mechanic is needed at all, as against functional access emerging from physical play.</w:t>
       </w:r>
     </w:p>
     <w:p>
@@ -17810,6 +18047,11 @@
     <w:p>
       <w:r>
         <w:t>Earlier worlds were programmatically generated Java/Anvil saves, not WorldPainter-authored worlds. The historical dimensions and method do not dictate the modern official-vanilla approach.</w:t>
+      </w:r>
+    </w:p>
+    <w:p>
+      <w:r>
+        <w:t xml:space="preserve">10 September 2026, second integration: the World and Match Systems handoff was supplied in full and integrated, adding restricted material categories, the revised block economy and infrastructure-labor model, Construction's material agency, and the payback horizon, control-window, authorship/recognition/control, capture, and team-relative integration material. The numerical estimates and phase bands recorded there are modelling targets, not balance canon.</w:t>
       </w:r>
     </w:p>
     <w:p>

--- a/docs/manuscript/Minecraft-MOBA-Design.docx
+++ b/docs/manuscript/Minecraft-MOBA-Design.docx
@@ -7725,15 +7725,8 @@
       </w:r>
     </w:p>
     <w:p>
-      <w:r/>
-      <w:r>
-        <w:rPr>
-          <w:b/>
-        </w:rPr>
-        <w:t>Working. Sources: [I], [WI], [C: Construction].</w:t>
-      </w:r>
-      <w:r>
-        <w:t xml:space="preserve"> A Construct recognizes qualifying construction investment and scale. Its independent benefit remains occupation or sustainment efficiency: the ability to maintain useful presence. Recovery, provisioning, and Hunger/exhaustion remain possible expressions, not selected mechanics. Integration is a separate benefit and cannot replace the need to define intrinsic value.</w:t>
+      <w:r>
+        <w:t xml:space="preserve">Working. Sources: [I], [WI], [WB], [C: Construction]. A Construct recognizes qualifying construction investment and scale. Its current preferred intrinsic benefit is Structural Integrity (§6.2.4), under the benefit symmetry principle in §6.15. [HISTORICAL] Occupation or sustainment efficiency — recovery, provisioning, Hunger and exhaustion — is retained as an earlier framing of the same slot, not a competing current answer. Integration is a separate benefit and cannot replace intrinsic value.</w:t>
       </w:r>
     </w:p>
     <w:p>
@@ -7884,6 +7877,67 @@
     </w:p>
     <w:p>
       <w:pPr>
+        <w:pStyle w:val="Heading3"/>
+      </w:pPr>
+      <w:r>
+        <w:t xml:space="preserve">6.2.4 Structural Integrity</w:t>
+      </w:r>
+    </w:p>
+    <w:p>
+      <w:r>
+        <w:t xml:space="preserve">Working canon. Source: [WB]. A recognized Construct grants Structural Integrity to selected qualifying built and infrastructure world state, increasing its resistance to hostile destruction. Structural Integrity should not reinforce every block inside a Construct or its Operational Area.</w:t>
+      </w:r>
+    </w:p>
+    <w:p>
+      <w:r>
+        <w:t xml:space="preserve">It applies to qualifying Construction Blocks incorporated into the Construct, and to explicitly recognized infrastructure-relevant blocks and components within it. Ordinary construction still contributes to Construct recognition, still provides all normal Minecraft physical utility, and still forms walls, bridges, platforms and cover, without automatically receiving Structural Integrity.</w:t>
+      </w:r>
+    </w:p>
+    <w:p>
+      <w:r>
+        <w:t xml:space="preserve">This draws an intentional distinction. Ordinary blocks are cheap, immediate, physically useful, and easier to alter or breach. Construction Blocks are deliberately prepared structural materials that are progression-relevant and capable of receiving Structural Integrity when incorporated into a Construct. This gives Construction Blocks a functional reason to exist beyond an XP premium.</w:t>
+      </w:r>
+    </w:p>
+    <w:p>
+      <w:r>
+        <w:t xml:space="preserve">The resulting decision is a real one. A team holding 500 total blocks but only 80 qualifying Construction Blocks must choose where hardened structural investment matters: a gate, an inner wall, a bridge support, a bunker, an infrastructure enclosure, or a forward-facing defence.</w:t>
+      </w:r>
+    </w:p>
+    <w:p>
+      <w:r>
+        <w:t xml:space="preserve">[OPEN] Exact Structural Integrity strength is unresolved. Do not yet create material-specific Structural Integrity tables; vanilla hardness and blast-resistance differences already distinguish materials and may be sufficient underneath a shared modifier. Whether it affects ordinary mining, explosions, and abilities identically is also unresolved.</w:t>
+      </w:r>
+    </w:p>
+    <w:p>
+      <w:pPr>
+        <w:pStyle w:val="Heading3"/>
+      </w:pPr>
+      <w:r>
+        <w:t xml:space="preserve">6.2.5 Protecting infrastructure components</w:t>
+      </w:r>
+    </w:p>
+    <w:p>
+      <w:r>
+        <w:t xml:space="preserve">A Construct may also apply Structural Integrity to narrowly defined infrastructure-relevant components located within it: recognized Supply Line nodes and components, Development-enabling infrastructure, infrastructure workstations, and other explicitly recognized functional infrastructure blocks.</w:t>
+      </w:r>
+    </w:p>
+    <w:p>
+      <w:r>
+        <w:t xml:space="preserve">Do not automatically treat every chest, furnace, crafting table, crop, or fence inside an Operational Area as reinforced. [OPEN] Infrastructure-relevant block must eventually be defined narrowly.</w:t>
+      </w:r>
+    </w:p>
+    <w:p>
+      <w:r>
+        <w:t xml:space="preserve">The strategic consequence is that Construction can physically protect the team's economic machinery. This gives a second reason to co-locate infrastructure with a Construct beyond the integration multiplier: the Construct can make critical integrated infrastructure harder to dismantle. It also preserves raiding and breaching, because ordinary walls and improvised construction remain normal Minecraft terrain while deliberately invested hard points gain additional persistence.</w:t>
+      </w:r>
+    </w:p>
+    <w:p>
+      <w:r>
+        <w:t xml:space="preserve">[OPEN] What happens to Structural Integrity when practical control changes, and whether captured Construction Blocks immediately lose former reinforcement, gain occupier reinforcement, or require new recognition, are unresolved.</w:t>
+      </w:r>
+    </w:p>
+    <w:p>
+      <w:pPr>
         <w:pStyle w:val="Heading2"/>
       </w:pPr>
       <w:r>
@@ -7981,15 +8035,33 @@
       </w:r>
     </w:p>
     <w:p>
-      <w:r/>
-      <w:r>
-        <w:rPr>
-          <w:b/>
-        </w:rPr>
-        <w:t>Working. Sources: [I], [WI], [C: Logistics], [O §20].</w:t>
-      </w:r>
-      <w:r>
-        <w:t xml:space="preserve"> A Supply Line is a directional logistical relationship between eligible container nodes, with performance established by demonstrated cargo transport. The sequence is Infrastructure Mode → select source container → select destination container → prove valid cargo transport → establish rated performance. Merely selecting two containers is insufficient. The reverse direction requires its own proof.</w:t>
+      <w:r>
+        <w:t xml:space="preserve">Working canon, reframed. Sources: [WB], [I], [WI], [C: Logistics], [O §20]. A Supply Line is persistent infrastructure produced by demonstrating repeatable resource delivery to an eligible destination. Its origin, path, Flow Weight, Item Rate, and other performance properties are derived from the logistical movement that establishes it rather than being specified beforehand.</w:t>
+      </w:r>
+    </w:p>
+    <w:p>
+      <w:r>
+        <w:t xml:space="preserve">The destination is strategically intentional; the origin is primarily descriptive and observed. The real Logistics question is normally how to make resources available here, not what can be done with the contents of a particular chest over there. The origin remains mechanically real and important, but it need not be manually selected before the logistical action begins.</w:t>
+      </w:r>
+    </w:p>
+    <w:p>
+      <w:r>
+        <w:t xml:space="preserve">Origin is evidence, not necessarily an instruction. A qualifying logistical action causes actual cargo to begin moving toward a useful destination, and the system can observe where qualifying cargo entered logistical movement, what transport method moved it, what corridor was involved, how long successful delivery took, and where cargo was delivered. Origin is therefore where qualifying cargo began the demonstrated movement, and destination is the eligible location or container where it successfully arrived.</w:t>
+      </w:r>
+    </w:p>
+    <w:p>
+      <w:r>
+        <w:t xml:space="preserve">This removes any need for a Logistics class ability to contain an explicit select Supply Line origin step. A Skeleton Crew ability can simply make undead carry actual cargo somewhere; a Merchant Advertisement can simply cause qualifying actors to deliver actual resources somewhere. Classes create unusual ways of moving resources; the system recognizes qualifying resource movement as infrastructure. Do not force class abilities to explicitly create a Supply Line.</w:t>
+      </w:r>
+    </w:p>
+    <w:p>
+      <w:r>
+        <w:t xml:space="preserve">Proof is a demonstration of repeatable delivery, not merely that an item can physically reach a destination. A random item or mob accidentally arriving in a container is not sufficient; the movement must constitute intentional qualifying Logistics. Once recognized, the infrastructure extrapolates persistent logistical capability from the demonstrated instance, and the player does not manually reproduce every future delivery.</w:t>
+      </w:r>
+    </w:p>
+    <w:p>
+      <w:r>
+        <w:t xml:space="preserve">[HISTORICAL] The earlier sequence — Infrastructure Mode, select source container, select destination container, prove transport — is superseded as the defining model. Directionality is retained: the reverse direction still requires its own demonstrated delivery. Current establishment grammar: the player identifies a useful logistical destination; authors an intended corridor toward it; a qualifying transport method begins carrying actual cargo; the method resolves the intended delivery using its own movement capabilities; the system observes entry point, method, actual movement, Transit Time, and successful destination; delivery demonstrates repeatable capability; origin, destination, corridor, Flow Weight and Item Rate are derived; a Supply Line may be recognized; and it then persistently reproduces the demonstrated capability. [OPEN] The exact input sequence is unresolved. Do not prematurely require marking an origin container first, and do not require every class ability to contain explicit Supply Line interface.</w:t>
       </w:r>
     </w:p>
     <w:p>
@@ -8006,24 +8078,36 @@
       </w:r>
     </w:p>
     <w:p>
+      <w:r>
+        <w:t xml:space="preserve">Transit Time measures elapsed delivery time for the demonstrated method; ordinary player transport has baseline Flow Weight 1. Flow Weight is an authored gameplay property of a logistical movement method, representing the standardized carrying capacity that method demonstrates. It determines how many items transfer per Supply Line pulse. It is not Item Rate, and it is not derived solely from literal Minecraft inventory slot count.</w:t>
+      </w:r>
+    </w:p>
+    <w:p>
+      <w:r>
+        <w:t xml:space="preserve">Item Rate is not an authored property of the carrier in isolation. It is derived from how quickly the actual demonstrated cargo movement reached its destination: observed successful Transit Time yields Item Rate, which sets pulse frequency. Flow Weight therefore determines items per pulse and Item Rate determines how frequently pulses occur, with effective throughput conceptually Flow Weight multiplied by Item Rate. Do not collapse these into a single generic throughput stat in the underlying design. [HISTORICAL] The earlier single Flow Rate proportional to Flow Weight divided by Transit Time is superseded by this pair.</w:t>
+      </w:r>
+    </w:p>
+    <w:p>
+      <w:r>
+        <w:t xml:space="preserve">[PROTOTYPE] An Allay illustrates low authored Flow Weight with relatively fast movement, tending toward smaller and more frequent pulses; a Camel illustrates higher authored Flow Weight with slower movement, tending toward larger and less frequent pulses. Final Item Rate still comes from the actual successful demonstration, so distance, terrain, and route quality matter: a long or poor Allay delivery can produce a lower Item Rate than a short easy Camel delivery. Transport archetype influences performance; the demonstrated journey determines the result. Exact values remain balance territory. [OPEN] Exact units, normalization, eligible cargo, and ratings beyond the baseline are not established.</w:t>
+      </w:r>
+    </w:p>
+    <w:p>
+      <w:r>
+        <w:t>Proof demonstrates that a particular cargo-rated method can move capacity W from A to B in time T. It does not merely measure how quickly any player can reach B. Valid methods may involve players, Logistics-class or summoned carriers, camels, Allays, golems, minecarts, boats, water systems, or other engineered transport. Exceptional mobility improves Logistics only insofar as a valid rated transport method can use it while carrying its rated capacity.</w:t>
+      </w:r>
+    </w:p>
+    <w:p>
       <w:r/>
       <w:r>
         <w:rPr>
           <w:b/>
+          <w:color w:val="8B5A21"/>
         </w:rPr>
-        <w:t>Transit Time</w:t>
-      </w:r>
-      <w:r>
-        <w:t xml:space="preserve"> measures elapsed delivery time for the demonstrated method. </w:t>
-      </w:r>
-      <w:r>
-        <w:rPr>
-          <w:b/>
-        </w:rPr>
-        <w:t>Flow Weight</w:t>
-      </w:r>
-      <w:r>
-        <w:t xml:space="preserve"> standardizes its logistical capacity; ordinary player transport has baseline Flow Weight 1. Flow Weight is not simply inventory item count. Conceptually, Flow Rate is proportional to Flow Weight divided by Transit Time. </w:t>
+        <w:t>[PROTOTYPE]</w:t>
+      </w:r>
+      <w:r>
+        <w:t xml:space="preserve"> A fast low-weight Allay, slower high-weight camel, or moderately faster high-weight golem fleet illustrates possible speed/capacity tradeoffs; these properties and numerical ratings are not canonized. Continuity or simultaneous transport may become further dimensions. Node count/network complexity and individual line reach are separate progression dimensions. </w:t>
       </w:r>
       <w:r>
         <w:rPr>
@@ -8033,12 +8117,53 @@
         <w:t>[OPEN]</w:t>
       </w:r>
       <w:r>
-        <w:t xml:space="preserve"> The exact formula, units, normalization, eligible cargo, and ratings beyond the baseline are not established.</w:t>
-      </w:r>
-    </w:p>
-    <w:p>
-      <w:r>
-        <w:t>Proof demonstrates that a particular cargo-rated method can move capacity W from A to B in time T. It does not merely measure how quickly any player can reach B. Valid methods may involve players, Logistics-class or summoned carriers, camels, Allays, golems, minecarts, boats, water systems, or other engineered transport. Exceptional mobility improves Logistics only insofar as a valid rated transport method can use it while carrying its rated capacity.</w:t>
+        <w:t xml:space="preserve"> Their values, branching rules, filtering, capacity, reliability, and future direct allied replenishment remain unspecified.</w:t>
+      </w:r>
+    </w:p>
+    <w:p>
+      <w:pPr>
+        <w:pStyle w:val="Heading3"/>
+      </w:pPr>
+      <w:r>
+        <w:t>6.5.2 Physical proof and represented flow</w:t>
+      </w:r>
+    </w:p>
+    <w:p>
+      <w:r>
+        <w:t>Test cargo can demonstrate water transport, a minecart trip can demonstrate rail transport, and a carrier delivery can demonstrate carriage. Subsequent flow may be simulated or represented, while the supporting physical world remains relevant. A severed rail system, obstructed waterway or bubble column, removed required carrier, or invalidated source/destination node can degrade or invalidate the line.</w:t>
+      </w:r>
+    </w:p>
+    <w:p>
+      <w:r>
+        <w:t xml:space="preserve">The system should periodically verify the physical conditions necessary for the proved capability. </w:t>
+      </w:r>
+      <w:r>
+        <w:rPr>
+          <w:b/>
+          <w:color w:val="8B5A21"/>
+        </w:rPr>
+        <w:t>[OPEN]</w:t>
+      </w:r>
+      <w:r>
+        <w:t xml:space="preserve"> How complex paths and dependencies are remembered, validation frequency and cost, proof renewal, carrier commitment, buffers, inventory accounting, and exact degradation behavior require implementation design. This framework does not establish free item duplication or continued unchanged flow after its physical support is destroyed.</w:t>
+      </w:r>
+    </w:p>
+    <w:p>
+      <w:r>
+        <w:t>Enemies primarily contest the Minecraft systems that make transport work: nodes, vehicles, carriers, transfer points, rails, waterways, plumbing, storage, and potentially cargo/intermediate buffers. An abstract Supply Line health bar is not the primary contest model. Physical protection of those systems gives fortified Constructs Logistics value even when an exposed Construct has equal Operational reach.</w:t>
+      </w:r>
+    </w:p>
+    <w:p>
+      <w:pPr>
+        <w:pStyle w:val="Heading3"/>
+      </w:pPr>
+      <w:r>
+        <w:t>6.5.3 Shared geography and unusual transport</w:t>
+      </w:r>
+    </w:p>
+    <w:p>
+      <w:r>
+        <w:t>A canal can prove player traversal for a Route and independently prove cargo transport for a Supply Line. Neither requires the other. Supply Lines need not follow horizontal walking paths. Gravity-fed delivery can legitimately establish a fast one-way line if it proves valid cargo transport; reverse transport requires separate capability.</w:t>
       </w:r>
     </w:p>
     <w:p>
@@ -8051,7 +8176,28 @@
         <w:t>[PROTOTYPE]</w:t>
       </w:r>
       <w:r>
-        <w:t xml:space="preserve"> A fast low-weight Allay, slower high-weight camel, or moderately faster high-weight golem fleet illustrates possible speed/capacity tradeoffs; these properties and numerical ratings are not canonized. Continuity or simultaneous transport may become further dimensions. Node count/network complexity and individual line reach are separate progression dimensions. </w:t>
+        <w:t xml:space="preserve"> The handoff’s source “1000 blocks above” example expresses this vertical-transport principle, not a selected playable-map height or an approved world-height override. Actual implementation remains constrained by the chosen Minecraft world and transport system.</w:t>
+      </w:r>
+    </w:p>
+    <w:p>
+      <w:pPr>
+        <w:pStyle w:val="Heading3"/>
+      </w:pPr>
+      <w:r>
+        <w:t>6.5.4 Reconciliation with earlier transfer language</w:t>
+      </w:r>
+    </w:p>
+    <w:p>
+      <w:r/>
+      <w:r>
+        <w:rPr>
+          <w:b/>
+          <w:color w:val="8B5A21"/>
+        </w:rPr>
+        <w:t>[HISTORICAL]</w:t>
+      </w:r>
+      <w:r>
+        <w:t xml:space="preserve"> The earlier uncertainty between generic gradual transfer and recognition of physical flow is narrowed by this handoff: proof establishes the rating; persistent supporting world state maintains it; represented ongoing flow need not continuously render every cargo item. Remaining accounting, revalidation, and transport-specific details stay </w:t>
       </w:r>
       <w:r>
         <w:rPr>
@@ -8061,7 +8207,7 @@
         <w:t>[OPEN]</w:t>
       </w:r>
       <w:r>
-        <w:t xml:space="preserve"> Their values, branching rules, filtering, capacity, reliability, and future direct allied replenishment remain unspecified.</w:t>
+        <w:t>. No mandatory Route, universal continuous ground path, or one required carrier type is introduced. Industrial Enchanter completion remains independent of recognized Supply Lines (§7.6).</w:t>
       </w:r>
     </w:p>
     <w:p>
@@ -8069,32 +8215,27 @@
         <w:pStyle w:val="Heading3"/>
       </w:pPr>
       <w:r>
-        <w:t>6.5.2 Physical proof and represented flow</w:t>
-      </w:r>
-    </w:p>
-    <w:p>
-      <w:r>
-        <w:t>Test cargo can demonstrate water transport, a minecart trip can demonstrate rail transport, and a carrier delivery can demonstrate carriage. Subsequent flow may be simulated or represented, while the supporting physical world remains relevant. A severed rail system, obstructed waterway or bubble column, removed required carrier, or invalidated source/destination node can degrade or invalidate the line.</w:t>
-      </w:r>
-    </w:p>
-    <w:p>
-      <w:r>
-        <w:t xml:space="preserve">The system should periodically verify the physical conditions necessary for the proved capability. </w:t>
-      </w:r>
-      <w:r>
-        <w:rPr>
-          <w:b/>
-          <w:color w:val="8B5A21"/>
-        </w:rPr>
-        <w:t>[OPEN]</w:t>
-      </w:r>
-      <w:r>
-        <w:t xml:space="preserve"> How complex paths and dependencies are remembered, validation frequency and cost, proof renewal, carrier commitment, buffers, inventory accounting, and exact degradation behavior require implementation design. This framework does not establish free item duplication or continued unchanged flow after its physical support is destroyed.</w:t>
-      </w:r>
-    </w:p>
-    <w:p>
-      <w:r>
-        <w:t>Enemies primarily contest the Minecraft systems that make transport work: nodes, vehicles, carriers, transfer points, rails, waterways, plumbing, storage, and potentially cargo/intermediate buffers. An abstract Supply Line health bar is not the primary contest model. Physical protection of those systems gives fortified Constructs Logistics value even when an exposed Construct has equal Operational reach.</w:t>
+        <w:t xml:space="preserve">6.5.5 Player-authored corridor and transport resolution</w:t>
+      </w:r>
+    </w:p>
+    <w:p>
+      <w:r>
+        <w:t xml:space="preserve">Working canon. Source: [WB]. Living and unique carriers have very different movement capabilities and may lack an obvious long-distance delivery vector. The solution separates route intent from transport resolution: the player authors and demonstrates the intended logistical corridor, and the selected transport method then attempts to resolve that delivery using its own movement tools, restrictions, navigation, and pathing. The player authors the route; the transport method authors how that route is traversed logistically.</w:t>
+      </w:r>
+    </w:p>
+    <w:p>
+      <w:r>
+        <w:t xml:space="preserve">Demonstration is not literal playback. The carrier need not reproduce the player's exact block-by-block footsteps; the demonstration communicates an intended corridor, movement vector, and delivery path, which the carrier resolves in its own movement vocabulary. A parrot, bat, or Allay may fly, cross gaps unavailable to grounded carriers, and take valid aerial shortcuts. A Camel is grounded and must resolve a valid terrestrial traversal, and cannot reproduce an impossible jump merely because the player demonstrated one. A boat requires valid water traversal, a minecart resolves through rail topology, and water transport resolves through actual flow. One authored corridor may therefore produce different successful paths and performance depending on the method selected.</w:t>
+      </w:r>
+    </w:p>
+    <w:p>
+      <w:r>
+        <w:t xml:space="preserve">Player movement abilities do not automatically transfer. If the Logistics player leaps a ravine, climbs exceptionally, briefly flies, teleports, or uses a movement ability while authoring the corridor, the carrier does not inherit that capability. The selected transport method must be able to resolve the demonstrated delivery through its own movement vocabulary. This preserves transport-method identity and prevents Supply Line performance from collapsing into whatever speedrun path the player personally can execute.</w:t>
+      </w:r>
+    </w:p>
+    <w:p>
+      <w:r>
+        <w:t xml:space="preserve">Transit Time is measured from the carrier's cargo delivery, not the player's route-authoring traversal. If the player demonstrates the intended corridor in twelve seconds and a loaded Camel resolves it in twenty-seven, the Supply Line Transit Time is twenty-seven seconds. The player demonstrated where and how delivery should be attempted; the carrier demonstrated how well that logistical method can actually perform it.</w:t>
       </w:r>
     </w:p>
     <w:p>
@@ -8102,25 +8243,17 @@
         <w:pStyle w:val="Heading3"/>
       </w:pPr>
       <w:r>
-        <w:t>6.5.3 Shared geography and unusual transport</w:t>
-      </w:r>
-    </w:p>
-    <w:p>
-      <w:r>
-        <w:t>A canal can prove player traversal for a Route and independently prove cargo transport for a Supply Line. Neither requires the other. Supply Lines need not follow horizontal walking paths. Gravity-fed delivery can legitimately establish a fast one-way line if it proves valid cargo transport; reverse transport requires separate capability.</w:t>
-      </w:r>
-    </w:p>
-    <w:p>
-      <w:r/>
-      <w:r>
-        <w:rPr>
-          <w:b/>
-          <w:color w:val="8B5A21"/>
-        </w:rPr>
-        <w:t>[PROTOTYPE]</w:t>
-      </w:r>
-      <w:r>
-        <w:t xml:space="preserve"> The handoff’s source “1000 blocks above” example expresses this vertical-transport principle, not a selected playable-map height or an approved world-height override. Actual implementation remains constrained by the chosen Minecraft world and transport system.</w:t>
+        <w:t xml:space="preserve">6.5.6 Engineered and living methods</w:t>
+      </w:r>
+    </w:p>
+    <w:p>
+      <w:r>
+        <w:t xml:space="preserve">Self-directed engineered transport and guided living carriers do not require separate Supply Line systems. Rail resolves an intended connection through existing rail topology, water through actual flow, a Camel through grounded movement, an Allay through flight and navigation, and a class-created aerial carrier through whatever movement vocabulary that class provides. The common question is whether the method can successfully resolve the intended delivery and deliver qualifying cargo to the destination; if it can, its actual successful movement provides the proof.</w:t>
+      </w:r>
+    </w:p>
+    <w:p>
+      <w:r>
+        <w:t xml:space="preserve">[OPEN] Do not yet canonize a generic penalty such as automated methods always having reduced Flow Weight. Engineered systems naturally offer a predictable vector, repeatability, potentially low establishment attention, and infrastructure that may already physically encode the path. Living and guided systems may offer route flexibility, terrain adaptation, aerial traversal, class abilities, and potentially better demonstrated Item Rate or higher authored Flow Weight. An abstract compensatory penalty may be unnecessary if the profiles already differ enough. Compare actual candidate methods before introducing a universal modifier.</w:t>
       </w:r>
     </w:p>
     <w:p>
@@ -8128,30 +8261,50 @@
         <w:pStyle w:val="Heading3"/>
       </w:pPr>
       <w:r>
-        <w:t>6.5.4 Reconciliation with earlier transfer language</w:t>
-      </w:r>
-    </w:p>
-    <w:p>
-      <w:r/>
-      <w:r>
-        <w:rPr>
-          <w:b/>
-          <w:color w:val="8B5A21"/>
-        </w:rPr>
-        <w:t>[HISTORICAL]</w:t>
-      </w:r>
-      <w:r>
-        <w:t xml:space="preserve"> The earlier uncertainty between generic gradual transfer and recognition of physical flow is narrowed by this handoff: proof establishes the rating; persistent supporting world state maintains it; represented ongoing flow need not continuously render every cargo item. Remaining accounting, revalidation, and transport-specific details stay </w:t>
-      </w:r>
-      <w:r>
-        <w:rPr>
-          <w:b/>
-          <w:color w:val="8B5A21"/>
-        </w:rPr>
-        <w:t>[OPEN]</w:t>
-      </w:r>
-      <w:r>
-        <w:t>. No mandatory Route, universal continuous ground path, or one required carrier type is introduced. Industrial Enchanter completion remains independent of recognized Supply Lines (§7.6).</w:t>
+        <w:t xml:space="preserve">6.5.7 Persistence of demonstrated capability</w:t>
+      </w:r>
+    </w:p>
+    <w:p>
+      <w:r>
+        <w:t xml:space="preserve">Once established, a Supply Line preserves the demonstrated logistical capability. The Logistics player does not repeatedly travel the route, continually recast the establishing ability, repeatedly command the same carrier, or manually perform every delivery, and is free to do other economic or combat work. Infrastructure converts demonstrated player capability into persistent world capability.</w:t>
+      </w:r>
+    </w:p>
+    <w:p>
+      <w:r>
+        <w:t xml:space="preserve">Distinguish this from a temporary buff applied to an already existing Supply Line. An effect making existing lines pulse faster for ten seconds should not permanently rewrite their Item Rate. But where an ability is itself part of the logistical method used to establish the line, the successfully demonstrated performance becomes the line's persistent performance.</w:t>
+      </w:r>
+    </w:p>
+    <w:p>
+      <w:pPr>
+        <w:pStyle w:val="Heading3"/>
+      </w:pPr>
+      <w:r>
+        <w:t xml:space="preserve">6.5.8 Relation classification, capture, and geography</w:t>
+      </w:r>
+    </w:p>
+    <w:p>
+      <w:r>
+        <w:t xml:space="preserve">Supply Lines remain relation-based infrastructure in the four-identity matrix, but not because the player explicitly selects two endpoints. The causality is delivery need and destination, then demonstrated logistical movement, then observed origin, path and performance, then a persistent delivery relationship. The destination is strategically primary; origin and path are mechanically important properties of the demonstrated capability. Revisit the classification later only if necessary.</w:t>
+      </w:r>
+    </w:p>
+    <w:p>
+      <w:r>
+        <w:t xml:space="preserve">The delivery model remains compatible with the capture and control framework. Authorship earns the establishing team its historical progression rewards; recognition exists because qualifying delivery capability was demonstrated; ongoing benefit depends on current functional access and team-relative integration. Capturing a destination does not mean the occupying team inherits the defeated team's logistical network, because a Supply Line represents a demonstrated delivery capability including its movement relationship. The occupier may need to establish its own qualifying delivery capability to that destination before the location is fully integrated into its network. This matters more for Supply Lines than for Constructs or Development world state because they are more relational.</w:t>
+      </w:r>
+    </w:p>
+    <w:p>
+      <w:r>
+        <w:t xml:space="preserve">The revised model creates a natural but non-mandatory relationship with Exploration. A good Route may improve the path available to grounded logistical carriers, and bridges, tunnels, roads, waterways and other player-created world state can affect logistical resolution. Aerial methods may value geography differently. Neither archetype should mechanically require the other, but they should cooperate naturally.</w:t>
+      </w:r>
+    </w:p>
+    <w:p>
+      <w:r>
+        <w:t xml:space="preserve">[OPEN] Long-distance Logistics still raises how a player refers to a distant destination that is not currently visible. This belongs partly to the pending Vision / Detection / Information work and to a Known or Designated Location vocabulary. A Logistics class may eventually reference a previously known destination without line of sight while arbitrary unknown coordinates cannot normally be targeted remotely. Do not build a Logistics node menu into current canon.</w:t>
+      </w:r>
+    </w:p>
+    <w:p>
+      <w:r>
+        <w:t xml:space="preserve">[OPEN] How robustly different entities can resolve a player-authored long-distance corridor with their own pathfinding is a technical question, and a datapack cannot be assumed capable of transplanting one mob's navigation onto arbitrary others. Keep the design rule as written: logistical carriers resolve a player-authored corridor according to their own movement vocabulary. Evaluate implementation compromises afterward rather than letting feasibility drive the design.</w:t>
       </w:r>
     </w:p>
     <w:p>
@@ -8816,6 +8969,42 @@
       </w:r>
     </w:p>
     <w:p>
+      <w:pPr>
+        <w:pStyle w:val="Heading2"/>
+      </w:pPr>
+      <w:r>
+        <w:t xml:space="preserve">6.15 Infrastructure benefit symmetry</w:t>
+      </w:r>
+    </w:p>
+    <w:p>
+      <w:r>
+        <w:t xml:space="preserve">Working canon. Source: [WB]. The intrinsic benefit of each recognized infrastructure type should directly improve the vocabulary of its corresponding archetype rather than acting as an arbitrary generic buff. A Development Zone improves Development within a productive place; a Route improves traversal and projection through an established corridor; a Supply Line improves delivery of resources to a strategically useful place; a Construct should improve Construction and the persistence of built world.</w:t>
+      </w:r>
+    </w:p>
+    <w:p>
+      <w:r>
+        <w:t xml:space="preserve">This rules out making a Construct's primary intrinsic effect an XP bonus for placing blocks nearby. That is progression amplification rather than an improvement to built-world capability, and it creates an undesirable feedback loop in which a Construct exists to make building near it more rewarding, which encourages building near it. The current preferred intrinsic Construct vocabulary is Structural Integrity.</w:t>
+      </w:r>
+    </w:p>
+    <w:p>
+      <w:pPr>
+        <w:pStyle w:val="Heading2"/>
+      </w:pPr>
+      <w:r>
+        <w:t xml:space="preserve">6.16 Logistics as delivery</w:t>
+      </w:r>
+    </w:p>
+    <w:p>
+      <w:r>
+        <w:t xml:space="preserve">Working canon. Source: [WB]. Logistics materially changes how items, resources, supplies, and other strategic assets are delivered and made available where they are needed. The foundational verb is delivery and availability, not connection. A connection may result from Logistics, but connection is not what defines the archetype.</w:t>
+      </w:r>
+    </w:p>
+    <w:p>
+      <w:r>
+        <w:t xml:space="preserve">This separates Logistics from Exploration more cleanly. Exploration improves how players traverse, discover, access, and project through geography. Logistics improves how resources are delivered through that geography and made available at useful destinations.</w:t>
+      </w:r>
+    </w:p>
+    <w:p>
       <w:bookmarkStart w:id="7" w:name="chapter_7"/>
       <w:pPr>
         <w:pStyle w:val="Heading1"/>
@@ -15350,6 +15539,11 @@
       </w:r>
     </w:p>
     <w:p>
+      <w:r>
+        <w:t xml:space="preserve">Structural Integrity names the current preferred intrinsic Construct benefit: added resistance to hostile destruction for qualifying Construction Blocks and narrowly defined infrastructure-relevant components. Occupation and sustainment efficiency are retained as [HISTORICAL] framings of that same unresolved slot, not as a competing current answer. Flow Weight is authored by the transport method and sets items per pulse; Item Rate is derived from demonstrated Transit Time and sets pulse frequency; the earlier Flow Rate formulation is superseded by that pair. Origin is observed evidence; Destination is strategically intentional.</w:t>
+      </w:r>
+    </w:p>
+    <w:p>
       <w:pPr>
         <w:pStyle w:val="Heading2"/>
       </w:pPr>
@@ -15940,6 +16134,11 @@
     <w:p>
       <w:r>
         <w:t xml:space="preserve">[OPEN] Further readiness dependencies identified on 10 September: the Construction Block XP premium and its interaction with anti-farming rules; the Construct intrinsic benefit and its relationship to recognized scale and Operational Area; the conditions under which a captured Construct's intrinsic benefit applies to an occupier; team-relative Route re-proof, Development Zone capture behaviour, and Supply Line re-establishment; Construct scale thresholds pending the labor and control-window modelling; late-game Construction mechanics that compress labor requirements; mid- and late-objective design that deliberately creates infrastructure development windows; and whether any formal territorial-control mechanic is needed at all, as against functional access emerging from physical play.</w:t>
+      </w:r>
+    </w:p>
+    <w:p>
+      <w:r>
+        <w:t xml:space="preserve">[OPEN] Readiness dependencies added on 11 September: Structural Integrity strength and whether mining, explosions and abilities are affected differently; a narrow definition of infrastructure-relevant block; Structural Integrity behaviour when practical control changes; the exact input for authoring a logistical corridor; qualifying cargo movement; derivation of pulse interval from Transit Time; authored Flow Weight values and whether they vary by cargo, carrier or upgrade; branching and rerouting; permitted carrier deviation from the authored corridor; failure to resolve; obstruction after establishment; interaction with Routes; capture and re-establishment; whether engineered transport needs any balancing disadvantage; long-distance destination targeting; and datapack feasibility for entity navigation.</w:t>
       </w:r>
     </w:p>
     <w:p>
@@ -18055,6 +18254,11 @@
       </w:r>
     </w:p>
     <w:p>
+      <w:r>
+        <w:t xml:space="preserve">11 September 2026: a WAMS handoff on infrastructure benefits and Logistics redefinition was integrated. Structural Integrity becomes the current preferred intrinsic Construct benefit, and the Supply Line model is reframed from origin-first endpoint selection to demonstrated destination-oriented delivery. Flow Weight and Item Rate are separated, with the earlier combined Flow Rate formulation superseded. Flow Weight, Transit Time, persistent operation, physical disruption, directionality, and team-relative integration are retained and reconciled rather than replaced.</w:t>
+      </w:r>
+    </w:p>
+    <w:p>
       <w:pPr>
         <w:pStyle w:val="Heading2"/>
       </w:pPr>
@@ -20653,6 +20857,11 @@
       </w:hyperlink>
       <w:r>
         <w:t>. This main-branch link identifies the living source; the base source snapshot above remains pinned.</w:t>
+      </w:r>
+    </w:p>
+    <w:p>
+      <w:r>
+        <w:t xml:space="preserve">[WB] WAMS Handoff: Infrastructure Benefits and Logistics / Supply Line Redefinition. 11 September 2026, working-canon handoff, supplied complete. Supersedes the origin-first Supply Line formulation and selects Structural Integrity as the preferred intrinsic Construct benefit. See docs/reconciliation/2026-09-11-logistics.md.</w:t>
       </w:r>
     </w:p>
     <w:p>

--- a/docs/manuscript/Minecraft-MOBA-Design.docx
+++ b/docs/manuscript/Minecraft-MOBA-Design.docx
@@ -10356,15 +10356,8 @@
       </w:r>
     </w:p>
     <w:p>
-      <w:r/>
-      <w:r>
-        <w:rPr>
-          <w:b/>
-        </w:rPr>
-        <w:t>Established core; numerical and classification details Open. Source: [C §4].</w:t>
-      </w:r>
-      <w:r>
-        <w:t xml:space="preserve"> Mole uses the ground for movement, information, extraction, and combat. Sand, gravel, caves, geology, and excavation opportunities are its world dependencies.</w:t>
+      <w:r>
+        <w:t xml:space="preserve">Conceptually settled. Sources: [C §4], [WC]. The world beneath and inside terrain is as navigable to Mole as its surface is to everyone else. Sand, gravel, caves, geology, and excavation opportunities are its world dependencies. Primary archetype Extraction; secondary Combat and Exploration. Logistics is not a Mole archetype.</w:t>
       </w:r>
     </w:p>
     <w:p>
@@ -10377,8 +10370,42 @@
     </w:p>
     <w:p>
       <w:r>
-        <w:t xml:space="preserve">Detects players moving on sand and gravel. Level scaling improves radius, detection rate, and location specificity. </w:t>
-      </w:r>
+        <w:t xml:space="preserve">While actively digging, Mole senses nearby sand and gravel. Excavating sand or gravel can sift or clear connected falling material substantially more effectively instead of producing normal collapse behaviour. [HISTORICAL] The earlier player-detection formulation is superseded. [OPEN] Sense radius, sift volume, relationship to vanilla falling-block behaviour, progression scaling, and Worksite interaction are undefined.</w:t>
+      </w:r>
+    </w:p>
+    <w:p>
+      <w:pPr>
+        <w:pStyle w:val="Heading3"/>
+      </w:pPr>
+      <w:r>
+        <w:t>9.3.2 Ability 1 — Tunneling</w:t>
+      </w:r>
+    </w:p>
+    <w:p>
+      <w:r>
+        <w:t>A toggled digging mode amplifies the current digging tool’s speed. Mole cannot attack or build while active. Moving into a wall automatically excavates a 1×2 player passage; shifting directs digging downward and jumping directs it upward.</w:t>
+      </w:r>
+    </w:p>
+    <w:p>
+      <w:r>
+        <w:t xml:space="preserve">Branches are Bore (increased tunnelling speed), Gallery (approximately 3×2 useful tunnels), and Dig In (substantially harder to displace while actively excavating). [HISTORICAL] The earlier Speed / Width / Stability labels are superseded. [OPEN] Amplification, tool and material compatibility, resource handling, and protection interactions require definition.</w:t>
+      </w:r>
+    </w:p>
+    <w:p>
+      <w:pPr>
+        <w:pStyle w:val="Heading3"/>
+      </w:pPr>
+      <w:r>
+        <w:t>9.3.3 Ability 2 — Drill Rush</w:t>
+      </w:r>
+    </w:p>
+    <w:p>
+      <w:r>
+        <w:t>Mole enters a wall or floor, then reactivates to emerge and deal damage in its facing direction. Armored Emergence grants major damage reduction on emergence. Undermine stuns enemies when emerging from the floor. Burrow Chain grants speed on wall exit and resets the cooldown if a new wall section is entered within a short window; otherwise the normal cooldown occurs.</w:t>
+      </w:r>
+    </w:p>
+    <w:p>
+      <w:r/>
       <w:r>
         <w:rPr>
           <w:b/>
@@ -10387,7 +10414,7 @@
         <w:t>[OPEN]</w:t>
       </w:r>
       <w:r>
-        <w:t xml:space="preserve"> Exact ranges, frequency, precision, and Worksite interaction are undefined. This is not a general ore-detection passive in the documented kit.</w:t>
+        <w:t xml:space="preserve"> Timing, range, damage, cooldown, “new section,” collision, and counterplay remain unsettled.</w:t>
       </w:r>
     </w:p>
     <w:p>
@@ -10395,18 +10422,65 @@
         <w:pStyle w:val="Heading3"/>
       </w:pPr>
       <w:r>
-        <w:t>9.3.2 Ability 1 — Tunneling</w:t>
-      </w:r>
-    </w:p>
-    <w:p>
-      <w:r>
-        <w:t>A toggled digging mode amplifies the current digging tool’s speed. Mole cannot attack or build while active. Moving into a wall automatically excavates a 1×2 player passage; shifting directs digging downward and jumping directs it upward.</w:t>
-      </w:r>
-    </w:p>
-    <w:p>
-      <w:r>
-        <w:t xml:space="preserve">Upgrade choices are Speed (significantly faster digging), Width (larger excavation radius), and Stability (negate knockback while active). </w:t>
-      </w:r>
+        <w:t>9.3.4 Ultimate — Sinkhole</w:t>
+      </w:r>
+    </w:p>
+    <w:p>
+      <w:r>
+        <w:t xml:space="preserve">Mole senses and targets an unstable natural-terrain region and incites a delayed collapse. Natural terrain only; collapse occurs downward in stages; destroyed terrain produces only partial drops; the area becomes No-Build while actively collapsing; a permanent jagged sinkhole remains. Player-authored construction survives rather than being indiscriminately erased. No ultimate upgrade branch is specified. [OPEN] Delay, staging cadence, region size, instability criteria, drop fraction, No-Build duration, and counterplay remain unresolved.</w:t>
+      </w:r>
+    </w:p>
+    <w:p>
+      <w:r>
+        <w:t>Extraction/route creation, information, bruiser/engage, and control are possible build directions, not fixed subclasses. Mining Outposts should leave enough approach and excavation work for Mole to excel while remaining usable by generic players (§7.5).</w:t>
+      </w:r>
+    </w:p>
+    <w:p>
+      <w:pPr>
+        <w:pStyle w:val="Heading2"/>
+      </w:pPr>
+      <w:r>
+        <w:t>9.4 Gardener</w:t>
+      </w:r>
+    </w:p>
+    <w:p>
+      <w:r>
+        <w:t xml:space="preserve">Conceptually settled. Sources: [C §5], [WC]. Everyone else sees vegetation primarily as things to harvest. Gardener sees a landscape of productive sources at different stages of development and is constantly deciding which ones are worth harvesting, preserving, or reinvesting into. Primary archetype Development; secondary archetypes deliberately unassigned pending descriptive evaluation. [HISTORICAL] The earlier Spread Vines / Flowerpot / Glistening Greenhouse kit, the repeated-planting passive, and the Backyard / Exotic / Generalist tendencies are superseded.</w:t>
+      </w:r>
+    </w:p>
+    <w:p>
+      <w:r>
+        <w:t xml:space="preserve">Plant Material is a stacking proc/meter, not an inventory item; at threshold it is automatically consumed to grow a Cultivar nearby. A Cultivar is a special developed plant created through Gardener's class systems, and Cultivars accelerate adjacent plant growth.</w:t>
+      </w:r>
+    </w:p>
+    <w:p>
+      <w:pPr>
+        <w:pStyle w:val="Heading3"/>
+      </w:pPr>
+      <w:r>
+        <w:t xml:space="preserve">9.4.1 Passive — Plant Material</w:t>
+      </w:r>
+    </w:p>
+    <w:p>
+      <w:r>
+        <w:t xml:space="preserve">Accumulate Plant Material. At threshold it is automatically consumed to grow the currently available Cultivar nearby, and Cultivars accelerate adjacent plant growth. [OPEN] Threshold value, accumulation rates, Cultivar placement, persistence, stacking limits, and enemy counterplay remain undefined.</w:t>
+      </w:r>
+    </w:p>
+    <w:p>
+      <w:pPr>
+        <w:pStyle w:val="Heading3"/>
+      </w:pPr>
+      <w:r>
+        <w:t xml:space="preserve">9.4.2 Ability 1 — Clip</w:t>
+      </w:r>
+    </w:p>
+    <w:p>
+      <w:r>
+        <w:t xml:space="preserve">Clip a living plant without destroying or resetting it to generate Plant Material. Growing crops are eligible; mature plants and crops provide substantially greater value. Branches are Maturity / Specimen, Proliferation / Population, and Diversity / Collection. [OPEN] Branch names are conceptual labels, not finalized titles.</w:t>
+      </w:r>
+    </w:p>
+    <w:p>
+      <w:r/>
       <w:r>
         <w:rPr>
           <w:b/>
@@ -10415,7 +10489,7 @@
         <w:t>[OPEN]</w:t>
       </w:r>
       <w:r>
-        <w:t xml:space="preserve"> Amplification, tool/material compatibility, resource handling, and protection interactions require definition. Generic Efficiency progression must be tested with the amplification rather than balanced independently.</w:t>
+        <w:t xml:space="preserve"> Values, renewability, duration, placement eligibility, and offensive behavior need specification. The traversal effect is class-specific, not universal Route progression.</w:t>
       </w:r>
     </w:p>
     <w:p>
@@ -10423,12 +10497,12 @@
         <w:pStyle w:val="Heading3"/>
       </w:pPr>
       <w:r>
-        <w:t>9.3.3 Ability 2 — Drill Rush</w:t>
-      </w:r>
-    </w:p>
-    <w:p>
-      <w:r>
-        <w:t>Mole enters a wall or floor, then reactivates to emerge and deal damage in its facing direction. Armored Emergence grants major damage reduction on emergence. Undermine stuns enemies when emerging from the floor. Burrow Chain grants speed on wall exit and resets the cooldown if a new wall section is entered within a short window; otherwise the normal cooldown occurs.</w:t>
+        <w:t xml:space="preserve">9.4.3 Ability 2 — Cultivate</w:t>
+      </w:r>
+    </w:p>
+    <w:p>
+      <w:r>
+        <w:t xml:space="preserve">Consume eligible real plant items from inventory to generate Plant Material; less efficient than Clip but converts harvested inventory back into development. The chosen branch determines the normal Cultivar: Torchflower (protection/sanctuary), Sweet Berry Bush (fortification/sustain, hostile thicket), or Giant Bamboo (expansive Development, producing empowered offspring that project growth acceleration). Empowered offspring do not recursively create further empowered generations; no exponential recursion. [OPEN] Conversion efficiency, eligible items, effect magnitudes, and the offspring cap remain unresolved.</w:t>
       </w:r>
     </w:p>
     <w:p>
@@ -10441,7 +10515,7 @@
         <w:t>[OPEN]</w:t>
       </w:r>
       <w:r>
-        <w:t xml:space="preserve"> Timing, range, damage, cooldown, “new section,” collision, and counterplay remain unsettled.</w:t>
+        <w:t xml:space="preserve"> Generation rate, area, consumption, charges, persistence, and effect values are unresolved.</w:t>
       </w:r>
     </w:p>
     <w:p>
@@ -10449,145 +10523,12 @@
         <w:pStyle w:val="Heading3"/>
       </w:pPr>
       <w:r>
-        <w:t>9.3.4 Ultimate — Sinkhole</w:t>
-      </w:r>
-    </w:p>
-    <w:p>
-      <w:r>
-        <w:t xml:space="preserve">After a delay, a massive hole opens in targeted ground. Block destruction is real and persistent; enemies inside cannot build for several seconds. No ultimate upgrade branch is currently specified. </w:t>
-      </w:r>
-      <w:r>
-        <w:rPr>
-          <w:b/>
-          <w:color w:val="8B5A21"/>
-        </w:rPr>
-        <w:t>[OPEN]</w:t>
-      </w:r>
-      <w:r>
-        <w:t xml:space="preserve"> Size, delay, build-prevention duration, protected terrain, and counterplay remain unresolved.</w:t>
-      </w:r>
-    </w:p>
-    <w:p>
-      <w:r>
-        <w:t>Extraction/route creation, information, bruiser/engage, and control are possible build directions, not fixed subclasses. Mining Outposts should leave enough approach and excavation work for Mole to excel while remaining usable by generic players (§7.5).</w:t>
-      </w:r>
-    </w:p>
-    <w:p>
-      <w:pPr>
-        <w:pStyle w:val="Heading2"/>
-      </w:pPr>
-      <w:r>
-        <w:t>9.4 Gardener</w:t>
-      </w:r>
-    </w:p>
-    <w:p>
-      <w:r/>
-      <w:r>
-        <w:rPr>
-          <w:b/>
-        </w:rPr>
-        <w:t>Established core; Working upgrade themes. Source: [C §5].</w:t>
-      </w:r>
-      <w:r>
-        <w:t xml:space="preserve"> Gardener cultivates plants that turn places into useful environments for allies. Its Development identity combines renewable productivity with ecological and traversal utility. Backyard and Exotic are thematic tendencies alongside generalist choices, not exclusive subclasses.</w:t>
-      </w:r>
-    </w:p>
-    <w:p>
-      <w:pPr>
-        <w:pStyle w:val="Heading3"/>
-      </w:pPr>
-      <w:r>
-        <w:t>9.4.1 Passive — name unresolved</w:t>
-      </w:r>
-    </w:p>
-    <w:p>
-      <w:r>
-        <w:t xml:space="preserve">Repeatedly planting the same plant increases that plant’s growth speed. </w:t>
-      </w:r>
-      <w:r>
-        <w:rPr>
-          <w:b/>
-          <w:color w:val="8B5A21"/>
-        </w:rPr>
-        <w:t>[OPEN]</w:t>
-      </w:r>
-      <w:r>
-        <w:t xml:space="preserve"> What counts as the same plant, tracking scope, scaling, and cap remain undefined.</w:t>
-      </w:r>
-    </w:p>
-    <w:p>
-      <w:pPr>
-        <w:pStyle w:val="Heading3"/>
-      </w:pPr>
-      <w:r>
-        <w:t>9.4.2 Ability 1 — Spread Vines</w:t>
-      </w:r>
-    </w:p>
-    <w:p>
-      <w:r>
-        <w:t>Grow a vine on a targeted block. Grapevines / Backyard creates renewable vines allies can interact with to restore Hunger. Jungle Vines / Exotic gives allies Jump Boost and Speed after climbing. The unnamed offensive upgrade damages enemies over time while they climb.</w:t>
-      </w:r>
-    </w:p>
-    <w:p>
-      <w:r/>
-      <w:r>
-        <w:rPr>
-          <w:b/>
-          <w:color w:val="8B5A21"/>
-        </w:rPr>
-        <w:t>[OPEN]</w:t>
-      </w:r>
-      <w:r>
-        <w:t xml:space="preserve"> Values, renewability, duration, placement eligibility, and offensive behavior need specification. The traversal effect is class-specific, not universal Route progression.</w:t>
-      </w:r>
-    </w:p>
-    <w:p>
-      <w:pPr>
-        <w:pStyle w:val="Heading3"/>
-      </w:pPr>
-      <w:r>
-        <w:t>9.4.3 Ability 2 — Flowerpot</w:t>
-      </w:r>
-    </w:p>
-    <w:p>
-      <w:r>
-        <w:t>Periodically summons flowers in a targeted area. Teammates interact with and consume them for a small regeneration benefit. Double Bushes / Backyard extends regeneration; Torchflowers / Exotic grants Night Vision and Absorption; the generalist option adds charges.</w:t>
-      </w:r>
-    </w:p>
-    <w:p>
-      <w:r/>
-      <w:r>
-        <w:rPr>
-          <w:b/>
-          <w:color w:val="8B5A21"/>
-        </w:rPr>
-        <w:t>[OPEN]</w:t>
-      </w:r>
-      <w:r>
-        <w:t xml:space="preserve"> Generation rate, area, consumption, charges, persistence, and effect values are unresolved.</w:t>
-      </w:r>
-    </w:p>
-    <w:p>
-      <w:pPr>
-        <w:pStyle w:val="Heading3"/>
-      </w:pPr>
-      <w:r>
-        <w:t>9.4.4 Ultimate — Glistening Greenhouse</w:t>
-      </w:r>
-    </w:p>
-    <w:p>
-      <w:r>
-        <w:t xml:space="preserve">Turns nearby space into a greenhouse. Allies receive periodic Instant Health while near allied plants inside it. </w:t>
-      </w:r>
-      <w:r>
-        <w:rPr>
-          <w:b/>
-          <w:color w:val="8B5A21"/>
-        </w:rPr>
-        <w:t>[OPEN]</w:t>
-      </w:r>
-      <w:r>
-        <w:t xml:space="preserve"> Duration, area, healing rate, plant persistence, and counterplay are undefined.</w:t>
+        <w:t xml:space="preserve">9.4.4 Ultimate — Grafter's Handbook</w:t>
+      </w:r>
+    </w:p>
+    <w:p>
+      <w:r>
+        <w:t xml:space="preserve">At the appropriate progression point, currently Level 15 in design discussion, activation allows Gardener to grow both of the other upgraded Cultivar forms sequentially, one at a time. This is not a respec or cycling system; it represents mastery over the other Cultivar forms. [HISTORICAL] Glistening Greenhouse is superseded. [OPEN] Unlock level, sequencing, duration, and persistence after the ultimate ends remain unresolved.</w:t>
       </w:r>
     </w:p>
     <w:p>
@@ -10631,6 +10572,11 @@
     <w:p>
       <w:r>
         <w:t>Iron is more expensive/less efficient to form, with extra Health and attack knockback. Snow uses slowing ranged projectiles. Copper is cheaper/more efficient, smaller and faster, can wield different weapons, and is best at intentional block destruction and collection. Other golems can incidentally destroy and collect blocks.</w:t>
+      </w:r>
+    </w:p>
+    <w:p>
+      <w:r>
+        <w:t xml:space="preserve">Copper golems should behave as cheap worker drones outside combat and as swarm/harass/scatter units in combat. The core command principle is that the player chooses intent while the golem type determines execution; commands under consideration include Follow, Combat, Work, and Rally/Guard. [OPEN] The Wither Golem ultimate and generic Construction progression retain their existing questions.</w:t>
       </w:r>
     </w:p>
     <w:p>
@@ -11039,7 +10985,7 @@
     </w:p>
     <w:p>
       <w:r>
-        <w:t>Temporarily upgrades armor/tools to Diamond, then reverts them. Current overdrive bonuses are knockback resistance and movement speed. It should not inject a permanent free Diamond set into the economy.</w:t>
+        <w:t xml:space="preserve">Temporarily upgrades armor/tools to Diamond, then reverts them. Current overdrive bonuses are knockback resistance and movement speed, with upgraded escalation including a Notch Apple and an Ender Crystal. It should not inject a permanent free Diamond set into the economy.</w:t>
       </w:r>
     </w:p>
     <w:p>
@@ -11090,17 +11036,7 @@
     </w:p>
     <w:p>
       <w:r>
-        <w:t xml:space="preserve">Merchant’s hook is discovering, developing, exploiting, and connecting villages and economic locations. Star Trading grants bonus XP as villagers advance through trade levels, with a major Master reward. Ability 1 and Ability 2 are unresolved. Silk Road grants speed along nearby established routes and, on reaching the endpoint, allows allied enchantments and potion effects to be transmitted along the route. </w:t>
-      </w:r>
-      <w:r>
-        <w:rPr>
-          <w:b/>
-          <w:color w:val="8B5A21"/>
-        </w:rPr>
-        <w:t>[OPEN]</w:t>
-      </w:r>
-      <w:r>
-        <w:t xml:space="preserve"> Range, eligible effects, recipients, duration, trade attribution, and the meaning of route are unspecified. It does not settle generic effect distribution or Supply Lines.</w:t>
+        <w:t xml:space="preserve">[HISTORICAL] This earlier Merchant draft is superseded by the active design in §9.11. It framed the hook as discovering, developing, exploiting and connecting villages and economic locations, with a Star Trading passive granting bonus XP as villagers advanced through trade levels, and a Silk Road ultimate granting speed along established routes and transmitting allied enchantments and potion effects along the route. The name Silk Road survives as an alternative title for Procession; the route-effect-transmission mechanic does not.</w:t>
       </w:r>
     </w:p>
     <w:p>
@@ -12188,6 +12124,163 @@
     <w:p>
       <w:r>
         <w:t xml:space="preserve">This creates a real decision when preferred Construction Blocks are unavailable. Building immediately from ordinary or improvised material brings the structure online sooner and keeps the Construct valid while sacrificing the Construction Block progression premium; spending time obtaining and preparing Construction Blocks delays the structure but is more progression-efficient; coordinating with Extraction, Logistics, or Production lets those archetypes support the material chain while Construction spends more labor actually constructing. The correct choice should vary with strategic pressure rather than having a universally optimal answer. Construction Blocks are defined in §5.10.</w:t>
+      </w:r>
+    </w:p>
+    <w:p>
+      <w:pPr>
+        <w:pStyle w:val="Heading2"/>
+      </w:pPr>
+      <w:r>
+        <w:t xml:space="preserve">9.11 Merchant — active design</w:t>
+      </w:r>
+    </w:p>
+    <w:p>
+      <w:r>
+        <w:t xml:space="preserve">**ACTIVE DESIGN — not settled.** Merchant is the current active class-design subject. Structure below is recorded at the confidence level it actually holds: strong current structure, [FAINT CAUTION] for mechanics worth preserving but not conceptually settled, and [OPEN] for unresolved implementation, balance, or system questions.
+Emergent archetype: **Production**. Archetypes are descriptive, not generative — do not assign Logistics, Exploration, or others until the finished behaviour is evaluated.</w:t>
+      </w:r>
+    </w:p>
+    <w:p>
+      <w:r>
+        <w:t xml:space="preserve">Core fantasy. A fabulously wealthy travelling benefactor and opportunist whose economic success becomes spectacle. The presentation is fairytale and lavish: showering villagers with money, gaudy fanfare, pomp, patronage, prosperity, an entourage, procession, finery, and royal treatment.
+Merchant is feast-or-famine, potentially enormous in both economic and combat utility, and an aloof, unserious, largely self-serving aristocrat. Merchant helps the team because the team happens to benefit from Merchant getting disgustingly rich.
+Progression fantasy: a poor Merchant still has to get a job — farm, cut wood, gather requested resources, walk normally, personally craft. A successful Merchant increasingly escapes ordinary labour through capital and employees.</w:t>
+      </w:r>
+    </w:p>
+    <w:p>
+      <w:r>
+        <w:t xml:space="preserve">Economic model. **Reputation** determines commercial relationship and willingness to work. Hiring should specifically require sufficient Trading Reputation / commercial relationship rather than merely any positive vanilla Reputation, and continued willingness to Work may depend on sufficiently positive overall Reputation. This lets curing and gratitude differ from actually establishing a business relationship, and means Swindle can eventually damage an employee relationship. [OPEN] Exact thresholds and vanilla-gossip implementation.
+**Mastery** is the villager's vanilla-style progression: Novice, Apprentice, Journeyman, Expert, Master. Mastery determines productive capability and later Procession strength. Work itself advances Mastery.
+**Payroll** is the Emerald cost/obligation of employed villagers. It is not a new currency.
+**Employment**: sufficient commercial Reputation makes a villager willing to Work; Merchant then hires them onto Payroll. Do not automatically force every eligible villager onto Payroll. [OPEN] Firing/rehiring anti-exploit behaviour.
+**Retinue** is the subset of employed workers physically mobilized around Merchant. Workforce is not the same as Retinue.</w:t>
+      </w:r>
+    </w:p>
+    <w:p>
+      <w:r>
+        <w:t xml:space="preserve">Passive — Work. Villagers with sufficient commercial Trading Reputation toward Merchant become willing to Work for Emeralds. Merchant may employ willing villagers, placing them on Payroll. Performing Work advances Mastery, and higher Mastery makes Work more capable and materially efficient.
+Work is a **Production** system: resources plus Emerald labour cost produce products. Merchant supplies the actual resources; workers do **not** generate missing raw resources.
+Work is **not** profession-specific. Villager professions remain important to their ordinary vanilla trading relationships, but Work itself should use a universal paid-production abstraction.
+Preferred interaction model: avoid a bespoke Merchant production UI or specialized input family if possible. Work should occur periodically and automatically from eligible supplied materials. Some RNG is acceptable and may be desirable. Available materials constrain the possible output pool — Primary Materials, Construction Blocks, and secondary materials — and the worker selects a valid vanilla-grounded transformation within their Mastery and Production Reach.
+Initial obvious output families are equipment and processed/construction products. Do not permanently define Work as only tools and blocks; specialized products may later expand the vocabulary. Use vanilla recipes and transformations as the authoritative semantic vocabulary rather than mathematically inferring every possible product from arbitrary material categories.
+Output RNG principle: uncertainty may determine **which** useful valid production occurs, while the system remains legible through the materials Merchant supplies.</w:t>
+      </w:r>
+    </w:p>
+    <w:p>
+      <w:r>
+        <w:t xml:space="preserve">Mastery and the production curve. Work is **not** required to be economically superior at low Mastery. Poor employees may genuinely lose Merchant material. Mastery can provide a continuous production-efficiency curve rather than requiring a new mechanic at every tier.
+| Mastery | Approximate conceptual behaviour |
+| --- | --- |
+| Novice | Potentially actively wasteful; may consume more material than equivalent ordinary crafting |
+| Apprentice | Likely the realistic floor of Merchant employment, because the trading needed to establish a commercial relationship may already advance many villagers past Novice. Still inefficient or near-ordinary |
+| Journeyman | Production becomes genuinely efficient |
+| Expert | Meaningful preserved inputs, leftovers, or surplus |
+| Master | Exceptional material utilization: primary craft, useful leftover material, and potentially additional secondary products from the same budget |
+[OPEN] Tier breakpoints are not finalized. Do not spend equal design budget forcing Novice to matter; Novice employment may be a legitimate but uncommon edge case.
+Mastery has two related dimensions. **Production Reach** is what transformations the worker can perform; **Production Efficiency** is how effectively they convert the supplied material budget. Production Reach should represent productive sophistication, depth, and complexity — not simply Novice equals wood and Master equals diamond. [OPEN] The exact Production Reach model.</w:t>
+      </w:r>
+    </w:p>
+    <w:p>
+      <w:r>
+        <w:t xml:space="preserve">Emerald substitution. [FAINT CAUTION] Merchant may substitute an intentionally **exorbitant** quantity of Emeralds for some or all goods requested by a villager in a trade.
+A poor Merchant must satisfy trade requests normally. An extremely rich Merchant increasingly decides whether acquiring a requested material is worth their time or whether to throw money at the problem. The exchange rate must be intentionally bad, and this should not make trading obsolete — trading remains important for commercial relationships and Reputation, villager progression, liquidity, Swindle opportunities, and workforce development.
+Emerald substitution competes with Payroll for the same liquid capital. [OPEN] Placement in the passive or another system is unresolved.</w:t>
+      </w:r>
+    </w:p>
+    <w:p>
+      <w:r>
+        <w:t xml:space="preserve">Ability 1 — Swindle. After trading with a villager, Merchant can strike them to Swindle them, converting or sacrificing some Reputation for bonus Emerald value from the completed trade. Once per villager per restock cycle; the villager is marked Swindled until a successful restock.
+The economic tension is that Emeralds are liquid capital and Reputation is social/commercial capital: Merchant can finance their economy by damaging the relationships that allow the economy to exist.</w:t>
+      </w:r>
+    </w:p>
+    <w:p>
+      <w:r>
+        <w:t xml:space="preserve">**Invisible Hand** — strong, near-settled. Swindling one eligible villager also Swindles other qualifying nearby villagers without physically hitting them, extracting bonus Emerald value from each while concentrating Reputation loss onto the struck villager. Nearby villagers must independently be eligible, traded, and not already Swindled.
+**Credit Line** — [FAINT CAUTION] Commercial leverage. The intended question is whether Merchant can consume future relationship value now for immediate liquidity and convert that liquidity into enough acceleration before the exhausted relationship matters again. Exact mechanic **not locked**.
+**Community Chest** — [FAINT CAUTION] Economic circulation and distributed value. The intended question is whether Merchant can keep enough value circulating through Work and commerce that redistribution beats retaining personal liquidity. Exact mechanic **not locked**.
+Branch principle: every branch should be an economically irresponsible business model that becomes brilliant if Merchant correctly understands the economy they built. The failure state is "I built my business model around an economy that doesn't exist."</w:t>
+      </w:r>
+    </w:p>
+    <w:p>
+      <w:r>
+        <w:t xml:space="preserve">Ability 2 — Retinue. Nearby employed workers respond to Merchant and accompany or follow them. Retinue mobilizes the existing workforce; it does not independently create employees.
+Because Work has evolved away from profession-specific resource gathering, any older Retinue text assuming workers simply gather profession-specific materials should be re-evaluated.</w:t>
+      </w:r>
+    </w:p>
+    <w:p>
+      <w:r>
+        <w:t xml:space="preserve">**Seize the Means** — [FAINT CAUTION / STRONG] Retinue sacrifices or pauses ordinary productive Work to target a designated area and **disable** enemy workstations and infrastructure — disable, not necessarily destroy. This naturally creates Splitpusher, Dismantler, Siege, and Disruptor behaviour if retained.
+**Toll Patrol** — [FAINT CAUTION / STRONG] Retinue patrols and operates around Merchant in contested space. Ordinary productive Work is sacrificed or paused. Enemy presence and activity offset Payroll rather than directly generating arbitrary Emeralds.
+**Overtime** — [FAINT CAUTION] Pay more or intensify labour to accelerate ordinary Work and/or Mastery. This is the **weakest** current branch concept and still needs to prove it creates a distinct playstyle rather than merely numbers going up.</w:t>
+      </w:r>
+    </w:p>
+    <w:p>
+      <w:r>
+        <w:t xml:space="preserve">Ultimate — Procession / Silk Road. Merchant begins a moving procession in a chosen direction or toward a destination with nearby Retinue workers. Merchant leads by remaining within the procession radius and continuing to finance the workers. If Merchant abandons the procession or cannot meet its Emerald/Payroll requirement, the ultimate ends.
+Do **not** force Supply Line or Route clauses into the ability; infrastructure interaction should occur naturally through generic WAMS rules where appropriate.
+Retinue size and Mastery directly determine power. **Retinue size** determines Work proc frequency and cadence. **Mastery** determines the cumulative Procession Work package:
+| Mastery | Cumulative package |
+| --- | --- |
+| Novice | I |
+| Apprentice | I + II |
+| Journeyman | I + II + III |
+| Expert | I–IV |
+| Master | I–V |
+This cumulative structure is intentional. Current candidate effects are I Saturation, II Speed, III Regeneration, IV Absorption, V Instant Damage AoE.
+[FAINT CAUTION] The exact effect lineup is not settled. Instant Damage is not conceptually forbidden; the primary balance concern is proc frequency with many Master workers.
+Procession should probably represent **maximum expenditure** rather than discounted Work: workers stop running Merchant's ordinary economy and redirect their productive capacity into the procession. The fed-state payoff scales accordingly — a small low-Mastery workforce gives a modest procession, a large low-Mastery workforce frequent weaker Work, a small elite workforce infrequent but powerful Work, and a large Master workforce a deliberately obscene feast-state payoff.</w:t>
+      </w:r>
+    </w:p>
+    <w:p>
+      <w:pPr>
+        <w:pStyle w:val="Heading2"/>
+      </w:pPr>
+      <w:r>
+        <w:t xml:space="preserve">9.12 Unsettled class drafts</w:t>
+      </w:r>
+    </w:p>
+    <w:p>
+      <w:r>
+        <w:t xml:space="preserve">Preserved as drafts, not settled classes. Missing slots are missing design, not gaps to fill by invention.</w:t>
+      </w:r>
+    </w:p>
+    <w:p>
+      <w:r>
+        <w:t xml:space="preserve">Skeleton Crew. **Draft — not settled.** Likely emergent archetypes are Logistics and Combat, but these should be re-evaluated after completion.
+Core rule: hostile undead become logistical labour.
+**Passive — Undead Affinity.** Zombies and Skeletons become compatible with the class and largely non-hostile, per the current draft.
+**Ability 1.** An empowered interaction or attack against Zombies and Skeletons banks the mob. Arise raises the banked crew. Raised crew can be sent toward a destination, physically pick up dropped items, use actual inventories and cargo, and be redirected; killing or dismissing them spills cargo.
+**Ability 2.** Set crew ablaze for dramatically increased speed and combat effectiveness, at the cost of continuous HP loss and risk of cargo spill.
+**Ultimate — Getting A-Head.** A Headless Horseman leads the horde. An alternative under consideration has the player ride the horse while the Horseman independently fights.
+Missing conceptual slots: A1 branches, A2 branches, exact command structure, Horseman resolution, and possible simplification of A1 complexity.</w:t>
+      </w:r>
+    </w:p>
+    <w:p>
+      <w:r>
+        <w:t xml:space="preserve">Waxer. **Draft — not settled.** Primary Production; Combat currently plausible.
+Core rule: Honeycomb can be repeatedly invested into existing products to preserve them against change; enough preservation becomes obstruction.
+**Passive — Waxed Recipes.** Fill otherwise-empty crafting slots with Honeycomb to produce a Waxed version or output.
+**Ability 1 — Wax-On.** Apply Waxed stacks to existing objects. Enough Wax on interactive blocks makes them Sealed; Sealed blocks cannot normally change or use their interactive state. The first Wax application to damaged unwaxed equipment restores durability. Branch concepts: **Amber** (faster or stronger sealing), **Restorative** (stronger initial restoration), **Sticky** (interaction with Waxed armour can punish attackers, for example Mining Fatigue while consuming Wax).
+**Ability 2 — Wax-Off.** A thrown Honey Solution. The base ability needs to provide a repeatable route to Honeycomb acquisition. Branch seeds — **Enzymatic**, **Preserving**, **Floral** — are not equally developed and remain draft.
+**Ultimate — Amber.** Complete preservation and stasis; delivery mechanism unresolved.
+[OPEN] The earlier Seal proposal, eligibility, application, protection consumption, visible counterplay, ordinary removal, and implementation feasibility remain undeveloped. Do not create a global enemy-block-immunity rule merely to make Waxer work.</w:t>
+      </w:r>
+    </w:p>
+    <w:p>
+      <w:r>
+        <w:t xml:space="preserve">Lightfooted. **Draft — substantially incomplete.** Primary Exploration currently plausible; Combat and Development consequences possible but not finalized.
+Core area: animal traversal, animal following, and movement/combat interactions.
+**Passive — Rabbit's Foot.** Massively reduced fall damage. Lured or following animals share movement and following benefits.
+**Ability 1 — Lunge.** Leap toward the cursor and deal damage. Known branches: **Swarming Bite** (wolf count affects or reduces cooldown) and **Thieving Swipe** (charge recovery / offhand disruption concept).
+Missing conceptual slots: the third A1 branch, Ability 2 entirely, the A2 branch tree, and the ultimate. These gaps are missing design, not invitations to invent.</w:t>
+      </w:r>
+    </w:p>
+    <w:p>
+      <w:r>
+        <w:t xml:space="preserve">Daredevil. **Draft — substantially incomplete.** Primary Exploration currently plausible; Extraction and Combat only tentative consequences.
+**Passive — Skydiver.** Remaining airborne for more than one second grants extreme Speed while airborne. Traversal and routes created while Skydiving interact with this movement concept according to existing global infrastructure rules.
+**Ability 1 — Runway.** Requires speed and momentum. Converts forward momentum into forward or upward traversal and updraft, and negates fall damage. Branches: **Cannon Jump** (TNT-assisted boost), **Trampoline** (slime-based impacts and bouncing), **Mach Headbutt** (high-speed knockback collision).
+Missing conceptual slots: Ability 2 entirely, the A2 branch tree, and the ultimate. Do not invent them.</w:t>
       </w:r>
     </w:p>
     <w:p>
@@ -20857,6 +20950,11 @@
       </w:hyperlink>
       <w:r>
         <w:t>. This main-branch link identifies the living source; the base source snapshot above remains pinned.</w:t>
+      </w:r>
+    </w:p>
+    <w:p>
+      <w:r>
+        <w:t xml:space="preserve">[WC] Class Documentation Handoff. 11 September 2026. Settles Mole and Gardener, records Merchant as active design, and preserves Skeleton Crew, Waxer, Lightfooted and Daredevil as drafts. Supersedes the earlier Gardener kit, Mole passive and Tunneling branches, and the Star Trading / route-effect Merchant. See docs/reconciliation/2026-09-11-classes.md.</w:t>
       </w:r>
     </w:p>
     <w:p>

--- a/docs/manuscript/Minecraft-MOBA-Design.docx
+++ b/docs/manuscript/Minecraft-MOBA-Design.docx
@@ -9005,6 +9005,262 @@
       </w:r>
     </w:p>
     <w:p>
+      <w:pPr>
+        <w:pStyle w:val="Heading2"/>
+      </w:pPr>
+      <w:r>
+        <w:t xml:space="preserve">6.17 Designation and evidence</w:t>
+      </w:r>
+    </w:p>
+    <w:p>
+      <w:r>
+        <w:t xml:space="preserve">Working canon. Source: [WC]. Infrastructure Mode is not responsible for inferring arbitrary infrastructure from the world. It allows a player to **designate Minecraft-native evidence** of infrastructure, and the system then recognizes and extrapolates infrastructure properties from that evidence. This produces different recognition grammars for the four systems rather than forcing all of them through one submission mechanic.</w:t>
+      </w:r>
+    </w:p>
+    <w:p>
+      <w:r>
+        <w:t xml:space="preserve">Infrastructure is the systemic recognition, automation, and amplification of behaviour that already exists in Minecraft or through the player's class. Archetype membership does not by itself grant recognized infrastructure, and ordinary Construction, Development, Exploration and Logistics behaviour remains available before recognition is unlocked. The chain remains player action, demonstrated capability, persistent world capability.</w:t>
+      </w:r>
+    </w:p>
+    <w:p>
+      <w:pPr>
+        <w:pStyle w:val="Heading3"/>
+      </w:pPr>
+      <w:r>
+        <w:t xml:space="preserve">6.17.1 Place and connection infrastructure</w:t>
+      </w:r>
+    </w:p>
+    <w:p>
+      <w:r>
+        <w:t xml:space="preserve">The four systems divide into two structural categories, and this should be embraced rather than normalized away. **Place infrastructure** covers Constructs and Development Zones; **connection infrastructure** covers Routes and Supply Lines. Place infrastructure asks what Minecraft evidence establishes that an area is meaningfully built or developed. Connection infrastructure asks what Minecraft objects establish the endpoints and what player behaviour demonstrates the connection between them.</w:t>
+      </w:r>
+    </w:p>
+    <w:p>
+      <w:r>
+        <w:t xml:space="preserve">In each system's own voice: a Construct says these authored blocks constitute one useful place; a Development Zone says these renewable productive resources constitute one productive place; a Route says these two marked places are meaningfully traversable; a Supply Line says resources can meaningfully move between these two storage nodes. Place and connection map onto the existing extent and relation axis in the four-identity table; they are an organizing frame for that axis, not a replacement for it.</w:t>
+      </w:r>
+    </w:p>
+    <w:p>
+      <w:pPr>
+        <w:pStyle w:val="Heading3"/>
+      </w:pPr>
+      <w:r>
+        <w:t xml:space="preserve">6.17.2 Archetype-native anchors</w:t>
+      </w:r>
+    </w:p>
+    <w:p>
+      <w:r>
+        <w:t xml:space="preserve">Exploration anchors on Banners and recognizes a Route; Logistics anchors on Copper Chests and recognizes a Supply Line; Construction anchors on Construction Blocks and recognizes a Construct; Development anchors on developable resources and populations and recognizes a Development Zone.</w:t>
+      </w:r>
+    </w:p>
+    <w:p>
+      <w:r>
+        <w:t xml:space="preserve">Each archetype perceives a particular ordinary Minecraft object as the anchor or raw material of its infrastructure. This keeps infrastructure legible in the world and requires participation in the ordinary resource economy: an archetype does not merely press an infrastructure button, it needs the Minecraft things through which its infrastructure exists.</w:t>
+      </w:r>
+    </w:p>
+    <w:p>
+      <w:r>
+        <w:t xml:space="preserve">It also gives ordinary resources new economic significance without inventing currencies. Banners create relevance for sheep, wool, dyes and banner crafting, and already semantically communicate a marked or important location. Copper Chests make a logistics node visible to allies and enemies alike: an ordinary chest says items are stored here, while a Copper Chest says this storage participates in Logistics infrastructure and is a possible disruption target.</w:t>
+      </w:r>
+    </w:p>
+    <w:p>
+      <w:pPr>
+        <w:pStyle w:val="Heading2"/>
+      </w:pPr>
+      <w:r>
+        <w:t xml:space="preserve">6.18 Designating a Construct</w:t>
+      </w:r>
+    </w:p>
+    <w:p>
+      <w:r>
+        <w:t xml:space="preserve">Working. Source: [WC]. Construction uses Construction Blocks as its own infrastructure evidence. The grammar is to enter Infrastructure Mode, designate qualifying authored Construction Blocks or a bounded region containing them, have those materials recognized as belonging to a Construct, optionally designate further nearby regions or components, and let the system evaluate the aggregate recognized build.</w:t>
+      </w:r>
+    </w:p>
+    <w:p>
+      <w:r>
+        <w:t xml:space="preserve">The system does not need to decide whether something is objectively a house, a fortress or a bridge; that is fuzzy and unnecessary. The player declares that these authored blocks are one Construct, and the system evaluates objective properties of that declaration: block investment or mass, spatial extent, and possibly internal coherence, meaning how spatially separated the selected regions are. Coherence may remain an internal validation concept rather than a visible player statistic.</w:t>
+      </w:r>
+    </w:p>
+    <w:p>
+      <w:r>
+        <w:t xml:space="preserve">The core relationship is that more legitimate constructed material allows a player to claim and support more operational space. Insufficient block investment should constrain maximum legitimate extent, which prevents placing four blocks at four distant corners and claiming an enormous fortress area. Conversely, many blocks in a compact region can represent a dense high-investment Construct without requiring a large operational footprint.</w:t>
+      </w:r>
+    </w:p>
+    <w:p>
+      <w:r>
+        <w:t xml:space="preserve">Repeated region selection is preferable to requiring one mathematically contiguous mass, because legitimate Minecraft structures routinely contain gaps, air, separate walls, fence components, bridge supports, nearby defensive works, vertical separation and disconnected authored components. [OPEN] Exact region-selection representation is unresolved. Prefer player-assisted bounded selection over automatic recursive flood-fill of arbitrary world construction; do not continuously ask the implementation to infer enormous connected structures.</w:t>
+      </w:r>
+    </w:p>
+    <w:p>
+      <w:pPr>
+        <w:pStyle w:val="Heading2"/>
+      </w:pPr>
+      <w:r>
+        <w:t xml:space="preserve">6.19 Development Weight and dynamic capacity</w:t>
+      </w:r>
+    </w:p>
+    <w:p>
+      <w:r>
+        <w:t xml:space="preserve">Working. Source: [WC]. Development Zones are the simplest place infrastructure. The player enters Infrastructure Mode, designates something recognized as developable, and the system recognizes and evaluates the surrounding qualifying productive region. Further nearby developmental components may be added to the same zone. Developable evidence may include crops, trees and saplings, livestock, bees and hives, and other renewable productive Minecraft systems.</w:t>
+      </w:r>
+    </w:p>
+    <w:p>
+      <w:r>
+        <w:t xml:space="preserve">Raw counts cannot be compared across developmental types: ten wheat blocks, ten cows and ten saplings are not equivalent. An internal **Development Weight** normalizes productive value per recognized resource type, with Development Capacity conceptually the sum of qualifying weights. [OPEN] Exact weights are unresolved. As with Constructs, spatial extent and density matter, so that productive investment must justify operational area and one cow at each corner of an enormous field does not produce an enormous zone.</w:t>
+      </w:r>
+    </w:p>
+    <w:p>
+      <w:r>
+        <w:t xml:space="preserve">Block-based and entity-based development should not use identical normalization. Qualifying resource blocks can be counted with density and area limits preventing pathological layouts. Raw population count is dangerous on its own: a hundred cows crammed into a single block should not read as vastly greater legitimate Development than a functioning pasture. Population, occupied viable area, and a local density ceiling or diminishing return are candidate factors. [OPEN] Exact formula unresolved. Mixed zones combining crops, livestock, bees and trees should be allowed to constitute one productive area rather than four unrelated zones.</w:t>
+      </w:r>
+    </w:p>
+    <w:p>
+      <w:r>
+        <w:t xml:space="preserve">Unlike a Construct, a Development Zone should be periodically re-evaluated. A Construct derives legitimacy primarily from authored construction that exists; a Development Zone derives it from productive resources and populations that continue to exist and develop. If livestock disappear, crops are destroyed, hives vanish or productive area collapses, Development Capacity should be able to fall. This is preferable to permanently certifying a zone based on whatever was present at the moment of designation. [OPEN] Recalculation frequency unresolved.</w:t>
+      </w:r>
+    </w:p>
+    <w:p>
+      <w:pPr>
+        <w:pStyle w:val="Heading2"/>
+      </w:pPr>
+      <w:r>
+        <w:t xml:space="preserve">6.20 Banner endpoints</w:t>
+      </w:r>
+    </w:p>
+    <w:p>
+      <w:r>
+        <w:t xml:space="preserve">Working. Source: [WC]. Banners become Exploration's infrastructure anchor. The establishment grammar is to place or find Banner A, enter Infrastructure Mode and designate it as an endpoint, travel to another location, place or find Banner B, and designate it as the other endpoint, after which the system recognizes and evaluates the demonstrated connection. The Banner says this location matters; the player's traversal says a viable connection between these locations has been demonstrated.</w:t>
+      </w:r>
+    </w:p>
+    <w:p>
+      <w:r>
+        <w:t xml:space="preserve">The persistent Route need not be defined as an exact block-by-block replay of the player's recorded footsteps. The endpoints are the durable semantic identity of the Route; the demonstrated traversal is evidence used to establish and evaluate it. This gives Exploration an internal resource requirement, so it is no longer only about finding interesting things but also about provisioning itself to create navigational infrastructure. [OPEN] Whether Routes are inherently bidirectional, how much demonstrated path geometry is retained, how Route effect is calculated, whether alternate demonstrations can improve an existing Route, and the exact designate input all remain unresolved.</w:t>
+      </w:r>
+    </w:p>
+    <w:p>
+      <w:pPr>
+        <w:pStyle w:val="Heading2"/>
+      </w:pPr>
+      <w:r>
+        <w:t xml:space="preserve">6.21 Copper Chest anchors and Supply Line execution</w:t>
+      </w:r>
+    </w:p>
+    <w:p>
+      <w:r>
+        <w:t xml:space="preserve">Working. Source: [WC]. Supply Lines use **Copper Chests** as their infrastructure anchors rather than generic storage. This is primarily a legibility decision and should read to both allies and enemies: seeing an enemy Copper Chest should immediately communicate a strategically significant logistics node, a possible Supply Line endpoint, and a possible disruption or denial target.</w:t>
+      </w:r>
+    </w:p>
+    <w:p>
+      <w:r>
+        <w:t xml:space="preserve">[CONFLICT] The proposed grammar — enter Infrastructure Mode, designate Copper Chest A as Source, demonstrate resource movement, designate Copper Chest B as Destination — partially reinstates explicit source designation, which the 11 September handoff superseded with the instruction not to require marking an origin container first and not to force class abilities to contain explicit Supply Line interface. The two are not identical: the newer proposal anchors designation to a specific legible block type and still requires demonstrated delivery rather than treating selection as sufficient. This tension is recorded rather than silently resolved. Until the owner decides, both the destination-oriented framing and the Copper Chest designation grammar are documented, with the first endpoint naturally meaning Source and the second Destination.</w:t>
+      </w:r>
+    </w:p>
+    <w:p>
+      <w:r>
+        <w:t xml:space="preserve">[OPEN] The exact designate interaction is unresolved. Do not prematurely canonize right-click; a generic designate-targeted-block action may be cleaner than detecting arbitrary vanilla right-click interactions. Actual item withdrawal or deposit could form part of establishment, but reliable inventory-transfer detection should be feasibility-tested before becoming a design dependency.</w:t>
+      </w:r>
+    </w:p>
+    <w:p>
+      <w:pPr>
+        <w:pStyle w:val="Heading3"/>
+      </w:pPr>
+      <w:r>
+        <w:t xml:space="preserve">6.21.1 Self-directed logistical entities</w:t>
+      </w:r>
+    </w:p>
+    <w:p>
+      <w:r>
+        <w:t xml:space="preserve">Any summoned or self-directed entity performing Logistics operates on a **Source to Destination assignment**. The player determines logistical intent; the entity determines how it physically resolves that assignment with its own movement capabilities. A walking worker pathfinds over traversable terrain, a future flying carrier may resolve the connection through flight, and an aquatic carrier through swimming.</w:t>
+      </w:r>
+    </w:p>
+    <w:p>
+      <w:r>
+        <w:t xml:space="preserve">[CONFLICT] The player does not need to specify a self-directed entity's literal block-by-block path, and for these entities endpoints alone are sufficient. This narrows the 11 September player-authored corridor model, which had the player demonstrating an intended corridor that the carrier then resolved. Both agree the carrier resolves traversal in its own movement vocabulary; they differ on whether the player authors a corridor at all. The narrower endpoint model is recorded here for self-directed entities; corridor authoring remains documented for player-guided methods pending a decision.</w:t>
+      </w:r>
+    </w:p>
+    <w:p>
+      <w:r>
+        <w:t xml:space="preserve">This resolves the earlier problem where self-directed systems appeared directionless beside intrinsically directional systems such as rails and water channels. Directional infrastructure already encodes movement through its physical construction; self-directed entities instead receive strategic endpoints and independently resolve traversal.</w:t>
+      </w:r>
+    </w:p>
+    <w:p>
+      <w:pPr>
+        <w:pStyle w:val="Heading3"/>
+      </w:pPr>
+      <w:r>
+        <w:t xml:space="preserve">6.21.2 Physical Logistics before recognition</w:t>
+      </w:r>
+    </w:p>
+    <w:p>
+      <w:r>
+        <w:t xml:space="preserve">Physical logistical labour and recognized Supply Lines are not the same thing. Before recognition, an actual carrier physically collects and moves actual items between storage: it travels, can be intercepted, carries cargo, can die, is affected by pathing, and must repeat the trip. That is already legitimate Logistics gameplay.</w:t>
+      </w:r>
+    </w:p>
+    <w:p>
+      <w:r>
+        <w:t xml:space="preserve">After the capability is recognized, the persistent infrastructure can reproduce the demonstrated resource flow without requiring the original physical carrier to make every future trip. The progression is manual physical Minecraft behaviour, then demonstrated logistical capability, then recognized automated infrastructure. Infrastructure should free the player or entity to establish new value rather than requiring permanent repetition of already-proven labour.</w:t>
+      </w:r>
+    </w:p>
+    <w:p>
+      <w:pPr>
+        <w:pStyle w:val="Heading3"/>
+      </w:pPr>
+      <w:r>
+        <w:t xml:space="preserve">6.21.3 Derived Flow Weight and Item Rate</w:t>
+      </w:r>
+    </w:p>
+    <w:p>
+      <w:r>
+        <w:t xml:space="preserve">[CONFLICT] Flow Weight and Item Rate should preferably both be **derived from demonstrated logistical performance** rather than arbitrarily assigned from endpoint distance or class identity. For a demonstrated delivery the system can observe cargo successfully moved over elapsed time, which is evidence for both quantities. This refines the 11 September position that Flow Weight is an authored property of the transport method while only Item Rate is derived; the two positions are recorded together pending a decision. The distinction between the quantities is unchanged: Flow Weight is items per pulse, Item Rate is pulse frequency, and throughput is their product.</w:t>
+      </w:r>
+    </w:p>
+    <w:p>
+      <w:r>
+        <w:t xml:space="preserve">Do not derive Item Rate primarily from geometric source-to-destination distance. Distance already affects actual demonstrated delivery time, so building a bridge, laying rails, creating a shortcut, using flight, tunnelling through a mountain, or using a faster carrier improves the demonstration itself. This preserves player action, demonstrated capability, persistent capability. Different methods need not share movement mechanics; they become comparable because the system ultimately asks how much a system successfully moved and how quickly and reliably it moved it.</w:t>
+      </w:r>
+    </w:p>
+    <w:p>
+      <w:pPr>
+        <w:pStyle w:val="Heading3"/>
+      </w:pPr>
+      <w:r>
+        <w:t xml:space="preserve">6.21.4 Recognized Supply Line execution</w:t>
+      </w:r>
+    </w:p>
+    <w:p>
+      <w:r>
+        <w:t xml:space="preserve">**Direct inventory transfer is the current preferred execution model.** Once a Supply Line has a source Copper Chest, a destination Copper Chest, a Flow Weight and an Item Rate, the recognized line periodically transfers up to Flow Weight eligible actual items from the source inventory into the destination inventory at the derived interval. The items are real, the inventories are real, the endpoints are physical and attackable, and the transfer is deterministic. This should be the first model prototyped.</w:t>
+      </w:r>
+    </w:p>
+    <w:p>
+      <w:r>
+        <w:t xml:space="preserve">Two alternatives were considered and are not preferred. Using invisible carrier entities to physically simulate the calculated rate makes mob AI the system's clock and brings pathfinding failure, entity overhead, obstruction, and chunk-loading questions; keep it only as a possible presentation experiment, not canonical behaviour. Physical item packets travelling the world at each pulse recreate a logistical simulation after the player has already earned infrastructure abstraction; revisit only if in-transit interception proves essential to counterplay.</w:t>
+      </w:r>
+    </w:p>
+    <w:p>
+      <w:r>
+        <w:t xml:space="preserve">[OPEN] Arbitrary-container inventory manipulation in Java 1.21.9 deserves a technical prototype before this is declared solved. Carrier entities, particles, sounds, or visible activation at Copper Chests may later serve as presentation without being responsible for the actual transfer.</w:t>
+      </w:r>
+    </w:p>
+    <w:p>
+      <w:pPr>
+        <w:pStyle w:val="Heading2"/>
+      </w:pPr>
+      <w:r>
+        <w:t xml:space="preserve">6.22 Implementation feasibility notes</w:t>
+      </w:r>
+    </w:p>
+    <w:p>
+      <w:r>
+        <w:t xml:space="preserve">Working. Source: [WC]. Conceptually safe for datapack implementation: Infrastructure Mode state via scoreboard or tag; designating a targeted or nearby known block type; identifying Banners and Copper Chests; storing endpoint coordinates; counting and inspecting bounded areas after explicit player action; storing aggregate infrastructure properties; scoreboard-based pulse timers; entity ownership via tags or scores; and class-controlled source and destination state.</w:t>
+      </w:r>
+    </w:p>
+    <w:p>
+      <w:r>
+        <w:t xml:space="preserve">[OPEN] Needs prototyping: arbitrary-container item transfer; inventory-origin proof during Supply Line demonstration; performant region representation for Constructs and Development Zones; dynamic Development Zone scanning; entity-population normalization; and the chosen designate interaction. Avoid making design dependent on arbitrary vanilla right-click detection until tested, on continuous flood-fill or large world scans, on mob AI as the authoritative timing mechanism for recognized Supply Lines, or on exact replay of a player's route when endpoint and demonstration data suffice.</w:t>
+      </w:r>
+    </w:p>
+    <w:p>
       <w:bookmarkStart w:id="7" w:name="chapter_7"/>
       <w:pPr>
         <w:pStyle w:val="Heading1"/>
@@ -18352,6 +18608,11 @@
       </w:r>
     </w:p>
     <w:p>
+      <w:r>
+        <w:t xml:space="preserve">Late September 2026: a WAMS infrastructure clarification handoff from the Skeleton Crew and Logistics discussion introduced the designation-and-evidence model, the place versus connection organizing frame, archetype-native anchors (Banners, Copper Chests, Construction Blocks, developable resources), Construct block-investment and extent evaluation, Development Weight with dynamic recalculation, the source-to-destination rule for self-directed logistical entities, the distinction between pre-infrastructure physical Logistics and recognized Supply Lines, and direct Copper Chest inventory transfer as the preferred execution model. Four tensions with 10 and 11 September canon are recorded as [CONFLICT] rather than resolved.</w:t>
+      </w:r>
+    </w:p>
+    <w:p>
       <w:pPr>
         <w:pStyle w:val="Heading2"/>
       </w:pPr>
@@ -20955,6 +21216,11 @@
     <w:p>
       <w:r>
         <w:t xml:space="preserve">[WC] Class Documentation Handoff. 11 September 2026. Settles Mole and Gardener, records Merchant as active design, and preserves Skeleton Crew, Waxer, Lightfooted and Daredevil as drafts. Supersedes the earlier Gardener kit, Mole passive and Tunneling branches, and the Star Trading / route-effect Merchant. See docs/reconciliation/2026-09-11-classes.md.</w:t>
+      </w:r>
+    </w:p>
+    <w:p>
+      <w:r>
+        <w:t xml:space="preserve">[WC] WAMS Infrastructure Clarification Handoff. Late September 2026, from the Skeleton Crew / Logistics discussion. Introduces the designation-and-evidence model, place/connection framing, archetype-native anchors, and direct Copper Chest inventory transfer. Four tensions with [WB] and [WI] are recorded as [CONFLICT] rather than resolved. See docs/reconciliation/2026-09-11-wams-clarification.md.</w:t>
       </w:r>
     </w:p>
     <w:p>

--- a/docs/manuscript/Minecraft-MOBA-Design.docx
+++ b/docs/manuscript/Minecraft-MOBA-Design.docx
@@ -9142,22 +9142,32 @@
         <w:pStyle w:val="Heading2"/>
       </w:pPr>
       <w:r>
-        <w:t xml:space="preserve">6.21 Copper Chest anchors and Supply Line execution</w:t>
-      </w:r>
-    </w:p>
-    <w:p>
-      <w:r>
-        <w:t xml:space="preserve">Working. Source: [WC]. Supply Lines use **Copper Chests** as their infrastructure anchors rather than generic storage. This is primarily a legibility decision and should read to both allies and enemies: seeing an enemy Copper Chest should immediately communicate a strategically significant logistics node, a possible Supply Line endpoint, and a possible disruption or denial target.</w:t>
-      </w:r>
-    </w:p>
-    <w:p>
-      <w:r>
-        <w:t xml:space="preserve">[CONFLICT] The proposed grammar — enter Infrastructure Mode, designate Copper Chest A as Source, demonstrate resource movement, designate Copper Chest B as Destination — partially reinstates explicit source designation, which the 11 September handoff superseded with the instruction not to require marking an origin container first and not to force class abilities to contain explicit Supply Line interface. The two are not identical: the newer proposal anchors designation to a specific legible block type and still requires demonstrated delivery rather than treating selection as sufficient. This tension is recorded rather than silently resolved. Until the owner decides, both the destination-oriented framing and the Copper Chest designation grammar are documented, with the first endpoint naturally meaning Source and the second Destination.</w:t>
-      </w:r>
-    </w:p>
-    <w:p>
-      <w:r>
-        <w:t xml:space="preserve">[OPEN] The exact designate interaction is unresolved. Do not prematurely canonize right-click; a generic designate-targeted-block action may be cleaner than detecting arbitrary vanilla right-click interactions. Actual item withdrawal or deposit could form part of establishment, but reliable inventory-transfer detection should be feasibility-tested before becoming a design dependency.</w:t>
+        <w:t>6.21 Copper Chest anchors and Supply Line execution</w:t>
+      </w:r>
+    </w:p>
+    <w:p>
+      <w:r>
+        <w:t>Working. Source: [WC]. Supply Lines use **Copper Chests** as their infrastructure anchors rather than generic storage. This is primarily a legibility decision and should read to both allies and enemies: seeing an enemy Copper Chest should immediately communicate a strategically significant logistics node, a possible Supply Line endpoint, and a possible disruption or denial target.</w:t>
+      </w:r>
+    </w:p>
+    <w:p>
+      <w:r>
+        <w:t>Resolved, late September 2026. Source: [WR]. Explicit start is reinstated. The grammar is: enter Infrastructure Mode, designate Copper Chest A as Source, perform the actual logistical transport, designate Copper Chest B as Destination. This intentionally reverses the 11 September instruction not to require marking an origin container first. That instruction existed mainly because origin-first designation created an unsolved interaction problem — how the player tells the game that an arbitrary storage container begins the infrastructure being established — and the archetype-native anchor model answers it. Designation is now legible, intentional, deterministic, comparatively easy to implement, and structurally parallel to the Banner grammar for Routes. It also bounds what the system must observe: the first endpoint says establishment begins here, the second says it ends here. Retrospective inference of which container was the origin is no longer preferred.</w:t>
+      </w:r>
+    </w:p>
+    <w:p>
+      <w:r>
+        <w:t>A Supply Line is therefore **persistent infrastructure that simulates repeated resource deliveries by the logistical method that established a connection between two designated Copper Chests.** Its Flow Weight represents that method's carrying efficiency and capacity; its Item Rate represents the frequency with which that method can deliver across the established connection under its relevant movement conditions.</w:t>
+      </w:r>
+    </w:p>
+    <w:p>
+      <w:r>
+        <w:t>Reinstating explicit Source designation does not put Supply Line vocabulary into class abilities; the firewall in §6.21.5 is unaffected.</w:t>
+      </w:r>
+    </w:p>
+    <w:p>
+      <w:r>
+        <w:t>[OPEN] The exact designate interaction is unresolved. Do not prematurely canonize right-click; a generic designate-targeted-block action may be cleaner than detecting arbitrary vanilla right-click interactions. Actual item withdrawal or deposit could form part of establishment, but reliable inventory-transfer detection should be feasibility-tested before becoming a design dependency.</w:t>
       </w:r>
     </w:p>
     <w:p>
@@ -9165,22 +9175,22 @@
         <w:pStyle w:val="Heading3"/>
       </w:pPr>
       <w:r>
-        <w:t xml:space="preserve">6.21.1 Self-directed logistical entities</w:t>
-      </w:r>
-    </w:p>
-    <w:p>
-      <w:r>
-        <w:t xml:space="preserve">Any summoned or self-directed entity performing Logistics operates on a **Source to Destination assignment**. The player determines logistical intent; the entity determines how it physically resolves that assignment with its own movement capabilities. A walking worker pathfinds over traversable terrain, a future flying carrier may resolve the connection through flight, and an aquatic carrier through swimming.</w:t>
-      </w:r>
-    </w:p>
-    <w:p>
-      <w:r>
-        <w:t xml:space="preserve">[CONFLICT] The player does not need to specify a self-directed entity's literal block-by-block path, and for these entities endpoints alone are sufficient. This narrows the 11 September player-authored corridor model, which had the player demonstrating an intended corridor that the carrier then resolved. Both agree the carrier resolves traversal in its own movement vocabulary; they differ on whether the player authors a corridor at all. The narrower endpoint model is recorded here for self-directed entities; corridor authoring remains documented for player-guided methods pending a decision.</w:t>
-      </w:r>
-    </w:p>
-    <w:p>
-      <w:r>
-        <w:t xml:space="preserve">This resolves the earlier problem where self-directed systems appeared directionless beside intrinsically directional systems such as rails and water channels. Directional infrastructure already encodes movement through its physical construction; self-directed entities instead receive strategic endpoints and independently resolve traversal.</w:t>
+        <w:t>6.21.1 Self-directed logistical entities</w:t>
+      </w:r>
+    </w:p>
+    <w:p>
+      <w:r>
+        <w:t>Any summoned or self-directed entity performing Logistics operates on a **Source to Destination assignment**. The player determines logistical intent; the entity determines how it physically resolves that assignment with its own movement capabilities. A walking worker pathfinds over traversable terrain, a future flying carrier may resolve the connection through flight, and an aquatic carrier through swimming.</w:t>
+      </w:r>
+    </w:p>
+    <w:p>
+      <w:r>
+        <w:t>Resolved, late September 2026. Source: [WR]. Endpoints are sufficient to express player intent **for self-directed logistical methods**, which therefore need no player-authored corridor. This is not a universal answer, and corridor information is not globally deleted from Supply Lines. Two broad categories exist. **Self-directed methods** — a Skeleton Crew worker, a hypothetical bat or parrot carrier, a future aquatic carrier, other autonomous summoned workers — receive Source and Destination and answer for themselves how to get there, walking, flying or swimming as their movement vocabulary allows. **Intrinsically directional, path-authored methods** — rails, water channels and other physically directional transport — carry the corridor as part of the logistical method itself, because the construction already encodes movement direction and topology. Different methods may establish their connection differently; the system normalizes their output through Flow Weight and Item Rate rather than forcing identical topology. The 11 September player-authored corridor model remains canon for player-guided and path-authored methods and no longer applies to self-directed carriers.</w:t>
+      </w:r>
+    </w:p>
+    <w:p>
+      <w:r>
+        <w:t>This resolves the earlier problem where self-directed systems appeared directionless beside intrinsically directional systems such as rails and water channels. Directional infrastructure already encodes movement through its physical construction; self-directed entities instead receive strategic endpoints and independently resolve traversal.</w:t>
       </w:r>
     </w:p>
     <w:p>
@@ -9188,17 +9198,17 @@
         <w:pStyle w:val="Heading3"/>
       </w:pPr>
       <w:r>
-        <w:t xml:space="preserve">6.21.2 Physical Logistics before recognition</w:t>
-      </w:r>
-    </w:p>
-    <w:p>
-      <w:r>
-        <w:t xml:space="preserve">Physical logistical labour and recognized Supply Lines are not the same thing. Before recognition, an actual carrier physically collects and moves actual items between storage: it travels, can be intercepted, carries cargo, can die, is affected by pathing, and must repeat the trip. That is already legitimate Logistics gameplay.</w:t>
-      </w:r>
-    </w:p>
-    <w:p>
-      <w:r>
-        <w:t xml:space="preserve">After the capability is recognized, the persistent infrastructure can reproduce the demonstrated resource flow without requiring the original physical carrier to make every future trip. The progression is manual physical Minecraft behaviour, then demonstrated logistical capability, then recognized automated infrastructure. Infrastructure should free the player or entity to establish new value rather than requiring permanent repetition of already-proven labour.</w:t>
+        <w:t>6.21.2 Physical Logistics before recognition</w:t>
+      </w:r>
+    </w:p>
+    <w:p>
+      <w:r>
+        <w:t>Physical logistical labour and recognized Supply Lines are not the same thing. Before recognition, an actual carrier physically collects and moves actual items between storage: it travels, can be intercepted, carries cargo, can die, is affected by pathing, and must repeat the trip. That is already legitimate Logistics gameplay.</w:t>
+      </w:r>
+    </w:p>
+    <w:p>
+      <w:r>
+        <w:t>After the capability is recognized, the persistent infrastructure can reproduce the demonstrated resource flow without requiring the original physical carrier to make every future trip. The progression is manual physical Minecraft behaviour, then demonstrated logistical capability, then recognized automated infrastructure. Infrastructure should free the player or entity to establish new value rather than requiring permanent repetition of already-proven labour.</w:t>
       </w:r>
     </w:p>
     <w:p>
@@ -9206,17 +9216,37 @@
         <w:pStyle w:val="Heading3"/>
       </w:pPr>
       <w:r>
-        <w:t xml:space="preserve">6.21.3 Derived Flow Weight and Item Rate</w:t>
-      </w:r>
-    </w:p>
-    <w:p>
-      <w:r>
-        <w:t xml:space="preserve">[CONFLICT] Flow Weight and Item Rate should preferably both be **derived from demonstrated logistical performance** rather than arbitrarily assigned from endpoint distance or class identity. For a demonstrated delivery the system can observe cargo successfully moved over elapsed time, which is evidence for both quantities. This refines the 11 September position that Flow Weight is an authored property of the transport method while only Item Rate is derived; the two positions are recorded together pending a decision. The distinction between the quantities is unchanged: Flow Weight is items per pulse, Item Rate is pulse frequency, and throughput is their product.</w:t>
-      </w:r>
-    </w:p>
-    <w:p>
-      <w:r>
-        <w:t xml:space="preserve">Do not derive Item Rate primarily from geometric source-to-destination distance. Distance already affects actual demonstrated delivery time, so building a bridge, laying rails, creating a shortcut, using flight, tunnelling through a mountain, or using a faster carrier improves the demonstration itself. This preserves player action, demonstrated capability, persistent capability. Different methods need not share movement mechanics; they become comparable because the system ultimately asks how much a system successfully moved and how quickly and reliably it moved it.</w:t>
+        <w:t>6.21.3 Derived Flow Weight and Item Rate</w:t>
+      </w:r>
+    </w:p>
+    <w:p>
+      <w:r>
+        <w:t>Resolved, late September 2026. Source: [WR]. Neither quantity is an infrastructure stat the player authors, and the two do not share an origin. The establishment journey is not a benchmark run from which the system estimates both.</w:t>
+      </w:r>
+    </w:p>
+    <w:p>
+      <w:r>
+        <w:t>Flow Weight is a property of the logistical vehicle or method, representing its carrying efficiency and capacity, and determining items per pulse. A basic walking carrier, an improved or elite carrier, a minecart system and a future flying carrier each have their own. It is not inferred from a single observed cargo sample and is not a player-selected infrastructure stat. [OPEN] Exact values unresolved.</w:t>
+      </w:r>
+    </w:p>
+    <w:p>
+      <w:r>
+        <w:t>Item Rate emerges from the method's actual movement behaviour over the established connection, depending on carrier movement speed, connection length, traversability, terrain, rails, paths, bridges, tunnels, shortcuts, movement-enhancing infrastructure and method-specific traversal abilities. Player-authored Item Rate is removed: the player never declares that a line has Item Rate 5.</w:t>
+      </w:r>
+    </w:p>
+    <w:p>
+      <w:r>
+        <w:t>Environmental improvement should therefore improve Item Rate naturally. A Crew Member crossing difficult terrain makes a slower repeated trip and yields a lower Item Rate; a better path built for it yields a higher one, with no rule reading "+20% Supply Line Item Rate." A poor rail system yields a slower minecart and a lower rate; an improved or powered rail a higher one. Supply Lines inherit the consequences of actual Minecraft improvements rather than receiving disconnected numerical bonuses.</w:t>
+      </w:r>
+    </w:p>
+    <w:p>
+      <w:r>
+        <w:t>Distance is not eliminated, but matters indirectly: it changes how long the method takes to perform the connection, so a short connection delivers more frequently than a long one for an otherwise identical carrier. Because the method already experiences distance and traversal conditions, no separate arbitrary distance penalty is needed.</w:t>
+      </w:r>
+    </w:p>
+    <w:p>
+      <w:r>
+        <w:t>Do not derive Item Rate primarily from geometric source-to-destination distance. Distance already affects actual demonstrated delivery time, so building a bridge, laying rails, creating a shortcut, using flight, tunnelling through a mountain, or using a faster carrier improves the demonstration itself. This preserves player action, demonstrated capability, persistent capability. Different methods need not share movement mechanics; they become comparable because the system ultimately asks how much a system successfully moved and how quickly and reliably it moved it.</w:t>
       </w:r>
     </w:p>
     <w:p>
@@ -9224,22 +9254,68 @@
         <w:pStyle w:val="Heading3"/>
       </w:pPr>
       <w:r>
-        <w:t xml:space="preserve">6.21.4 Recognized Supply Line execution</w:t>
-      </w:r>
-    </w:p>
-    <w:p>
-      <w:r>
-        <w:t xml:space="preserve">**Direct inventory transfer is the current preferred execution model.** Once a Supply Line has a source Copper Chest, a destination Copper Chest, a Flow Weight and an Item Rate, the recognized line periodically transfers up to Flow Weight eligible actual items from the source inventory into the destination inventory at the derived interval. The items are real, the inventories are real, the endpoints are physical and attackable, and the transfer is deterministic. This should be the first model prototyped.</w:t>
-      </w:r>
-    </w:p>
-    <w:p>
-      <w:r>
-        <w:t xml:space="preserve">Two alternatives were considered and are not preferred. Using invisible carrier entities to physically simulate the calculated rate makes mob AI the system's clock and brings pathfinding failure, entity overhead, obstruction, and chunk-loading questions; keep it only as a possible presentation experiment, not canonical behaviour. Physical item packets travelling the world at each pulse recreate a logistical simulation after the player has already earned infrastructure abstraction; revisit only if in-transit interception proves essential to counterplay.</w:t>
-      </w:r>
-    </w:p>
-    <w:p>
-      <w:r>
-        <w:t xml:space="preserve">[OPEN] Arbitrary-container inventory manipulation in Java 1.21.9 deserves a technical prototype before this is declared solved. Carrier entities, particles, sounds, or visible activation at Copper Chests may later serve as presentation without being responsible for the actual transfer.</w:t>
+        <w:t>6.21.4 Recognized Supply Line execution</w:t>
+      </w:r>
+    </w:p>
+    <w:p>
+      <w:r>
+        <w:t>Direct inventory transfer is the current preferred execution model. Once a Supply Line has a source Copper Chest, a destination Copper Chest, a Flow Weight and an Item Rate, the recognized line periodically transfers up to Flow Weight eligible actual items from the source inventory into the destination inventory at the derived interval. The items are real, the inventories are real, the endpoints are physical and attackable, and the transfer is deterministic. This should be the first model prototyped.</w:t>
+      </w:r>
+    </w:p>
+    <w:p>
+      <w:r>
+        <w:t>At each simulated delivery pulse the line transfers up to the method's Flow Weight from Source to Destination, and the pulse interval represents Item Rate. The game does not continue physically simulating every individual carrier trip after recognition: physical logistical behaviour establishes the connection, and the system then simulates repeated performance of that behaviour. This is the automation payoff of infrastructure.</w:t>
+      </w:r>
+    </w:p>
+    <w:p>
+      <w:r>
+        <w:t>Two alternatives were considered and are not preferred. Invisible Copper Golems and other invisible carrier entities used to physically simulate the calculated rate makes mob AI the system's clock and brings pathfinding failure, entity overhead, obstruction, and chunk-loading questions; keep it only as a possible presentation experiment, not canonical behaviour. Physical item packets travelling the world at each pulse recreate a logistical simulation after the player has already earned infrastructure abstraction; revisit only if in-transit interception proves essential to counterplay.</w:t>
+      </w:r>
+    </w:p>
+    <w:p>
+      <w:r>
+        <w:t>[OPEN] Arbitrary-container inventory manipulation in Java 1.21.9 deserves a technical prototype before this is declared solved. Carrier entities, particles, sounds, or visible activation at Copper Chests may later serve as presentation without being responsible for the actual transfer.</w:t>
+      </w:r>
+    </w:p>
+    <w:p>
+      <w:pPr>
+        <w:pStyle w:val="Heading3"/>
+      </w:pPr>
+      <w:r>
+        <w:t>6.21.5 Class ability and infrastructure firewall</w:t>
+      </w:r>
+    </w:p>
+    <w:p>
+      <w:r>
+        <w:t>Working. Source: [WR]. A normal class ability should generally not say "create a Supply Line." Classes create unusual physical Minecraft behaviour, and the system recognizes that behaviour as infrastructure when appropriate. A Skeleton Crew ability knows "move cargo from this Source to this Destination"; it does not know "create Supply Line #4 with these Item Rate and Flow Weight values." The system independently knows that a logistical method has established a valid connection between infrastructure-eligible nodes, and when progression allows recognition it may recognize and simulate that behaviour as a Supply Line. Keep **class creates behaviour, then the system recognizes infrastructure**, violating the firewall only intentionally for a class whose exceptional fantasy is manipulating already-recognized infrastructure.</w:t>
+      </w:r>
+    </w:p>
+    <w:p>
+      <w:r>
+        <w:t>The Skeleton Crew consequence follows. Crew Members are self-directed logistical workers with an authored Flow Weight plus actual movement and pathfinding; a later upgrade producing a stronger worker need not say "+Supply Line Flow Weight" or "+Supply Line Item Rate," because greater cargo capacity, faster movement and better traversal produce those results naturally.</w:t>
+      </w:r>
+    </w:p>
+    <w:p>
+      <w:pPr>
+        <w:pStyle w:val="Heading3"/>
+      </w:pPr>
+      <w:r>
+        <w:t>6.21.6 Shared connection grammar</w:t>
+      </w:r>
+    </w:p>
+    <w:p>
+      <w:r>
+        <w:t>Working. Source: [WR]. Routes and Supply Lines are both connection infrastructure and share one grammar: start, then actual world behaviour or journey, then end, then a recognized connection. A Route runs Banner Start, player traversal, Banner End, Route. A Supply Line runs Copper Chest Source, actual logistical transport, Copper Chest Destination, Supply Line. The player is not drawing an abstract line; they designate meaningful Minecraft endpoints and establish a connection through actual gameplay. The journey is neither a minigame nor stat assignment, but the behaviour whose repeated operation the infrastructure represents.</w:t>
+      </w:r>
+    </w:p>
+    <w:p>
+      <w:r>
+        <w:t>The core principle is preserved: player action, actual Minecraft capability, recognized infrastructure, persistent simulation and amplification of that capability. This is preferable to a player drawing an abstract connection, assigning a numerical rate, and receiving resources.</w:t>
+      </w:r>
+    </w:p>
+    <w:p>
+      <w:r>
+        <w:t>[OPEN] Banner endpoints do not automatically eliminate all information about a traversed Route corridor. The Banner model improves endpoint legibility, establishment interaction and resource grounding; how much traversal geometry a Route retains is a separate question, and is not settled merely because self-directed logistical entities need only Source and Destination intent.</w:t>
       </w:r>
     </w:p>
     <w:p>
@@ -18609,7 +18685,7 @@
     </w:p>
     <w:p>
       <w:r>
-        <w:t xml:space="preserve">Late September 2026: a WAMS infrastructure clarification handoff from the Skeleton Crew and Logistics discussion introduced the designation-and-evidence model, the place versus connection organizing frame, archetype-native anchors (Banners, Copper Chests, Construction Blocks, developable resources), Construct block-investment and extent evaluation, Development Weight with dynamic recalculation, the source-to-destination rule for self-directed logistical entities, the distinction between pre-infrastructure physical Logistics and recognized Supply Lines, and direct Copper Chest inventory transfer as the preferred execution model. Four tensions with 10 and 11 September canon are recorded as [CONFLICT] rather than resolved.</w:t>
+        <w:t>Late September 2026: a WAMS infrastructure clarification handoff from the Skeleton Crew and Logistics discussion introduced the designation-and-evidence model, the place versus connection organizing frame, archetype-native anchors (Banners, Copper Chests, Construction Blocks, developable resources), Construct block-investment and extent evaluation, Development Weight with dynamic recalculation, the source-to-destination rule for self-directed logistical entities, the distinction between pre-infrastructure physical Logistics and recognized Supply Lines, and direct Copper Chest inventory transfer as the preferred execution model. Four tensions with 10 and 11 September canon were recorded as [CONFLICT] rather than resolved. A subsequent infrastructure reconciliation handoff [WR] then decided them: explicit Copper Chest Source designation is reinstated; Flow Weight belongs to the logistical method while Item Rate emerges from that method's actual movement over the connection, with player-authored Item Rate removed; endpoints suffice only for self-directed carriers, leaving corridors meaningful for path-authored methods; and the class-ability firewall is reaffirmed. Route corridor retention remains [OPEN].</w:t>
       </w:r>
     </w:p>
     <w:p>
@@ -21220,7 +21296,12 @@
     </w:p>
     <w:p>
       <w:r>
-        <w:t xml:space="preserve">[WC] WAMS Infrastructure Clarification Handoff. Late September 2026, from the Skeleton Crew / Logistics discussion. Introduces the designation-and-evidence model, place/connection framing, archetype-native anchors, and direct Copper Chest inventory transfer. Four tensions with [WB] and [WI] are recorded as [CONFLICT] rather than resolved. See docs/reconciliation/2026-09-11-wams-clarification.md.</w:t>
+        <w:t>[WC] WAMS Infrastructure Clarification Handoff. Late September 2026, from the Skeleton Crew / Logistics discussion. Introduces the designation-and-evidence model, place/connection framing, archetype-native anchors, and direct Copper Chest inventory transfer. Four tensions with [WB] and [WI] were recorded as [CONFLICT]; all four are decided by [WR]. See docs/reconciliation/2026-09-11-wams-clarification.md.</w:t>
+      </w:r>
+    </w:p>
+    <w:p>
+      <w:r>
+        <w:t>[WR] Minecraft MOBA Infrastructure Reconciliation / Correction Handoff. September 2026. Resolves the four [WC]/[WB] conflicts, reinstates explicit Supply Line start, corrects Flow Weight and Item Rate authorship, splits self-directed from path-authored logistical methods, reaffirms the class-ability firewall, and states the shared start/journey/end connection grammar. Retains [WC] where it is not corrected; does not supersede [WB] wholesale. See docs/reconciliation/2026-09-11-infrastructure-reconciliation.md.</w:t>
       </w:r>
     </w:p>
     <w:p>

--- a/docs/manuscript/Minecraft-MOBA-Design.docx
+++ b/docs/manuscript/Minecraft-MOBA-Design.docx
@@ -8089,7 +8089,7 @@
     </w:p>
     <w:p>
       <w:r>
-        <w:t xml:space="preserve">[PROTOTYPE] An Allay illustrates low authored Flow Weight with relatively fast movement, tending toward smaller and more frequent pulses; a Camel illustrates higher authored Flow Weight with slower movement, tending toward larger and less frequent pulses. Final Item Rate still comes from the actual successful demonstration, so distance, terrain, and route quality matter: a long or poor Allay delivery can produce a lower Item Rate than a short easy Camel delivery. Transport archetype influences performance; the demonstrated journey determines the result. Exact values remain balance territory. [OPEN] Exact units, normalization, eligible cargo, and ratings beyond the baseline are not established.</w:t>
+        <w:t xml:space="preserve">[PROTOTYPE] An Allay illustrates low Capacity with relatively fast movement, tending toward smaller and more frequent deliveries; a Camel illustrates higher Capacity with slower movement. Final Item Rate still comes from actual movement across the established connection. Exact values remain balance territory.</w:t>
       </w:r>
     </w:p>
     <w:p>
@@ -9216,7 +9216,7 @@
         <w:pStyle w:val="Heading3"/>
       </w:pPr>
       <w:r>
-        <w:t>6.21.3 Derived Flow Weight and Item Rate</w:t>
+        <w:t xml:space="preserve">6.21.3 Derived Capacity and Item Rate</w:t>
       </w:r>
     </w:p>
     <w:p>
@@ -9226,7 +9226,7 @@
     </w:p>
     <w:p>
       <w:r>
-        <w:t>Flow Weight is a property of the logistical vehicle or method, representing its carrying efficiency and capacity, and determining items per pulse. A basic walking carrier, an improved or elite carrier, a minecart system and a future flying carrier each have their own. It is not inferred from a single observed cargo sample and is not a player-selected infrastructure stat. [OPEN] Exact values unresolved.</w:t>
+        <w:t xml:space="preserve">[HISTORICAL] Flow Weight is superseded by Capacity; see §6.23. The earlier text read: Flow Weight is a property of the logistical vehicle or method, representing its carrying efficiency and capacity, determining how many items transfer per Supply Line pulse.</w:t>
       </w:r>
     </w:p>
     <w:p>
@@ -9264,7 +9264,7 @@
     </w:p>
     <w:p>
       <w:r>
-        <w:t>At each simulated delivery pulse the line transfers up to the method's Flow Weight from Source to Destination, and the pulse interval represents Item Rate. The game does not continue physically simulating every individual carrier trip after recognition: physical logistical behaviour establishes the connection, and the system then simulates repeated performance of that behaviour. This is the automation payoff of infrastructure.</w:t>
+        <w:t xml:space="preserve">At each simulated delivery the line transfers up to the committed Capacity from Source to Destination, and the interval represents Item Rate. The game does not continue physically simulating every individual carrier trip after recognition.</w:t>
       </w:r>
     </w:p>
     <w:p>
@@ -9334,6 +9334,144 @@
     <w:p>
       <w:r>
         <w:t xml:space="preserve">[OPEN] Needs prototyping: arbitrary-container item transfer; inventory-origin proof during Supply Line demonstration; performant region representation for Constructs and Development Zones; dynamic Development Zone scanning; entity-population normalization; and the chosen designate interaction. Avoid making design dependent on arbitrary vanilla right-click detection until tested, on continuous flood-fill or large world scans, on mob AI as the authoritative timing mechanism for recognized Supply Lines, or on exact replay of a player's route when endpoint and demonstration data suffice.</w:t>
+      </w:r>
+    </w:p>
+    <w:p>
+      <w:pPr>
+        <w:pStyle w:val="Heading2"/>
+      </w:pPr>
+      <w:r>
+        <w:t xml:space="preserve">6.23 Capacity</w:t>
+      </w:r>
+    </w:p>
+    <w:p>
+      <w:r>
+        <w:t xml:space="preserve">Working canon. Source: [WL]. **Capacity is how much cargo a logistical method can transport in one delivery.** The unit is a Minecraft inventory slot, respecting the carried item's ordinary maximum stack size. Sixty-four cobblestone is 1 Capacity, sixty-four arrows is 1 Capacity, sixteen ender pearls is 1 Capacity, one pickaxe is 1 Capacity, one potion is 1 Capacity. A carrier with Capacity 5 transports five inventory slots of cargo per delivery.</w:t>
+      </w:r>
+    </w:p>
+    <w:p>
+      <w:r>
+        <w:t xml:space="preserve">Do not normalize this into abstract individual-item units merely because unstackable items look inefficient. Minecraft already makes one pickaxe and one full cobblestone stack consume the same inventory slot, and Logistics inherits that existing inventory economy. Capacity comes from the logistical method itself; Item Rate continues to emerge from that method's real movement performance across the established connection. The player authors neither number.</w:t>
+      </w:r>
+    </w:p>
+    <w:p>
+      <w:r>
+        <w:t xml:space="preserve">[HISTORICAL] **Flow Weight is superseded by Capacity.** The earlier statement that the quantity is "not derived solely from literal Minecraft inventory slot count" and functions as a broader authored carrying-efficiency property no longer holds. Literal slot Capacity is immediately legible in Minecraft terms, describes what a physical carrier can actually hold, lets physical and simulated Logistics use one measurement, creates native differences between stackable and unstackable cargo, and removes an invented statistic. Capacity replaces Flow Weight in every current-facing use; Flow Weight survives only where it explains superseded design.</w:t>
+      </w:r>
+    </w:p>
+    <w:p>
+      <w:r>
+        <w:t xml:space="preserve">Capacity sets cargo slots per delivery, Item Rate sets delivery frequency, and throughput is Capacity multiplied by Item Rate. The distinction between the two axes is unchanged.</w:t>
+      </w:r>
+    </w:p>
+    <w:p>
+      <w:pPr>
+        <w:pStyle w:val="Heading2"/>
+      </w:pPr>
+      <w:r>
+        <w:t xml:space="preserve">6.24 Committed Capacity</w:t>
+      </w:r>
+    </w:p>
+    <w:p>
+      <w:r>
+        <w:t xml:space="preserve">Working canon. Source: [WL]. **Recognized infrastructure automates repeated transportation, but it does not duplicate the logistical capacity committed to producing that transportation.** A logistical method's Capacity may be committed to a Supply Line, where the system simulates its repeated transport, or active in the world, where that carrier or summon performs flexible Logistics, follows its owner, or fights. It cannot contribute the same Capacity to both at once.</w:t>
+      </w:r>
+    </w:p>
+    <w:p>
+      <w:r>
+        <w:t xml:space="preserve">Worked example. Six equivalent workers each with Capacity 5 give a maximum of 30. Committing three to a Supply Line gives that line 15 Capacity and leaves three active in the world. Withdrawing one committed worker moves the line to 10 and the active force to four. Withdrawing all committed workers leaves the line at 0: the recognized infrastructure and its nodes may still exist, but the line cannot move cargo without committed Capacity.</w:t>
+      </w:r>
+    </w:p>
+    <w:p>
+      <w:r>
+        <w:t xml:space="preserve">**Item Rate does not fall merely because Capacity is withdrawn.** If the established logistical method and path have not changed, removing one carrier's Capacity does not make the remaining carriers slower. Fifteen Capacity at an established Item Rate simply becomes ten Capacity at the same Item Rate. Capacity and Item Rate remain independent axes.</w:t>
+      </w:r>
+    </w:p>
+    <w:p>
+      <w:r>
+        <w:t xml:space="preserve">[HISTORICAL] The earlier permissive framing — that after recognition the persistent infrastructure reproduces the flow without requiring the original carrier, freeing the player or entity entirely to establish new value elsewhere — is **superseded as too permissive**. It created a double-use contradiction in which a worker established an automated line and then physically left to fight while the line continued as though that same worker were still labouring. The carrier does not need to be AI-simulated on every automated trip, but the Capacity it represents must remain committed.</w:t>
+      </w:r>
+    </w:p>
+    <w:p>
+      <w:r>
+        <w:t xml:space="preserve">**Establishment demonstrates the logistical method; operation reserves the Capacity that method represents.** The sequence is physical method establishes behaviour, Capacity is committed, the system simulates repeated deliveries at the established Item Rate. If Capacity is withdrawn, simulated cargo quantity drops accordingly. This preserves the preference for direct inventory transfer rather than making mob AI the authoritative repeated-delivery clock.</w:t>
+      </w:r>
+    </w:p>
+    <w:p>
+      <w:r>
+        <w:t xml:space="preserve">The consequence is that Logistics keeps persistent gameplay after establishment: maintaining a network means continually deciding where logistical capacity is allocated.</w:t>
+      </w:r>
+    </w:p>
+    <w:p>
+      <w:r>
+        <w:t xml:space="preserve">**A separate universal Summoning Capacity system is not required for this purpose.** Capacity allocation already creates the important constraint between labour committed to infrastructure and labour instantiated as active summons, and for Skeleton Crew the same workforce supplies both, so summoning a worker can be equivalent to withdrawing its logistical Capacity. [OPEN] Do not extend this to every summoner. Golem Master and future non-Logistics summoners should be reconsidered independently rather than forced into a Logistics-derived rule. No universal Summoning Capacity was ever recorded in this repository, so nothing is removed; this records the scoped decision not to introduce one merely to constrain Skeleton Crew.</w:t>
+      </w:r>
+    </w:p>
+    <w:p>
+      <w:pPr>
+        <w:pStyle w:val="Heading2"/>
+      </w:pPr>
+      <w:r>
+        <w:t xml:space="preserve">6.25 Relay nodes and supported span</w:t>
+      </w:r>
+    </w:p>
+    <w:p>
+      <w:r>
+        <w:t xml:space="preserve">Working. Source: [WL]. **Long Supply Lines should require a chain of nodes** rather than allowing arbitrarily distant single-hop connections from one demonstrated trip. The shape is Source, then relays, then Destination, with each adjacent node pair falling within a maximum supported span. Copper Chests remain the anchor at every node. Even a minimal line has two nodes, Source and Destination; longer distances require additional relays.</w:t>
+      </w:r>
+    </w:p>
+    <w:p>
+      <w:r>
+        <w:t xml:space="preserve">This makes Supply Lines in one sense the inverse of Routes. Routes specialize in projecting player traversal over useful distance; Supply Lines require enough infrastructure presence to sustain resource delivery across distance. It improves geographic commitment, enemy counterplay, legibility, the economic cost of projecting Logistics deep into the map, and the value of protecting logistical infrastructure. Destroying or disabling an essential relay can sever downstream connectivity without needing a fictional attackable line.</w:t>
+      </w:r>
+    </w:p>
+    <w:p>
+      <w:r>
+        <w:t xml:space="preserve">Infrastructure progression may increase the maximum supported distance between nodes, letting advanced Logistics maintain longer links with fewer relays. [OPEN] Node-distance thresholds, required relay counts, branching, alternate-path behaviour, and whether different logistical methods support different spans are all unresolved. Do not invent numbers.</w:t>
+      </w:r>
+    </w:p>
+    <w:p>
+      <w:pPr>
+        <w:pStyle w:val="Heading2"/>
+      </w:pPr>
+      <w:r>
+        <w:t xml:space="preserve">6.26 Logistics contestability</w:t>
+      </w:r>
+    </w:p>
+    <w:p>
+      <w:r>
+        <w:t xml:space="preserve">Logistics counterplay now has several physical layers. **Nodes** are visible Copper Chests and removing a required one can interrupt the connection. **Committed Capacity** can be reduced by enemy action that forces logistical capacity out of infrastructure — for Skeleton Crew, forcing the player to mobilize workers for combat indirectly damages their network. [OPEN] A third possibility, that a Logistics player's death temporarily stops their class-created methods from contributing Capacity or Item Rate until they return and recommit, is under discussion and is **not** canon; do not document player death disabling all Supply Lines. The settled requirement is that enemies must be able to attack the conditions supporting logistical operation, not merely destroy endpoint inventories.</w:t>
+      </w:r>
+    </w:p>
+    <w:p>
+      <w:pPr>
+        <w:pStyle w:val="Heading2"/>
+      </w:pPr>
+      <w:r>
+        <w:t xml:space="preserve">6.27 Default summon behaviour</w:t>
+      </w:r>
+    </w:p>
+    <w:p>
+      <w:r>
+        <w:t xml:space="preserve">**An empty-handed summon follows its owner.** This gives an idle summoned worker a natural state and avoids requiring an assignment interface merely to keep it useful. This can serve as a broad default for summons generally.</w:t>
+      </w:r>
+    </w:p>
+    <w:p>
+      <w:r>
+        <w:t xml:space="preserve">**A cargo-carrying logistical summon seeks the nearest valid Supply Line node and deposits its cargo there** — not necessarily the line's Source, not necessarily a manually chosen Destination, and not necessarily travelling along the line itself. The summon performs last-mile physical Logistics by getting cargo onto the established network, then returns to following. The loop is follow, acquire cargo, nearest valid node, deposit, follow. This second behaviour only applies to summons capable of carrying cargo; do not turn every temporary combat entity into a courier because it is technically a summon.</w:t>
+      </w:r>
+    </w:p>
+    <w:p>
+      <w:pPr>
+        <w:pStyle w:val="Heading2"/>
+      </w:pPr>
+      <w:r>
+        <w:t xml:space="preserve">6.28 Logistics after establishment</w:t>
+      </w:r>
+    </w:p>
+    <w:p>
+      <w:r>
+        <w:t xml:space="preserve">**A Logistics class should remain meaningfully involved in Logistics after establishing automated infrastructure.** Supply Lines must not produce a state where a player does Logistics once and then permanently redirects their entire kit elsewhere while Logistics continues on its own. Different classes may reinforce a network differently: summoned carriers allocate physical Capacity, vehicles may remain assigned, engineered systems may require operational apparatus, and future classes may improve, redirect, provision or repair active transport. Skeleton Crew has a particularly sharp expression because its logistical resource can instead be mobilized into Combat. [OPEN] Do not require every Logistics class to use Skeleton Crew's exact active-versus-committed model.</w:t>
       </w:r>
     </w:p>
     <w:p>
@@ -18689,6 +18827,11 @@
       </w:r>
     </w:p>
     <w:p>
+      <w:r>
+        <w:t xml:space="preserve">Late September 2026, Logistics revision: Flow Weight was replaced by Capacity measured in Minecraft inventory slots; logistical Capacity was made non-duplicable between committed infrastructure and active world presence; Supply Lines moved toward relay-node chains with a maximum supported span; a default summon behaviour grammar was recorded; and Skeleton Crew was rebuilt around a single labour pool shared by its combat and logistics expressions.</w:t>
+      </w:r>
+    </w:p>
+    <w:p>
       <w:pPr>
         <w:pStyle w:val="Heading2"/>
       </w:pPr>
@@ -21297,6 +21440,11 @@
     <w:p>
       <w:r>
         <w:t>[WC] WAMS Infrastructure Clarification Handoff. Late September 2026, from the Skeleton Crew / Logistics discussion. Introduces the designation-and-evidence model, place/connection framing, archetype-native anchors, and direct Copper Chest inventory transfer. Four tensions with [WB] and [WI] were recorded as [CONFLICT]; all four are decided by [WR]. See docs/reconciliation/2026-09-11-wams-clarification.md.</w:t>
+      </w:r>
+    </w:p>
+    <w:p>
+      <w:r>
+        <w:t xml:space="preserve">[WL] Logistics / Supply Line / Skeleton Crew Handoff. Late September 2026. Replaces Flow Weight with slot-based Capacity, makes logistical Capacity non-duplicable between committed infrastructure and active world presence, introduces relay-node chains, and rebuilds Skeleton Crew on a shared labour pool. See docs/reconciliation/2026-09-11-capacity.md.</w:t>
       </w:r>
     </w:p>
     <w:p>

--- a/docs/manuscript/Minecraft-MOBA-Design.docx
+++ b/docs/manuscript/Minecraft-MOBA-Design.docx
@@ -8036,7 +8036,7 @@
     </w:p>
     <w:p>
       <w:r>
-        <w:t xml:space="preserve">Working canon, reframed. Sources: [WB], [I], [WI], [C: Logistics], [O §20]. A Supply Line is persistent infrastructure produced by demonstrating repeatable resource delivery to an eligible destination. Its origin, path, Flow Weight, Item Rate, and other performance properties are derived from the logistical movement that establishes it rather than being specified beforehand.</w:t>
+        <w:t xml:space="preserve">Working canon, reframed. Sources: [WB], [I], [WI], [C: Logistics], [O §20]. A Supply Line is persistent infrastructure produced by demonstrating repeatable resource delivery to an eligible destination. Its origin, path, Capacity, Item Rate, and other performance properties are derived from the logistical movement that establishes it rather than being specified beforehand.</w:t>
       </w:r>
     </w:p>
     <w:p>
@@ -8079,12 +8079,12 @@
     </w:p>
     <w:p>
       <w:r>
-        <w:t xml:space="preserve">Transit Time measures elapsed delivery time for the demonstrated method; ordinary player transport has baseline Flow Weight 1. Flow Weight is an authored gameplay property of a logistical movement method, representing the standardized carrying capacity that method demonstrates. It determines how many items transfer per Supply Line pulse. It is not Item Rate, and it is not derived solely from literal Minecraft inventory slot count.</w:t>
-      </w:r>
-    </w:p>
-    <w:p>
-      <w:r>
-        <w:t xml:space="preserve">Item Rate is not an authored property of the carrier in isolation. It is derived from how quickly the actual demonstrated cargo movement reached its destination: observed successful Transit Time yields Item Rate, which sets pulse frequency. Flow Weight therefore determines items per pulse and Item Rate determines how frequently pulses occur, with effective throughput conceptually Flow Weight multiplied by Item Rate. Do not collapse these into a single generic throughput stat in the underlying design. [HISTORICAL] The earlier single Flow Rate proportional to Flow Weight divided by Transit Time is superseded by this pair.</w:t>
+        <w:t xml:space="preserve">Transit Time measures elapsed delivery time for the demonstrated method; ordinary player transport has [HISTORICAL] This paragraph's Flow Weight framing is superseded by Capacity (§6.23), measured in Minecraft inventory slots.</w:t>
+      </w:r>
+    </w:p>
+    <w:p>
+      <w:r>
+        <w:t xml:space="preserve">Item Rate is not an authored property of the carrier in isolation. It is derived from how quickly the actual demonstrated cargo movement reached its destination: observed successful Transit Time yields Item Rate, which sets pulse frequency. Capacity therefore determines cargo slots per delivery and Item Rate determines how frequently pulses occur, with effective throughput conceptually Capacity multiplied by Item Rate. Do not collapse these into a single generic throughput stat in the underlying design. [HISTORICAL] The earlier single Flow Rate proportional to Flow Weight divided by Transit Time is superseded by this pair.</w:t>
       </w:r>
     </w:p>
     <w:p>
@@ -8253,7 +8253,7 @@
     </w:p>
     <w:p>
       <w:r>
-        <w:t xml:space="preserve">[OPEN] Do not yet canonize a generic penalty such as automated methods always having reduced Flow Weight. Engineered systems naturally offer a predictable vector, repeatability, potentially low establishment attention, and infrastructure that may already physically encode the path. Living and guided systems may offer route flexibility, terrain adaptation, aerial traversal, class abilities, and potentially better demonstrated Item Rate or higher authored Flow Weight. An abstract compensatory penalty may be unnecessary if the profiles already differ enough. Compare actual candidate methods before introducing a universal modifier.</w:t>
+        <w:t xml:space="preserve">[OPEN] Do not yet canonize a generic penalty such as automated methods always having reduced Capacity. Engineered systems naturally offer a predictable vector, repeatability, potentially low establishment attention, and infrastructure that may already physically encode the path. Living and guided systems may offer route flexibility, terrain adaptation, aerial traversal, class abilities, and potentially better demonstrated Item Rate or higher Capacity. An abstract compensatory penalty may be unnecessary if the profiles already differ enough. Compare actual candidate methods before introducing a universal modifier.</w:t>
       </w:r>
     </w:p>
     <w:p>
@@ -9157,7 +9157,7 @@
     </w:p>
     <w:p>
       <w:r>
-        <w:t>A Supply Line is therefore **persistent infrastructure that simulates repeated resource deliveries by the logistical method that established a connection between two designated Copper Chests.** Its Flow Weight represents that method's carrying efficiency and capacity; its Item Rate represents the frequency with which that method can deliver across the established connection under its relevant movement conditions.</w:t>
+        <w:t xml:space="preserve">A Supply Line is therefore **persistent infrastructure that simulates repeated resource deliveries by the logistical method that established a connection between two designated Copper Chests.** Its Capacity is how much cargo that method moves in one delivery, measured in Minecraft inventory slots; its Item Rate represents the frequency with which that method can deliver across the established connection under its relevant movement conditions.</w:t>
       </w:r>
     </w:p>
     <w:p>
@@ -9185,7 +9185,7 @@
     </w:p>
     <w:p>
       <w:r>
-        <w:t>Resolved, late September 2026. Source: [WR]. Endpoints are sufficient to express player intent **for self-directed logistical methods**, which therefore need no player-authored corridor. This is not a universal answer, and corridor information is not globally deleted from Supply Lines. Two broad categories exist. **Self-directed methods** — a Skeleton Crew worker, a hypothetical bat or parrot carrier, a future aquatic carrier, other autonomous summoned workers — receive Source and Destination and answer for themselves how to get there, walking, flying or swimming as their movement vocabulary allows. **Intrinsically directional, path-authored methods** — rails, water channels and other physically directional transport — carry the corridor as part of the logistical method itself, because the construction already encodes movement direction and topology. Different methods may establish their connection differently; the system normalizes their output through Flow Weight and Item Rate rather than forcing identical topology. The 11 September player-authored corridor model remains canon for player-guided and path-authored methods and no longer applies to self-directed carriers.</w:t>
+        <w:t xml:space="preserve">Resolved, late September 2026. Source: [WR]. Endpoints are sufficient to express player intent **for self-directed logistical methods**, which therefore need no player-authored corridor. This is not a universal answer, and corridor information is not globally deleted from Supply Lines. Two broad categories exist. **Self-directed methods** — a Skeleton Crew worker, a hypothetical bat or parrot carrier, a future aquatic carrier, other autonomous summoned workers — receive Source and Destination and answer for themselves how to get there, walking, flying or swimming as their movement vocabulary allows. **Intrinsically directional, path-authored methods** — rails, water channels and other physically directional transport — carry the corridor as part of the logistical method itself, because the construction already encodes movement direction and topology. Different methods may establish their connection differently; the system normalizes their output through Capacity and Item Rate rather than forcing identical topology. The 11 September player-authored corridor model remains canon for player-guided and path-authored methods and no longer applies to self-directed carriers.</w:t>
       </w:r>
     </w:p>
     <w:p>
@@ -9259,7 +9259,7 @@
     </w:p>
     <w:p>
       <w:r>
-        <w:t>Direct inventory transfer is the current preferred execution model. Once a Supply Line has a source Copper Chest, a destination Copper Chest, a Flow Weight and an Item Rate, the recognized line periodically transfers up to Flow Weight eligible actual items from the source inventory into the destination inventory at the derived interval. The items are real, the inventories are real, the endpoints are physical and attackable, and the transfer is deterministic. This should be the first model prototyped.</w:t>
+        <w:t xml:space="preserve">Direct inventory transfer is the current preferred execution model. Once a Supply Line has a source Copper Chest, a destination Copper Chest, a Capacity and an Item Rate, the recognized line periodically transfers up to Capacity eligible cargo slots from the source inventory into the destination inventory at the derived interval. The items are real, the inventories are real, the endpoints are physical and attackable, and the transfer is deterministic. This should be the first model prototyped.</w:t>
       </w:r>
     </w:p>
     <w:p>
@@ -9287,12 +9287,12 @@
     </w:p>
     <w:p>
       <w:r>
-        <w:t>Working. Source: [WR]. A normal class ability should generally not say "create a Supply Line." Classes create unusual physical Minecraft behaviour, and the system recognizes that behaviour as infrastructure when appropriate. A Skeleton Crew ability knows "move cargo from this Source to this Destination"; it does not know "create Supply Line #4 with these Item Rate and Flow Weight values." The system independently knows that a logistical method has established a valid connection between infrastructure-eligible nodes, and when progression allows recognition it may recognize and simulate that behaviour as a Supply Line. Keep **class creates behaviour, then the system recognizes infrastructure**, violating the firewall only intentionally for a class whose exceptional fantasy is manipulating already-recognized infrastructure.</w:t>
-      </w:r>
-    </w:p>
-    <w:p>
-      <w:r>
-        <w:t>The Skeleton Crew consequence follows. Crew Members are self-directed logistical workers with an authored Flow Weight plus actual movement and pathfinding; a later upgrade producing a stronger worker need not say "+Supply Line Flow Weight" or "+Supply Line Item Rate," because greater cargo capacity, faster movement and better traversal produce those results naturally.</w:t>
+        <w:t xml:space="preserve">Working. Source: [WR]. A normal class ability should generally not say "create a Supply Line." Classes create unusual physical Minecraft behaviour, and the system recognizes that behaviour as infrastructure when appropriate. A Skeleton Crew ability knows "move cargo from this Source to this Destination"; it does not know "create Supply Line #4 with these Item Rate and Capacity values." The system independently knows that a logistical method has established a valid connection between infrastructure-eligible nodes, and when progression allows recognition it may recognize and simulate that behaviour as a Supply Line. Keep **class creates behaviour, then the system recognizes infrastructure**, violating the firewall only intentionally for a class whose exceptional fantasy is manipulating already-recognized infrastructure.</w:t>
+      </w:r>
+    </w:p>
+    <w:p>
+      <w:r>
+        <w:t xml:space="preserve">The Skeleton Crew consequence follows. Crew Members are self-directed logistical workers with a Capacity in inventory slots plus actual movement and pathfinding; a later upgrade producing a stronger worker need not say "+Supply Line Capacity" or "+Supply Line Item Rate," because greater cargo capacity, faster movement and better traversal produce those results naturally.</w:t>
       </w:r>
     </w:p>
     <w:p>
@@ -16088,7 +16088,7 @@
     </w:p>
     <w:p>
       <w:r>
-        <w:t>Buildable Scale and Operational Scale are distinct working progression dimensions. Operational Area defines legal infrastructure connection eligibility, not a general buff radius. Infrastructure Mode is the shared recognition interface; Transit Time and Flow Weight rate demonstrated logistical performance, with ordinary player Flow Weight 1. Extent/relation and constitutive/facilitative define the four infrastructure identities (§6.1.1). These working terms do not specify a final UI. Occupation, occupational, and sustainment efficiency refer to the unresolved intrinsic Construct benefit. Herds, Crop Patches, and Mob Swarms name unfinished world-population concepts; they do not carry a complete spawn or reward contract.</w:t>
+        <w:t xml:space="preserve">Buildable Scale and Operational Scale are distinct working progression dimensions. Operational Area defines legal infrastructure connection eligibility, not a general buff radius. Infrastructure Mode is the shared recognition interface; Transit Time and Capacity rate demonstrated logistical performance; Capacity supersedes Flow Weight and is measured in Minecraft inventory slots. Extent/relation and constitutive/facilitative define the four infrastructure identities (§6.1.1). These working terms do not specify a final UI. Occupation, occupational, and sustainment efficiency refer to the unresolved intrinsic Construct benefit. Herds, Crop Patches, and Mob Swarms name unfinished world-population concepts; they do not carry a complete spawn or reward contract.</w:t>
       </w:r>
     </w:p>
     <w:p>
@@ -16701,7 +16701,7 @@
     </w:p>
     <w:p>
       <w:r>
-        <w:t xml:space="preserve">[OPEN] Readiness dependencies added on 11 September: Structural Integrity strength and whether mining, explosions and abilities are affected differently; a narrow definition of infrastructure-relevant block; Structural Integrity behaviour when practical control changes; the exact input for authoring a logistical corridor; qualifying cargo movement; derivation of pulse interval from Transit Time; authored Flow Weight values and whether they vary by cargo, carrier or upgrade; branching and rerouting; permitted carrier deviation from the authored corridor; failure to resolve; obstruction after establishment; interaction with Routes; capture and re-establishment; whether engineered transport needs any balancing disadvantage; long-distance destination targeting; and datapack feasibility for entity navigation.</w:t>
+        <w:t xml:space="preserve">[OPEN] Readiness dependencies added on 11 September: Structural Integrity strength and whether mining, explosions and abilities are affected differently; a narrow definition of infrastructure-relevant block; Structural Integrity behaviour when practical control changes; the exact input for authoring a logistical corridor; qualifying cargo movement; derivation of pulse interval from Transit Time; Capacity values and whether they vary by cargo, carrier or upgrade; branching and rerouting; permitted carrier deviation from the authored corridor; failure to resolve; obstruction after establishment; interaction with Routes; capture and re-establishment; whether engineered transport needs any balancing disadvantage; long-distance destination targeting; and datapack feasibility for entity navigation.</w:t>
       </w:r>
     </w:p>
     <w:p>
@@ -18823,7 +18823,7 @@
     </w:p>
     <w:p>
       <w:r>
-        <w:t>Late September 2026: a WAMS infrastructure clarification handoff from the Skeleton Crew and Logistics discussion introduced the designation-and-evidence model, the place versus connection organizing frame, archetype-native anchors (Banners, Copper Chests, Construction Blocks, developable resources), Construct block-investment and extent evaluation, Development Weight with dynamic recalculation, the source-to-destination rule for self-directed logistical entities, the distinction between pre-infrastructure physical Logistics and recognized Supply Lines, and direct Copper Chest inventory transfer as the preferred execution model. Four tensions with 10 and 11 September canon were recorded as [CONFLICT] rather than resolved. A subsequent infrastructure reconciliation handoff [WR] then decided them: explicit Copper Chest Source designation is reinstated; Flow Weight belongs to the logistical method while Item Rate emerges from that method's actual movement over the connection, with player-authored Item Rate removed; endpoints suffice only for self-directed carriers, leaving corridors meaningful for path-authored methods; and the class-ability firewall is reaffirmed. Route corridor retention remains [OPEN].</w:t>
+        <w:t xml:space="preserve">Late September 2026: a WAMS infrastructure clarification handoff from the Skeleton Crew and Logistics discussion introduced the designation-and-evidence model, the place versus connection organizing frame, archetype-native anchors (Banners, Copper Chests, Construction Blocks, developable resources), Construct block-investment and extent evaluation, Development Weight with dynamic recalculation, the source-to-destination rule for self-directed logistical entities, the distinction between pre-infrastructure physical Logistics and recognized Supply Lines, and direct Copper Chest inventory transfer as the preferred execution model. Four tensions with 10 and 11 September canon were recorded as [CONFLICT] rather than resolved. A subsequent infrastructure reconciliation handoff [WR] then decided them: explicit Copper Chest Source designation is reinstated; Capacity belongs to the logistical method while Item Rate emerges from that method's actual movement over the connection, with player-authored Item Rate removed; endpoints suffice only for self-directed carriers, leaving corridors meaningful for path-authored methods; and the class-ability firewall is reaffirmed. Route corridor retention remains [OPEN].</w:t>
       </w:r>
     </w:p>
     <w:p>
@@ -21449,7 +21449,7 @@
     </w:p>
     <w:p>
       <w:r>
-        <w:t>[WR] Minecraft MOBA Infrastructure Reconciliation / Correction Handoff. September 2026. Resolves the four [WC]/[WB] conflicts, reinstates explicit Supply Line start, corrects Flow Weight and Item Rate authorship, splits self-directed from path-authored logistical methods, reaffirms the class-ability firewall, and states the shared start/journey/end connection grammar. Retains [WC] where it is not corrected; does not supersede [WB] wholesale. See docs/reconciliation/2026-09-11-infrastructure-reconciliation.md.</w:t>
+        <w:t xml:space="preserve">[WR] Minecraft MOBA Infrastructure Reconciliation / Correction Handoff. September 2026. Resolves the four [WC]/[WB] conflicts, reinstates explicit Supply Line start, corrects Capacity (then Flow Weight) and Item Rate authorship, splits self-directed from path-authored logistical methods, reaffirms the class-ability firewall, and states the shared start/journey/end connection grammar. Retains [WC] where it is not corrected; does not supersede [WB] wholesale. See docs/reconciliation/2026-09-11-infrastructure-reconciliation.md.</w:t>
       </w:r>
     </w:p>
     <w:p>

--- a/docs/manuscript/Minecraft-MOBA-Design.docx
+++ b/docs/manuscript/Minecraft-MOBA-Design.docx
@@ -12716,17 +12716,6 @@
     </w:p>
     <w:p>
       <w:r>
-        <w:t xml:space="preserve">Skeleton Crew. **Draft — not settled.** Likely emergent archetypes are Logistics and Combat, but these should be re-evaluated after completion.
-Core rule: hostile undead become logistical labour.
-**Passive — Undead Affinity.** Zombies and Skeletons become compatible with the class and largely non-hostile, per the current draft.
-**Ability 1.** An empowered interaction or attack against Zombies and Skeletons banks the mob. Arise raises the banked crew. Raised crew can be sent toward a destination, physically pick up dropped items, use actual inventories and cargo, and be redirected; killing or dismissing them spills cargo.
-**Ability 2.** Set crew ablaze for dramatically increased speed and combat effectiveness, at the cost of continuous HP loss and risk of cargo spill.
-**Ultimate — Getting A-Head.** A Headless Horseman leads the horde. An alternative under consideration has the player ride the horse while the Horseman independently fights.
-Missing conceptual slots: A1 branches, A2 branches, exact command structure, Horseman resolution, and possible simplification of A1 complexity.</w:t>
-      </w:r>
-    </w:p>
-    <w:p>
-      <w:r>
         <w:t xml:space="preserve">Waxer. **Draft — not settled.** Primary Production; Combat currently plausible.
 Core rule: Honeycomb can be repeatedly invested into existing products to preserve them against change; enough preservation becomes obstruction.
 **Passive — Waxed Recipes.** Fill otherwise-empty crafting slots with Honeycomb to produce a Waxed version or output.
@@ -12738,19 +12727,342 @@
     </w:p>
     <w:p>
       <w:r>
-        <w:t xml:space="preserve">Lightfooted. **Draft — substantially incomplete.** Primary Exploration currently plausible; Combat and Development consequences possible but not finalized.
-Core area: animal traversal, animal following, and movement/combat interactions.
-**Passive — Rabbit's Foot.** Massively reduced fall damage. Lured or following animals share movement and following benefits.
-**Ability 1 — Lunge.** Leap toward the cursor and deal damage. Known branches: **Swarming Bite** (wolf count affects or reduces cooldown) and **Thieving Swipe** (charge recovery / offhand disruption concept).
-Missing conceptual slots: the third A1 branch, Ability 2 entirely, the A2 branch tree, and the ultimate. These gaps are missing design, not invitations to invent.</w:t>
-      </w:r>
-    </w:p>
-    <w:p>
-      <w:r>
         <w:t xml:space="preserve">Daredevil. **Draft — substantially incomplete.** Primary Exploration currently plausible; Extraction and Combat only tentative consequences.
 **Passive — Skydiver.** Remaining airborne for more than one second grants extreme Speed while airborne. Traversal and routes created while Skydiving interact with this movement concept according to existing global infrastructure rules.
 **Ability 1 — Runway.** Requires speed and momentum. Converts forward momentum into forward or upward traversal and updraft, and negates fall damage. Branches: **Cannon Jump** (TNT-assisted boost), **Trampoline** (slime-based impacts and bouncing), **Mach Headbutt** (high-speed knockback collision).
 Missing conceptual slots: Ability 2 entirely, the A2 branch tree, and the ultimate. Do not invent them.</w:t>
+      </w:r>
+    </w:p>
+    <w:p>
+      <w:pPr>
+        <w:pStyle w:val="Heading2"/>
+      </w:pPr>
+      <w:r>
+        <w:t xml:space="preserve">9.13 Skeleton Crew</w:t>
+      </w:r>
+    </w:p>
+    <w:p>
+      <w:r>
+        <w:t xml:space="preserve">Source: [WS].</w:t>
+      </w:r>
+    </w:p>
+    <w:p>
+      <w:r>
+        <w:t xml:space="preserve">Conceptually settled, 12 September 2026. Hook, core rule, passive, both actives with three mutually exclusive branches each, and the ultimate are decided. Remaining work is numbers, implementation, tags, radii, durations, and interaction with global systems. Do not reopen settled mechanics for lack of exact values.</w:t>
+      </w:r>
+    </w:p>
+    <w:p>
+      <w:r>
+        <w:t xml:space="preserve">Archetypes, assigned descriptively from the finished kit: Logistics and Combat.</w:t>
+      </w:r>
+    </w:p>
+    <w:p>
+      <w:pPr>
+        <w:pStyle w:val="Heading3"/>
+      </w:pPr>
+      <w:r>
+        <w:t xml:space="preserve">Core fantasy</w:t>
+      </w:r>
+    </w:p>
+    <w:p>
+      <w:r>
+        <w:t xml:space="preserve">Night and darkness produce undead pressure; Skeleton Crew attracts that pressure; fighting undead generates Crew; Crew becomes labour, logistical, and combat capacity.</w:t>
+      </w:r>
+    </w:p>
+    <w:p>
+      <w:r>
+        <w:t xml:space="preserve">Skeleton Crew wants the undead to find them.</w:t>
+      </w:r>
+    </w:p>
+    <w:p>
+      <w:pPr>
+        <w:pStyle w:val="Heading3"/>
+      </w:pPr>
+      <w:r>
+        <w:t xml:space="preserve">Resource terms</w:t>
+      </w:r>
+    </w:p>
+    <w:p>
+      <w:r>
+        <w:t xml:space="preserve">Crew is the stored resource the class generates. Crew Limit is the maximum workforce simultaneously deployed or committed. Crew Limit is not Logistics Capacity and is not a universal summon cap; stored Crew may exceed deployed Crew Limit, and Crew Limit should not automatically scale with level. [OPEN] Exact values.</w:t>
+      </w:r>
+    </w:p>
+    <w:p>
+      <w:r>
+        <w:t xml:space="preserve">Each Crew Member is either physically active in the world or committed to Supply Line Capacity, never both. A Crew Member's physical cargo Capacity and its possible committed Supply Line Capacity are the same underlying capacity and must never be counted twice. Summoning is therefore withdrawing logistical capacity from your infrastructure. Capacity and Item Rate follow the global definitions in infrastructure.md; the superseded Flow Weight terminology is not used.</w:t>
+      </w:r>
+    </w:p>
+    <w:p>
+      <w:pPr>
+        <w:pStyle w:val="Heading3"/>
+      </w:pPr>
+      <w:r>
+        <w:t xml:space="preserve">Passive — Undead Affinity</w:t>
+      </w:r>
+    </w:p>
+    <w:p>
+      <w:r>
+        <w:t xml:space="preserve">Hostile undead detect and pursue Skeleton Crew from substantially farther away than normal. Killing eligible hostile undead generates Crew stacks. This deliberately converts nighttime and undead danger into economic opportunity. [OPEN] Detection radius, eligible undead, Crew generation values, Crew Limit.</w:t>
+      </w:r>
+    </w:p>
+    <w:p>
+      <w:pPr>
+        <w:pStyle w:val="Heading3"/>
+      </w:pPr>
+      <w:r>
+        <w:t xml:space="preserve">Base Crew behaviour</w:t>
+      </w:r>
+    </w:p>
+    <w:p>
+      <w:r>
+        <w:t xml:space="preserve">Active Crew Members are physical workers and combatants with the priority order Combat → Logistics → self-preservation. Empty-handed Crew follow Skeleton Crew. Cargo-carrying Crew seek the nearest valid Supply Line node, deposit, then follow. Provoked Crew fight, then resume previous behaviour. Crew likely retain cargo while fighting and spill it if killed. Ordinary sunlight can burn Crew like undead unless otherwise protected.</w:t>
+      </w:r>
+    </w:p>
+    <w:p>
+      <w:pPr>
+        <w:pStyle w:val="Heading3"/>
+      </w:pPr>
+      <w:r>
+        <w:t xml:space="preserve">Ability 1 — Graveyard Shift</w:t>
+      </w:r>
+    </w:p>
+    <w:p>
+      <w:r>
+        <w:t xml:space="preserve">Context-sensitive. Against a valid hostile target, the ability itself performs a Strike dealing bonus damage and provoking Crew against that target. Otherwise it consumes Crew to Raise a Crew Member. This is not an empowered next normal attack; the ability performs the Strike directly.</w:t>
+      </w:r>
+    </w:p>
+    <w:p>
+      <w:r>
+        <w:t xml:space="preserve">Field Work. Graveyard Shift becomes a projectile. Impact on an enemy or mob performs the Strike at the impact point; impact on valid terrain may consume Crew to Raise a Crew Member there. It does not both Strike and Raise from one impact. Remote raising plus ranged Strike.</w:t>
+      </w:r>
+    </w:p>
+    <w:p>
+      <w:r>
+        <w:t xml:space="preserve">Hard Hat Zone. Graveyard Shift may Strike friendly Crew for reduced damage. Successive friendly Strikes temporarily equip that Crew Member in order — helmet, chestplate, leggings, boots — and each additional Strike refreshes the timeout of all armour granted this way, including further hits at full armour. The helmet naturally protects against sunlight ignition. The costs are friendly Strike damage, spent A1 opportunities, and maintenance time; do not invent an arbitrary Capacity penalty. [OPEN] Armour material, timeout, friendly damage.</w:t>
+      </w:r>
+    </w:p>
+    <w:p>
+      <w:r>
+        <w:t xml:space="preserve">Labored Union. Graveyard Shift's hostile Strike deals reduced bonus damage. Crew automatically become Provoked by any nearby mob, and kills made by Crew Members generate Crew stacks. "Any" is intentional where technically feasible — enemy players, hostile mobs, cows, villagers — and Crew generation is deliberately not restricted to undead victims under this branch. The result is an autonomous, self-replenishing combat workforce. Withdrawal of infrastructure Capacity is an emergent consequence of the global allocation rule, not a branch-specific penalty.</w:t>
+      </w:r>
+    </w:p>
+    <w:p>
+      <w:pPr>
+        <w:pStyle w:val="Heading3"/>
+      </w:pPr>
+      <w:r>
+        <w:t xml:space="preserve">Ability 2 — Burning Out</w:t>
+      </w:r>
+    </w:p>
+    <w:p>
+      <w:r>
+        <w:t xml:space="preserve">Active Crew that are burning move substantially faster. The burning state may come from any legitimate source — Burning Out itself, sunlight, environmental fire — and Burning Out reliably sets affected active Crew on fire.</w:t>
+      </w:r>
+    </w:p>
+    <w:p>
+      <w:r>
+        <w:t xml:space="preserve">Burning does not override the priority hierarchy. When no higher-priority responsibility remains, burning Crew seek a valid way to extinguish themselves. Consequences worth stating: shade does not extinguish an already burning entity; helmets prevent sunlight ignition but not actual fire; vanilla burning melee contact already supplies its own fire interaction, so no redundant combat rider is added; faster physical traversal naturally raises observed Item Rate, and the ability must never say "+Item Rate"; and damaged Crew can be deliberately risked and replaced, though this is not an instant workforce reset.</w:t>
+      </w:r>
+    </w:p>
+    <w:p>
+      <w:r>
+        <w:t xml:space="preserve">Fire Drill. Burning Out no longer ignites affected Crew. They become Alarmed instead: they abandon combat and urgently move toward their current logistical destination, or urgently return to Skeleton Crew if they have none. This is emergency relocation and task completion, not teleportation, recall, or instant cargo banking. Alarmed is the conceptual counterpart to Provoked.</w:t>
+      </w:r>
+    </w:p>
+    <w:p>
+      <w:r>
+        <w:t xml:space="preserve">Deadline. Crew that remain in combat while burning for long enough explode violently. Leaving combat before the threshold prevents it, and merely being on fire is insufficient. This interacts with the hierarchy: a burning cargo carrier that meets an enemy fights because Combat outranks Logistics, and a sustained fight ends in an explosion that may spill cargo, while a fight that ends quickly returns the Crew Member to work still burning. An enemy can disengage to prevent the explosion, indirectly letting the worker continue. [OPEN] Threshold, conceptually around three seconds.</w:t>
+      </w:r>
+    </w:p>
+    <w:p>
+      <w:r>
+        <w:t xml:space="preserve">Water Break. Crew that successfully extinguish themselves after burning restore Health proportional to time spent on fire, then move faster briefly. The lifecycle is burn, overdrive through higher-priority responsibilities, seek extinguishing, heal, brief refreshed movement, resume work. Any legitimate burning source may qualify. [OPEN] What counts as successfully extinguishing — rain, another player, and similar cases are deliberately not over-specified yet. Hard Hat Zone sits in intentional soft tension with this branch: the helmet suppresses incidental sunlight ignition while Burning Out can still start a controlled burn.</w:t>
+      </w:r>
+    </w:p>
+    <w:p>
+      <w:pPr>
+        <w:pStyle w:val="Heading3"/>
+      </w:pPr>
+      <w:r>
+        <w:t xml:space="preserve">Ultimate — A-Head of Schedule</w:t>
+      </w:r>
+    </w:p>
+    <w:p>
+      <w:r>
+        <w:t xml:space="preserve">Summon the Headless Horseman and his own temporary Crew. Their specialization is determined by what the ordinary workforce is doing at activation or first meaningful state. If ordinary Crew are fighting, the Horseman workforce commits to Combat, fights until combat ends, and remains ready for further Combat rather than switching to Logistics. If ordinary Crew are performing Logistics, it commits to Logistics, works immediately, and continues even if ordinary Crew are later pulled into combat. If ordinary Crew are inactive, it waits and commits to the first new Combat or Logistics state they enter. Once selected the mode is fixed for the duration rather than continuously mirroring ordinary Crew, and the Horseman workforce is more effective at the selected activity.</w:t>
+      </w:r>
+    </w:p>
+    <w:p>
+      <w:r>
+        <w:t xml:space="preserve">Temporary Horseman Crew are separate from normal Crew Limit, may physically perform Logistics, but do not become persistent Supply Line Capacity: temporary labour cannot create permanent automated infrastructure. [OPEN] Horseman size, stats, duration, specialization strength.</w:t>
+      </w:r>
+    </w:p>
+    <w:p>
+      <w:r>
+        <w:t xml:space="preserve">The fantasy: the project is behind schedule, so Skeleton Crew brings in another supervisor and a specialized temporary shift.</w:t>
+      </w:r>
+    </w:p>
+    <w:p>
+      <w:pPr>
+        <w:pStyle w:val="Heading2"/>
+      </w:pPr>
+      <w:r>
+        <w:t xml:space="preserve">9.14 Lightfooted</w:t>
+      </w:r>
+    </w:p>
+    <w:p>
+      <w:r>
+        <w:t xml:space="preserve">Source: [WS].</w:t>
+      </w:r>
+    </w:p>
+    <w:p>
+      <w:r>
+        <w:t xml:space="preserve">Conceptually settled, 12 September 2026. Hook, core rule, archetypes, passive, both actives with three mutually exclusive branches each, and the ultimate are decided. Remaining work is numbers, implementation, tags, radii, durations, and visual communication.</w:t>
+      </w:r>
+    </w:p>
+    <w:p>
+      <w:r>
+        <w:t xml:space="preserve">Archetypes: Exploration primary, Combat secondary. Development is not assigned merely because animals are managed, and Logistics is not assigned merely because animals are moved.</w:t>
+      </w:r>
+    </w:p>
+    <w:p>
+      <w:pPr>
+        <w:pStyle w:val="Heading3"/>
+      </w:pPr>
+      <w:r>
+        <w:t xml:space="preserve">Hook and core rule</w:t>
+      </w:r>
+    </w:p>
+    <w:p>
+      <w:r>
+        <w:t xml:space="preserve">Lightfooted treats wolves, foxes, and cats or ocelots as mobile resources, using their different vanilla lure methods to gather and keep them nearby. Their presence strengthens the group and changes Lightfooted's abilities, while their movement inspires Lightfooted's own extraordinary traversal.</w:t>
+      </w:r>
+    </w:p>
+    <w:p>
+      <w:r>
+        <w:t xml:space="preserve">Lightfooted treats particular woodland animals as mobile resources that must be kept physically nearby.</w:t>
+      </w:r>
+    </w:p>
+    <w:p>
+      <w:r>
+        <w:t xml:space="preserve">This is deliberately not a generic companion-animal or tamed-animal system. The class cares specifically about wolves, foxes, and cats/ocelots, which avoids ownership and taming edge cases and prevents unrelated animals such as horses from qualifying. The animals need not be technically tamed in vanilla terms; physical proximity is the class state. Animals influence Lightfooted, and Lightfooted enables and empowers the animal group, so the player cares about finding the species, using their different lure relationships, keeping them nearby, and transporting the resulting living resource group through difficult terrain.</w:t>
+      </w:r>
+    </w:p>
+    <w:p>
+      <w:pPr>
+        <w:pStyle w:val="Heading3"/>
+      </w:pPr>
+      <w:r>
+        <w:t xml:space="preserve">Passive — Animal Senses</w:t>
+      </w:r>
+    </w:p>
+    <w:p>
+      <w:r>
+        <w:t xml:space="preserve">Nearby wolves, foxes, and cats/ocelots grant small stacking species-specific bonuses that apply both to Lightfooted and to nearby animals of those species. Each species caps independently.</w:t>
+      </w:r>
+    </w:p>
+    <w:p>
+      <w:r>
+        <w:t xml:space="preserve">Species — Bonus — Effect  Wolves — Toughness — incremental damage reduction  Foxes — Quickness — incremental movement speed  Cats / Ocelots — Surefootedness — incremental fall-damage reduction</w:t>
+      </w:r>
+    </w:p>
+    <w:p>
+      <w:r>
+        <w:t xml:space="preserve">These must be granular custom bonuses. Do not grant vanilla Resistance or Speed tiers, which are far too coarse for one nearby animal. One animal is a small but meaningful contribution, several are a recognizable specialization, and the cap prevents unlimited accumulation from breaking stats. [OPEN] Percentages, radii, caps.</w:t>
+      </w:r>
+    </w:p>
+    <w:p>
+      <w:pPr>
+        <w:pStyle w:val="Heading3"/>
+      </w:pPr>
+      <w:r>
+        <w:t xml:space="preserve">Ability 1 — Lunge</w:t>
+      </w:r>
+    </w:p>
+    <w:p>
+      <w:r>
+        <w:t xml:space="preserve">Lightfooted leaps toward the aimed direction, damaging a struck target. The three branches form a deliberate spectrum from smallest leap and highest combat potency to largest leap and weakest direct combat payoff.</w:t>
+      </w:r>
+    </w:p>
+    <w:p>
+      <w:r>
+        <w:t xml:space="preserve">Swarming Bite — wolf. The smallest increase to the leap itself. Nearby or following wolves enable increasingly frequent or repeated Lunges. This is the combat-heavy branch: repeated pounces, pack pursuit, and the highest ability to stay on a target. [OPEN] Wolf scaling, cooldown or charge behaviour.</w:t>
+      </w:r>
+    </w:p>
+    <w:p>
+      <w:r>
+        <w:t xml:space="preserve">Thieving Swipe — fox. The Lunge travels moderately farther than base. Striking an enemy player temporarily disables their current mainhand item, with nearby or following foxes increasing the duration up to a cap. This is the middle branch: moderate mobility plus combat disruption. Do not revert to the older offhand-only concept. [OPEN] Duration, scaling, cap.</w:t>
+      </w:r>
+    </w:p>
+    <w:p>
+      <w:r>
+        <w:t xml:space="preserve">Stalking Pounce — cat/ocelot. The strongest movement improvement. Activation first pulls Lightfooted into a brief, heavily slowed stalking stance; after a short fixed windup they automatically launch toward the current aim direction at greatly increased velocity. There is no hold-and-release input, it is not a literal sneak state, the player may keep aiming during the windup, and it cannot be charged indefinitely. Bow-draw-like field-of-view language may communicate the physical coiling. Do not add another damage or crowd-control rider; this branch is dramatic movement and ambush positioning.</w:t>
+      </w:r>
+    </w:p>
+    <w:p>
+      <w:r>
+        <w:t xml:space="preserve">Input-design lesson worth preserving: prefer press to a deterministic state sequence over hold and release, unless continuous charging is indispensable.</w:t>
+      </w:r>
+    </w:p>
+    <w:p>
+      <w:pPr>
+        <w:pStyle w:val="Heading3"/>
+      </w:pPr>
+      <w:r>
+        <w:t xml:space="preserve">Ability 2 — Bounding</w:t>
+      </w:r>
+    </w:p>
+    <w:p>
+      <w:r>
+        <w:t xml:space="preserve">Lightfooted begins a continuous sequence of low Bounds. Each Bound commits to its launch direction; the player may choose a new heading on landing but cannot substantially redirect a Bound in mid-air. The sequence cannot be paused or voluntarily held between Bounds — once it begins, the remaining Bounds must be taken.</w:t>
+      </w:r>
+    </w:p>
+    <w:p>
+      <w:r>
+        <w:t xml:space="preserve">Lightfooted cannot attack while Bounding but can build. Building access is intentional and important: it lets skilled players manipulate upcoming terrain, landings, and takeoffs while already moving. Animals travelling with Lightfooted Bound alongside them.</w:t>
+      </w:r>
+    </w:p>
+    <w:p>
+      <w:r>
+        <w:t xml:space="preserve">Bounding should feel closer to boat-like momentum over land than a series of independently aimed combat dashes: launch, committed trajectory, land, choose next heading, immediately launch again. The ability is about intentional movement across the whole sequence.</w:t>
+      </w:r>
+    </w:p>
+    <w:p>
+      <w:r>
+        <w:t xml:space="preserve">Drift to Drift — fox, snow. Landing a Bound on snow grants Invisibility until the next Bound leaves the ground. Because Bounding cannot pause, this is not stationary stealth: a visible arc, a landing in snow, a brief disappearance, then immediate emergence into the next committed Bound. The enemy knows where Lightfooted entered the drift but briefly loses certainty about the next heading. The previously considered high-jump effect is not part of this branch. Fox's branch is hide between Bounds. [OPEN] Snow-family definition, invisibility timing.</w:t>
+      </w:r>
+    </w:p>
+    <w:p>
+      <w:r>
+        <w:t xml:space="preserve">Branch to Branch — cat/ocelot, leaves. Bounds taking off from leaves launch higher and faster. This is the strongest individual-Bound specialization and supports canopy traversal. It is not an "extreme" leap; the ultimate owns the truly extreme vertical launch. Cat's branch is stronger individual Bounds. [OPEN] Leaf tags, velocity.</w:t>
+      </w:r>
+    </w:p>
+    <w:p>
+      <w:r>
+        <w:t xml:space="preserve">Track to Track — wolf, dirt. A normal Bound taking off from eligible dirt-family terrain grants a bonus Bound. Bonus Bounds cannot generate further bonus Bounds, which prevents self-sustaining infinite movement without an arbitrary low cap. A skilful sequence alternates normal dirt takeoff and bonus Bound repeatedly; long back-and-forth traversal is not inherently undesirable, and the restriction exists only to stop recursion. Dirt is the contextual anchor because the fantasy is tracking through trackable ground. Wolf's branch is more Bounds. [OPEN] Dirt-family block tag, base Bound count.</w:t>
+      </w:r>
+    </w:p>
+    <w:p>
+      <w:r>
+        <w:t xml:space="preserve">A2 branches deliberately do not scale with animal count. A1 already uses nearby animals as its resource; A2 uses terrain and movement execution as its resource. Do not force animal-count scaling onto A2 for symmetry.</w:t>
+      </w:r>
+    </w:p>
+    <w:p>
+      <w:pPr>
+        <w:pStyle w:val="Heading3"/>
+      </w:pPr>
+      <w:r>
+        <w:t xml:space="preserve">Ultimate — Rabbit's Lucky Foot</w:t>
+      </w:r>
+    </w:p>
+    <w:p>
+      <w:r>
+        <w:t xml:space="preserve">Target a location. Nearby wolves, foxes, and cats/ocelots leap in extremely high arcs toward the target area, and after a short delay Lightfooted launches after them. Participating animals are invincible throughout the forced leap and landing, because they are valuable class resources and the ultimate forcibly commits them into dangerous space. Each animal landing on an enemy player deals damage; Lightfooted's own landing deals greater bonus damage. The extreme high leap belongs here rather than to Branch to Branch.</w:t>
+      </w:r>
+    </w:p>
+    <w:p>
+      <w:r>
+        <w:t xml:space="preserve">After landing, ordinary protection ends and the group is physically concentrated near Lightfooted again, naturally re-establishing Animal Senses at the destination. [OPEN] Targeting geometry, animal spread, impact radius, animal damage, Lightfooted bonus damage, delay, invincibility end timing.</w:t>
       </w:r>
     </w:p>
     <w:p>
@@ -18832,6 +19144,11 @@
       </w:r>
     </w:p>
     <w:p>
+      <w:r>
+        <w:t xml:space="preserve">12 September 2026: Skeleton Crew and Lightfooted completed conceptual passes and were promoted out of the unsettled drafts section. Both now satisfy the settled standard — hook, core rule, passive, two actives with three mutually exclusive branches each, and an ultimate — with remaining work confined to numbers, implementation, tags, radii, durations and global-system interactions. Waxer and Daredevil remain the only drafts.</w:t>
+      </w:r>
+    </w:p>
+    <w:p>
       <w:pPr>
         <w:pStyle w:val="Heading2"/>
       </w:pPr>
@@ -21440,6 +21757,11 @@
     <w:p>
       <w:r>
         <w:t>[WC] WAMS Infrastructure Clarification Handoff. Late September 2026, from the Skeleton Crew / Logistics discussion. Introduces the designation-and-evidence model, place/connection framing, archetype-native anchors, and direct Copper Chest inventory transfer. Four tensions with [WB] and [WI] were recorded as [CONFLICT]; all four are decided by [WR]. See docs/reconciliation/2026-09-11-wams-clarification.md.</w:t>
+      </w:r>
+    </w:p>
+    <w:p>
+      <w:r>
+        <w:t xml:space="preserve">[WS] Class Design Handoff: Skeleton Crew and Lightfooted. 12 September 2026. Completes both classes to the settled standard and promotes them out of the drafts section. See docs/reconciliation/2026-09-12-classes.md.</w:t>
       </w:r>
     </w:p>
     <w:p>

--- a/docs/manuscript/Minecraft-MOBA-Design.docx
+++ b/docs/manuscript/Minecraft-MOBA-Design.docx
@@ -3028,46 +3028,57 @@
       </w:r>
     </w:p>
     <w:p>
-      <w:r/>
-      <w:r>
-        <w:rPr>
-          <w:b/>
-        </w:rPr>
-        <w:t>Working / Prototype-Test. Sources: [M: Ecology], [W: unfinished population systems], [N].</w:t>
-      </w:r>
-      <w:r>
-        <w:t xml:space="preserve"> The Default prototype calls for at least four broad mixed livestock ranges collectively covering cows, sheep, pigs, and chickens, with separate horse presence. Multiple starter occurrences of wheat, carrots, and potatoes belong to baseline vocabulary. These should read as ecology or settlement-related resources, not arbitrary loot stamps.</w:t>
-      </w:r>
-    </w:p>
-    <w:p>
+      <w:pPr>
+        <w:spacing w:before="440" w:after="680"/>
+      </w:pPr>
+      <w:r>
+        <w:t>Working / Prototype-Test. Sources: [M: Ecology], [W: unfinished population systems], [N]. The Default prototype calls for at least four broad mixed livestock ranges collectively covering cows, sheep, pigs, and chickens, with separate horse presence. Multiple starter occurrences of wheat, carrots, and potatoes belong to baseline vocabulary. These should read as ecology or settlement-related resources, not arbitrary loot stamps.</w:t>
+      </w:r>
+    </w:p>
+    <w:p>
+      <w:pPr>
+        <w:spacing w:before="440" w:after="680"/>
+      </w:pPr>
       <w:r>
         <w:t>Herds, Crop Patches, and Mob Swarms also appear in the later world-economy discussion as concentrated, phase-appropriate opportunities. They are intended to enlarge the scale of legitimate Minecraft activity as the economy develops. They are not established as generic XP pickups or automatically as formal Worksites.</w:t>
       </w:r>
     </w:p>
     <w:p>
-      <w:r/>
-      <w:r>
-        <w:rPr>
-          <w:b/>
-          <w:color w:val="8B5A21"/>
-        </w:rPr>
-        <w:t>[OPEN]</w:t>
-      </w:r>
-      <w:r>
-        <w:t xml:space="preserve"> </w:t>
-      </w:r>
-      <w:r>
-        <w:rPr>
-          <w:b/>
-          <w:color w:val="8B5A21"/>
-        </w:rPr>
-        <w:t>[NEEDS CANONICAL OWNER]</w:t>
-      </w:r>
-      <w:r>
-        <w:t xml:space="preserve"> Their activators, spawning, populations, renewal, depletion, ownership, reward attribution, and temporal behavior are not settled. The night branch explicitly corrected an earlier claim that its full original specifications were available. Do not infer a complete system from that earlier “yes.”</w:t>
-      </w:r>
-    </w:p>
-    <w:p>
+      <w:pPr>
+        <w:spacing w:before="440" w:after="680"/>
+      </w:pPr>
+      <w:r>
+        <w:t>Regenerative Sources, 12 September 2026. Source: [WN]. The system has three top-level buckets — crops and plant resources, animal populations, and hostile Mob Swarms — generated with a spatial depth gradient. The governing rule is that regenerating resources increase in **economic specificity** with distance from the midpoint and base regions: near resources solve broad universal needs, deeper resources are rarer, more specialized or composition-dependent and support narrower but stronger strategies. Farther does not mean simply more XP or the same resource in bigger stacks. "Herds" remains useful player-facing language, but the internal system is better treated as animal populations, which also covers schools, colonies and aquatic populations. Candidate species and plants per tier are recorded in `maps.md`; none are canon.</w:t>
+      </w:r>
+    </w:p>
+    <w:p>
+      <w:pPr>
+        <w:spacing w:before="440" w:after="680"/>
+      </w:pPr>
+      <w:r>
+        <w:t>Mob Swarms add a second axis, **time of day**, so a Swarm is not generated from a difficulty tier alone but from spatial depth, regional identity, and day/night state. A night encounter need not be the day encounter with more health — it may change mob type, geometry, status effects, ranged pressure, density, drops, and required tactics. Near Swarms stay ordinary; intermediate ones add specialized threats; deep ones may include ravagers, charged creepers, dense pillager groups or ocean guardian groups. Boss and quasi-boss mobs such as the Warden are explicitly not ordinary regenerative Swarms, which remain distinct from major objectives and one-off encounters.</w:t>
+      </w:r>
+    </w:p>
+    <w:p>
+      <w:pPr>
+        <w:spacing w:before="440" w:after="680"/>
+      </w:pPr>
+      <w:r>
+        <w:t>Spatial depth and time of day form an opportunity field rather than a numeric tier table, and deep-night play can be some of the most valuable Combat activity on the map. Because deep opportunities are far from base and night weakens Routes, Supply Lines and Constructs, deep-night expeditions create strong Exploration, Logistics and Combat interdependence.</w:t>
+      </w:r>
+    </w:p>
+    <w:p>
+      <w:pPr>
+        <w:spacing w:before="440" w:after="680"/>
+      </w:pPr>
+      <w:r>
+        <w:t>[OPEN] Their activators, spawning, populations, renewal, depletion, ownership, reward attribution, temporal behavior, distance tables, regional tables, Swarm compositions, day-to-night transformations, respawn cadence, and reward scaling are not settled. The night branch explicitly corrected an earlier claim that its full original specifications were available. Do not infer a complete system from that earlier “yes.”</w:t>
+      </w:r>
+    </w:p>
+    <w:p>
+      <w:pPr>
+        <w:spacing w:before="440" w:after="680"/>
+      </w:pPr>
       <w:r>
         <w:t>Later extensions under discussion include horse, squid, or mountain-goat groupings and additional crop families such as melons. These are questions about the population framework, not committed species guarantees. Distinguish naturally occurring patches, ordinary player farms, and recognized Development infrastructure (§6.3).</w:t>
       </w:r>
@@ -3106,38 +3117,59 @@
       </w:r>
     </w:p>
     <w:p>
-      <w:r/>
-      <w:r>
-        <w:rPr>
-          <w:b/>
-        </w:rPr>
-        <w:t>Working; [NEEDS CANONICAL OWNER]. Source: [N: final night-economy direction].</w:t>
-      </w:r>
-      <w:r>
-        <w:t xml:space="preserve"> Day favors the full effectiveness of established infrastructure. Night reduces the effectiveness of Constructs, Development infrastructure, Routes, and Supply Lines without disabling them. Hostile-mob activity should become more economically valuable, giving Combat a recurring opportunity to convert danger into resources and progression.</w:t>
-      </w:r>
-    </w:p>
-    <w:p>
+      <w:pPr>
+        <w:spacing w:before="440" w:after="680"/>
+      </w:pPr>
+      <w:r>
+        <w:t>Canonical owner assigned 12 September 2026. Sources: [N], [WN]. The day/night economy is owned by `objectives.md` §17A, and the nighttime infrastructure penalty by `infrastructure.md`. The working distinction is that **day is accumulation and productive time; night is opportunity and contestable time.** Day and night are pressures, not role-locking phases: players can fight by day and farm, build or produce at night. The system changes relative economic attractiveness rather than prohibiting actions.</w:t>
+      </w:r>
+    </w:p>
+    <w:p>
+      <w:pPr>
+        <w:spacing w:before="440" w:after="680"/>
+      </w:pPr>
+      <w:r>
+        <w:t>At sunset three things change together: a limited, randomly selected set of Worksites activates (§7.10), Mob Swarms transform to nighttime compositions (§3.3), and recognized infrastructure enters a reduced-efficiency state. At sunrise Worksites close, Swarms revert, infrastructure returns to full efficiency, and teams integrate nighttime gains into the daytime economy.</w:t>
+      </w:r>
+    </w:p>
+    <w:p>
+      <w:pPr>
+        <w:spacing w:before="440" w:after="680"/>
+      </w:pPr>
+      <w:r>
+        <w:t>Infrastructure vulnerability alone is **not** considered sufficient to create nighttime PvP; the positive nighttime opportunity economy is the stronger driver. [OPEN] Exact day and night duration remains unresolved, as does the magnitude and per-type shape of the infrastructure penalty.</w:t>
+      </w:r>
+    </w:p>
+    <w:p>
+      <w:pPr>
+        <w:spacing w:before="440" w:after="680"/>
+      </w:pPr>
+      <w:r>
+        <w:t>Working. Source: [N: final night-economy direction]. Day favors the full effectiveness of established infrastructure. Night reduces the effectiveness of Constructs, Development infrastructure, Routes, and Supply Lines without disabling them. Hostile-mob activity should become more economically valuable, giving Combat a recurring opportunity to convert danger into resources and progression.</w:t>
+      </w:r>
+    </w:p>
+    <w:p>
+      <w:pPr>
+        <w:spacing w:before="440" w:after="680"/>
+      </w:pPr>
       <w:r>
         <w:t>This combination makes established positions harder to sustain, supplies less efficient, and reinforcement less comfortable. Raids, ambushes, interception, and siege become more attractive because the world’s relative incentives change. A team can still work, defend, travel, or prepare through night.</w:t>
       </w:r>
     </w:p>
     <w:p>
+      <w:pPr>
+        <w:spacing w:before="440" w:after="680"/>
+      </w:pPr>
       <w:r>
         <w:t>Infrastructure progression may mitigate each system’s nighttime weakness in its own way. These resilience paths are candidates; they are not automatically T2 rewards. The discussion’s illustrative 75–90% effectiveness range is not a selected multiplier and is not applied elsewhere in this manuscript.</w:t>
       </w:r>
     </w:p>
     <w:p>
-      <w:r/>
-      <w:r>
-        <w:rPr>
-          <w:b/>
-          <w:color w:val="8B5A21"/>
-        </w:rPr>
-        <w:t>[OPEN]</w:t>
-      </w:r>
-      <w:r>
-        <w:t xml:space="preserve"> Cycle duration, start time, number of nights, transitions, sleep behavior, mob composition, spawn rules, reward changes, and which intrinsic or integration effects weaken are undefined. No global nighttime PvP-XP bonus is established. Mob Swarms’ exact relationship to this economy remains open.</w:t>
+      <w:pPr>
+        <w:spacing w:before="440" w:after="680"/>
+      </w:pPr>
+      <w:r>
+        <w:t>[OPEN] Cycle duration, start time, number of nights, transitions, sleep behavior, spawn rules, reward changes, and which intrinsic or integration effects weaken are undefined. No global nighttime PvP-XP bonus is established, and [WN] explicitly declines to add one yet: night already weakens infrastructure, enriches Mob Swarms, and activates limited Worksites, so PvP should emerge from overlapping demand rather than from a rule making kills worth more after sunset. Whether a direct incentive is needed after testing is open. Mob Swarms’ relationship to this economy is no longer open in outline — they are the Combat-facing regenerative resource and their composition changes with time of day (§3.3) — though their compositions and values are unresolved.</w:t>
       </w:r>
     </w:p>
     <w:p>
@@ -5393,6 +5425,14 @@
       </w:pPr>
       <w:r>
         <w:t>5.4 Universal capacity and specialization</w:t>
+      </w:r>
+    </w:p>
+    <w:p>
+      <w:pPr>
+        <w:spacing w:before="440" w:after="680"/>
+      </w:pPr>
+      <w:r>
+        <w:t>[PROPOSED — NOT CANON, 12 September 2026. Source: [CP].] A capacity curve rework is under review and changes nothing in this chapter until reviewed. It proposes distinct growth cadences per capacity (Health frequent +1, Hunger periodic +1.5, Inventory frequent +3), Lv1 Health of 8, universal Health and Hunger endpoints of 18 with specialization reaching 20, Inventory unchanged at 6 → 36, and a third specialization that unlocks a qualitative **Mastery** — regenerating out-of-combat Absorption, exhaustion efficiency, or additional movement speed — instead of a larger number. If adopted it would supersede both the Inventory overflow conversion (§5.4) and the Hunger-above-20 exhaustion model (§5.5). It is recorded in full in `docs/proposals/2026-09-12-capacity-curve.md`. Its source states explicitly that repository documentation must not treat these numbers as final until the curve is reviewed.</w:t>
       </w:r>
     </w:p>
     <w:p>
@@ -6549,6 +6589,14 @@
       </w:r>
     </w:p>
     <w:p>
+      <w:pPr>
+        <w:spacing w:before="440" w:after="680"/>
+      </w:pPr>
+      <w:r>
+        <w:t>Dependency recorded 12 September 2026. Source: [WN]. XP calibration is downstream of the day/night economy. The chain runs day/night system, then nighttime Worksite availability, then Mob Swarm availability and value, then expected Combat economic throughput, then teamwide XP throughput, then band calibration. Calibration should eventually account for how much legitimate XP activity a night offers, how Combat progression changes exploitation rate, how the nighttime infrastructure slowdown offsets other throughput, how Worksites inject phase-appropriate opportunities, and how spatial depth changes reward density. Do not derive XP numbers from the night model yet.</w:t>
+      </w:r>
+    </w:p>
+    <w:p>
       <w:r/>
       <w:r>
         <w:rPr>
@@ -9980,20 +10028,91 @@
       </w:r>
     </w:p>
     <w:p>
-      <w:r/>
-      <w:r>
-        <w:rPr>
-          <w:b/>
-        </w:rPr>
-        <w:t>Open. Source: [O §21].</w:t>
-      </w:r>
-      <w:r>
-        <w:t xml:space="preserve"> Objective accounting must recognize mixed attacks and potentially Combat, resource, construction, and logistical contributions. No exact allocation is established. The unresolved match contract comprises structure sequence, exposure, disablement, repair, final victory, and recognition of meaningful defeat.</w:t>
-      </w:r>
-    </w:p>
-    <w:p>
+      <w:pPr>
+        <w:spacing w:before="440" w:after="680"/>
+      </w:pPr>
+      <w:r>
+        <w:t>Open. Source: [O §21]. Objective accounting must recognize mixed attacks and potentially Combat, resource, construction, and logistical contributions. No exact allocation is established. The unresolved match contract comprises structure sequence, exposure, disablement, repair, final victory, and recognition of meaningful defeat.</w:t>
+      </w:r>
+    </w:p>
+    <w:p>
+      <w:pPr>
+        <w:spacing w:before="440" w:after="680"/>
+      </w:pPr>
       <w:r>
         <w:t>Worksite completion must follow actual finite opportunities rather than arbitrary class checks. Objective availability should coexist with ordinary progression; it is sometimes rational to concede one opportunity to develop or attack elsewhere.</w:t>
+      </w:r>
+    </w:p>
+    <w:p>
+      <w:pPr>
+        <w:pStyle w:val="Heading2"/>
+      </w:pPr>
+      <w:r>
+        <w:t>7.10 Nighttime Worksite activation</w:t>
+      </w:r>
+    </w:p>
+    <w:p>
+      <w:pPr>
+        <w:spacing w:before="440" w:after="680"/>
+      </w:pPr>
+      <w:r>
+        <w:t>Working, 12 September 2026. Source: [WN]. Worksites open only at sunset. A limited number activate, chosen randomly from the eligible pool, with the number depending on match phase; at sunrise the active Worksites close. The purpose is positive nighttime opportunity, scarcity, and unpredictable but legible convergence, so that teams cannot script the same route every night and night is strategic rather than a global stat modifier.</w:t>
+      </w:r>
+    </w:p>
+    <w:p>
+      <w:pPr>
+        <w:spacing w:before="440" w:after="680"/>
+      </w:pPr>
+      <w:r>
+        <w:t>Selection should be constrained by eligibility rather than uniformly random. Availability and intensity are two independent tuning axes: more active Worksites does not automatically produce more contestation, because too many simultaneous sites let teams split peacefully. A broad candidate pattern is few moderate-value opportunities early, several fronts at mid, and potentially fewer but more consequential opportunities late.</w:t>
+      </w:r>
+    </w:p>
+    <w:p>
+      <w:pPr>
+        <w:spacing w:before="440" w:after="680"/>
+      </w:pPr>
+      <w:r>
+        <w:t>Worksites and regenerative hostile sources remain distinct nighttime systems — the first discrete, scarce and temporarily active, the second distributed and biome-dependent — so that a night presents multiple competing opportunities rather than one mandatory objective phase.</w:t>
+      </w:r>
+    </w:p>
+    <w:p>
+      <w:pPr>
+        <w:spacing w:before="440" w:after="680"/>
+      </w:pPr>
+      <w:r>
+        <w:t>[OPEN] Active Worksite count per phase, the selection algorithm, phase eligibility, whether late-game Worksites become more numerous or fewer and more consequential, and whether Worksites receive special mob pressure at night are all unresolved.</w:t>
+      </w:r>
+    </w:p>
+    <w:p>
+      <w:pPr>
+        <w:pStyle w:val="Heading2"/>
+      </w:pPr>
+      <w:r>
+        <w:t>7.11 Archetype and world-system mapping</w:t>
+      </w:r>
+    </w:p>
+    <w:p>
+      <w:pPr>
+        <w:spacing w:before="440" w:after="680"/>
+      </w:pPr>
+      <w:r>
+        <w:t>Working, 12 September 2026. Source: [WN]. Construction with Extraction maps to the Mining Outpost; Logistics with Production to an industrial Worksite; Development with Combat to Regenerative Sources; Exploration to every POI. This maps which archetypal verbs each world system most strongly expresses and is not ownership or exclusivity.</w:t>
+      </w:r>
+    </w:p>
+    <w:p>
+      <w:pPr>
+        <w:spacing w:before="440" w:after="680"/>
+      </w:pPr>
+      <w:r>
+        <w:t>The Mining Outpost is exceptional physical resource opportunity: Extraction acquires, Construction activates and stabilizes the site, and activating its machinery should create or reveal a genuine new deposit rather than pointing at ore that already existed. A Production counterpart is wanted — provisionally Forge or Industrial Worksite — offering exceptional transformation opportunity, with Logistics supplying inputs and distributing outputs. [OPEN] Its name and mechanics are unresolved; "Forge" may read as overly metal-specific. Development and Combat have parallel but opposite relationships with recurring living systems, nurturing versus overcoming. Exploration is cross-cutting and needs no exclusive paired Worksite, because every meaningful POI creates Exploration value through discovery, navigation, access, first arrival and spatial knowledge.</w:t>
+      </w:r>
+    </w:p>
+    <w:p>
+      <w:pPr>
+        <w:spacing w:before="440" w:after="680"/>
+      </w:pPr>
+      <w:r>
+        <w:t>Read as verbs: Extraction acquires, Production transforms, Development matures renewable productive world state, Construction establishes useful built places, Logistics distributes, Combat secures value under threat, and Exploration discovers, accesses and connects the opportunity graph.</w:t>
       </w:r>
     </w:p>
     <w:p>
@@ -10074,18 +10193,33 @@
       </w:r>
     </w:p>
     <w:p>
-      <w:r/>
-      <w:r>
-        <w:rPr>
-          <w:b/>
-        </w:rPr>
-        <w:t>Working. Source: [N].</w:t>
-      </w:r>
-      <w:r>
-        <w:t xml:space="preserve"> Richer hostile-mob opportunity and weaker infrastructure can make night favorable for combat-oriented activity. Players may hunt, raid, ambush, defend, disrupt distribution, or pressure a siege. This is a recurring incentive window, not a mandatory combat phase.</w:t>
-      </w:r>
-    </w:p>
-    <w:p>
+      <w:pPr>
+        <w:spacing w:before="440" w:after="680"/>
+      </w:pPr>
+      <w:r>
+        <w:t>Refined 12 September 2026. Source: [WN]. Combat's economic role is **securing value under threat**: the archetype that lets a team operate economically where danger or opposition would otherwise make operating inefficient or impossible. This refines the earlier "converts threats into value" phrasing and does not require a dedicated Combat infrastructure system. Value comes from defeating hostile mobs, securing Mob Swarms, protecting expeditions, contesting Worksites, defending infrastructure, breaking enemy control, escorting resources, raiding, ambushing, sieging, and denying opponents temporary opportunities.</w:t>
+      </w:r>
+    </w:p>
+    <w:p>
+      <w:pPr>
+        <w:spacing w:before="440" w:after="680"/>
+      </w:pPr>
+      <w:r>
+        <w:t>Nighttime Combat should become more economical primarily because the world presents harder and richer combat work, not because of a multiplier. A harder encounter produces more legitimate output and therefore more legitimate XP, which keeps XP grounded in activity. Avoid flat nighttime PvP bonuses, arbitrary kill multipliers, and rules instructing players to attack enemy structures at sunset.</w:t>
+      </w:r>
+    </w:p>
+    <w:p>
+      <w:pPr>
+        <w:spacing w:before="440" w:after="680"/>
+      </w:pPr>
+      <w:r>
+        <w:t>Working. Source: [N]. Richer hostile-mob opportunity and weaker infrastructure can make night favorable for combat-oriented activity. Players may hunt, raid, ambush, defend, disrupt distribution, or pressure a siege. This is a recurring incentive window, not a mandatory combat phase.</w:t>
+      </w:r>
+    </w:p>
+    <w:p>
+      <w:pPr>
+        <w:spacing w:before="440" w:after="680"/>
+      </w:pPr>
       <w:r>
         <w:t>Chapter 3 owns the unresolved cycle and mob parameters. No automatic night kill multiplier is assumed. Advanced infrastructure resilience and anti-static-map pressure need joint testing so night remains a strategic opportunity rather than an irritating economy shutdown.</w:t>
       </w:r>
@@ -19119,6 +19253,14 @@
       </w:pPr>
     </w:p>
     <w:p>
+      <w:pPr>
+        <w:spacing w:before="440" w:after="680"/>
+      </w:pPr>
+      <w:r>
+        <w:t>12 September 2026: the Nighttime, Combat Economy, Regenerative Sources and World-System Mapping handoff [WN] was integrated, giving the day/night economy a canonical owner (`objectives.md` §17A) and adding sunset-only Worksite activation, the three regenerative buckets with their spatial specificity gradient, Mob Swarm composition by depth, region and time of day, Combat as securing value under threat, the archetype/world-system mapping, and the nighttime infrastructure penalty in `infrastructure.md`. No XP numbers were derived; the XP branch is explicitly downstream. Separately, a capacity progression curve rework [CP] was recorded as a **proposal only** in `docs/proposals/2026-09-12-capacity-curve.md` at its author's instruction; no canonical capacity value was changed.</w:t>
+      </w:r>
+    </w:p>
+    <w:p>
       <w:r>
         <w:t>Earlier worlds were programmatically generated Java/Anvil saves, not WorldPainter-authored worlds. The historical dimensions and method do not dictate the modern official-vanilla approach.</w:t>
       </w:r>
@@ -21767,6 +21909,22 @@
     <w:p>
       <w:r>
         <w:t xml:space="preserve">[WL] Logistics / Supply Line / Skeleton Crew Handoff. Late September 2026. Replaces Flow Weight with slot-based Capacity, makes logistical Capacity non-duplicable between committed infrastructure and active world presence, introduces relay-node chains, and rebuilds Skeleton Crew on a shared labour pool. See docs/reconciliation/2026-09-11-capacity.md.</w:t>
+      </w:r>
+    </w:p>
+    <w:p>
+      <w:pPr>
+        <w:spacing w:before="440" w:after="680"/>
+      </w:pPr>
+      <w:r>
+        <w:t>[CP] Minecraft MOBA Capacity Progression Curve Handoff. 12 September 2026, explicitly **NOT CANON**. Proposes per-capacity growth cadences, an 8-Health start, 18-point universal Health and Hunger endpoints, specialization reaching 20, and qualitative Masteries at the third specialization. Recorded as a proposal only, at the source's own instruction; no canonical value changed. See docs/proposals/2026-09-12-capacity-curve.md.</w:t>
+      </w:r>
+    </w:p>
+    <w:p>
+      <w:pPr>
+        <w:spacing w:before="440" w:after="680"/>
+      </w:pPr>
+      <w:r>
+        <w:t>[WN] WAMS Handoff — Nighttime, Combat Economy, Regenerative Sources, and World-System Mapping. 12 September 2026, working design direction with no finalized numbers or tables. Day as accumulation and night as opportunity; per-type nighttime infrastructure weakening; Combat as securing value under threat with no dedicated Combat infrastructure; sunset-only Worksite activation with phase-dependent count and constrained random selection; crops, animal populations and Mob Swarms as regenerative sources on a specificity-by-distance gradient; Mob Swarm composition by depth, region and time of day; the archetype/world-system mapping; and XP calibration as a downstream branch. See docs/reconciliation/2026-09-12-nighttime-economy.md.</w:t>
       </w:r>
     </w:p>
     <w:p>

--- a/docs/manuscript/Minecraft-MOBA-Design.docx
+++ b/docs/manuscript/Minecraft-MOBA-Design.docx
@@ -5432,7 +5432,7 @@
         <w:spacing w:before="440" w:after="680"/>
       </w:pPr>
       <w:r>
-        <w:t>[PROPOSED — NOT CANON, 12 September 2026. Source: [CP].] A capacity curve rework is under review and changes nothing in this chapter until reviewed. It proposes distinct growth cadences per capacity (Health frequent +1, Hunger periodic +1.5, Inventory frequent +3), Lv1 Health of 8, universal Health and Hunger endpoints of 18 with specialization reaching 20, Inventory unchanged at 6 → 36, and a third specialization that unlocks a qualitative **Mastery** — regenerating out-of-combat Absorption, exhaustion efficiency, or additional movement speed — instead of a larger number. If adopted it would supersede both the Inventory overflow conversion (§5.4) and the Hunger-above-20 exhaustion model (§5.5). It is recorded in full in `docs/proposals/2026-09-12-capacity-curve.md`. Its source states explicitly that repository documentation must not treat these numbers as final until the curve is reviewed.</w:t>
+        <w:t>[PROPOSED — NOT CANON, 12 September 2026. Source: [CP].] A capacity curve rework is under review and changes nothing in this chapter until reviewed. It proposes distinct growth cadences per capacity (Health frequent +1, Hunger less frequent +1/+2, Inventory frequent +3), Lv1 Health of 8, universal Health and Hunger endpoints of 18 with specialization reaching 20, Inventory unchanged at 6 → 36, and a third specialization that unlocks a qualitative **Mastery** — regenerating out-of-combat Absorption, exhaustion efficiency, or additional movement speed — instead of a larger number. If adopted it would supersede both the Inventory overflow conversion (§5.4) and the Hunger-above-20 exhaustion model (§5.5). It is recorded in full in `docs/proposals/2026-09-12-capacity-curve.md`. Its source states explicitly that repository documentation must not treat these numbers as final until the curve is reviewed; the one exception is the Hunger cadence, where the owner has settled the handoff's +1.5 per event in favour of an alternating +1/+2 with identical start, endpoint and event levels, because a half food point is a quarter drumstick and vanilla cannot draw it. The rest of the curve remains under review.</w:t>
       </w:r>
     </w:p>
     <w:p>

--- a/docs/manuscript/Minecraft-MOBA-Design.docx
+++ b/docs/manuscript/Minecraft-MOBA-Design.docx
@@ -4193,6 +4193,11 @@
       </w:r>
       <w:r>
         <w:t xml:space="preserve"> Older chat preserves flat submission XP plus usage-driven infrastructure XP. Current [O §9] and [C §2] instead reject passive/submission assumptions and specify integration around legitimate activity. The old model is retained as historical discussion, not used in the economy described here.</w:t>
+      </w:r>
+    </w:p>
+    <w:p>
+      <w:r>
+        <w:t xml:space="preserve">[TECHNICAL RISK] Statistics cannot distinguish mining a natural block from mining a replaced one, or a world pickup from a teammate's handover. Anti-farming therefore depends on block provenance (§13.8).</w:t>
       </w:r>
     </w:p>
     <w:p>
@@ -6030,6 +6035,11 @@
     </w:p>
     <w:p>
       <w:r>
+        <w:t xml:space="preserve">[TECHNICAL RISK] §13.6 records that vanilla exposes no locomotion-only exhaustion scaling and that any datapack version is an approximation. These multipliers are specified more precisely than the mechanism can deliver.</w:t>
+      </w:r>
+    </w:p>
+    <w:p>
+      <w:r>
         <w:t>The numerator is the reserve from 20 to the 6-food sprint cutoff. The conversion preserves the simplified amount of Hunger-consuming activity before that cutoff. It does not prove exact travel distance in a live match.</w:t>
       </w:r>
     </w:p>
@@ -7957,6 +7967,11 @@
       </w:r>
     </w:p>
     <w:p>
+      <w:r>
+        <w:t xml:space="preserve">[TECHNICAL RISK] Vanilla exposes no per-instance block hardness or blast resistance and cannot cancel a block break, so Structural Integrity has no direct implementation. The only vanilla route is detect-and-restore, in which the block does break before returning. Consider expressing integrity as rebuild rather than resistance.</w:t>
+      </w:r>
+    </w:p>
+    <w:p>
       <w:pPr>
         <w:pStyle w:val="Heading3"/>
       </w:pPr>
@@ -9140,6 +9155,11 @@
       </w:r>
     </w:p>
     <w:p>
+      <w:r>
+        <w:t xml:space="preserve">[TECHNICAL RISK] Vanilla does not record whether a block was world-generated or player-placed. This passage assumes block provenance, a capability shared by five systems and owned by none; see §13.8.</w:t>
+      </w:r>
+    </w:p>
+    <w:p>
       <w:pPr>
         <w:pStyle w:val="Heading2"/>
       </w:pPr>
@@ -9168,6 +9188,11 @@
       </w:r>
     </w:p>
     <w:p>
+      <w:r>
+        <w:t xml:space="preserve">[TECHNICAL RISK] Periodic re-evaluation over an extent requires repeated volume measurement. No shared scan budget exists; see §13.8.</w:t>
+      </w:r>
+    </w:p>
+    <w:p>
       <w:pPr>
         <w:pStyle w:val="Heading2"/>
       </w:pPr>
@@ -9308,6 +9333,11 @@
     <w:p>
       <w:r>
         <w:t xml:space="preserve">Direct inventory transfer is the current preferred execution model. Once a Supply Line has a source Copper Chest, a destination Copper Chest, a Capacity and an Item Rate, the recognized line periodically transfers up to Capacity eligible cargo slots from the source inventory into the destination inventory at the derived interval. The items are real, the inventories are real, the endpoints are physical and attackable, and the transfer is deterministic. This should be the first model prototyped.</w:t>
+      </w:r>
+    </w:p>
+    <w:p>
+      <w:r>
+        <w:t xml:space="preserve">[TECHNICAL RISK] Simulated delivery between distant nodes requires both endpoints to be loaded. Forceloading is limited and costly, which silently caps how far infrastructure can project. See §13.8.</w:t>
       </w:r>
     </w:p>
     <w:p>
@@ -9685,6 +9715,11 @@
     <w:p>
       <w:r>
         <w:t>Pure percentage-of-block destruction risks rewarding removal of cheap, irrelevant blocks. The project requires a meaningful structural or functional validation rule; none is finalized. Ability-driven destruction, tunneling, and repair must be evaluated against that rule, not independently invented exceptions.</w:t>
+      </w:r>
+    </w:p>
+    <w:p>
+      <w:r>
+        <w:t xml:space="preserve">[TECHNICAL RISK] Structural or topological validation over an arbitrarily damaged, player-modified building requires connectivity analysis that is expensive and discouraged in §6.18. Because the map is authored, functional components at known coordinates are the cheap alternative. This sits on the victory path.</w:t>
       </w:r>
     </w:p>
     <w:p>
@@ -18007,6 +18042,49 @@
     <w:p>
       <w:r>
         <w:t>The immediate technical priorities follow the current evidence: finish the selected map’s player-scale validation, resolve input/kit compatibility, implement or test effective Hunger’s intended mechanics, and define shared infrastructure/XP contracts before treating isolated prototypes as a full game runtime.</w:t>
+      </w:r>
+    </w:p>
+    <w:p>
+      <w:pPr>
+        <w:pStyle w:val="Heading2"/>
+      </w:pPr>
+      <w:r>
+        <w:t xml:space="preserve">13.8 Shared technical contracts</w:t>
+      </w:r>
+    </w:p>
+    <w:p>
+      <w:r>
+        <w:t xml:space="preserve">Recorded 12 September 2026. Source: capability audit. Several chapters independently assume engine capabilities that are unproven or unavailable. They are collected here so they stop being re-assumed locally. Full ranking and escape hatches are in docs/feasibility/2026-09-12-capability-audit.md.</w:t>
+      </w:r>
+    </w:p>
+    <w:p>
+      <w:r>
+        <w:t xml:space="preserve">Block provenance. Vanilla does not record whether a block was generated or player-placed. Assumed by anti-farming XP (§5.2), Mole's Sinkhole (§9.3), Construct designation (§6.18), Structural Integrity (§6.2.4), and Development Zone eligibility (§3.3, §6.19). Solvable only by persistent per-block state with no natural eviction policy. Prove or kill this first; five systems fail together.</w:t>
+      </w:r>
+    </w:p>
+    <w:p>
+      <w:r>
+        <w:t xml:space="preserve">Event cancellation. No datapack can veto an action. Structural Integrity, Sinkhole's no-build area, armour locking and infrastructure protection all want prevention and can only detect and revert. Adventure mode with can_place_on and can_break is the sole true prevention and is too restrictive for a building game.</w:t>
+      </w:r>
+    </w:p>
+    <w:p>
+      <w:r>
+        <w:t xml:space="preserve">Chunk loading. Supply Line pulses, Development Zone recalculation, Worksite operation and Mob Swarm behaviour all imply activity away from players. Forceloaded chunks are limited and costly.</w:t>
+      </w:r>
+    </w:p>
+    <w:p>
+      <w:r>
+        <w:t xml:space="preserve">Region-scale measurement budget. Constructs, Development Zones and structural defeat each need volume counting. Individually affordable; collectively they need one budget and one owner.</w:t>
+      </w:r>
+    </w:p>
+    <w:p>
+      <w:r>
+        <w:t xml:space="preserve">[TECHNICAL RISK] is introduced as a marker distinct from [OPEN]: a passage may be fully decided as design and still assume an unavailable capability.</w:t>
+      </w:r>
+    </w:p>
+    <w:p>
+      <w:r>
+        <w:t xml:space="preserve">[OPEN] Each contract needs a technical owner and a prototype before the systems above are implemented.</w:t>
       </w:r>
     </w:p>
     <w:p>

--- a/docs/manuscript/Minecraft-MOBA-Design.docx
+++ b/docs/manuscript/Minecraft-MOBA-Design.docx
@@ -11083,13 +11083,19 @@
       </w:r>
     </w:p>
     <w:p>
-      <w:r>
-        <w:t xml:space="preserve">Conceptually settled. Sources: [C §5], [WC]. Everyone else sees vegetation primarily as things to harvest. Gardener sees a landscape of productive sources at different stages of development and is constantly deciding which ones are worth harvesting, preserving, or reinvesting into. Primary archetype Development; secondary archetypes deliberately unassigned pending descriptive evaluation. [HISTORICAL] The earlier Spread Vines / Flowerpot / Glistening Greenhouse kit, the repeated-planting passive, and the Backyard / Exotic / Generalist tendencies are superseded.</w:t>
-      </w:r>
-    </w:p>
-    <w:p>
-      <w:r>
-        <w:t xml:space="preserve">Plant Material is a stacking proc/meter, not an inventory item; at threshold it is automatically consumed to grow a Cultivar nearby. A Cultivar is a special developed plant created through Gardener's class systems, and Cultivars accelerate adjacent plant growth.</w:t>
+      <w:pPr>
+        <w:spacing w:before="440" w:after="680"/>
+      </w:pPr>
+      <w:r>
+        <w:t>Conceptually settled. Sources: [C §5], [WC]. Everyone else sees vegetation primarily as things to harvest. Gardener sees a landscape of productive sources at different stages of development and is constantly deciding which ones are worth harvesting, preserving, or reinvesting into. Primary archetype Development; secondary archetypes deliberately unassigned pending descriptive evaluation. [CONFLICT] The 13 September kit [K7] lists Gardener as "Development · Control · Support". Control and Support are not members of the Seven Archetypes (§9.1, `classes.md` §2). The kit line is preserved verbatim in `classes.md` rather than mapped onto existing archetypes or dropped; whether these are new archetypes, role language, or replacements for the unassigned secondaries is the owner's decision. [HISTORICAL] The earlier Spread Vines / Flowerpot / Glistening Greenhouse kit, the repeated-planting passive, and the Backyard / Exotic / Generalist tendencies are superseded by the Plant Material and Cultivar model below.</w:t>
+      </w:r>
+    </w:p>
+    <w:p>
+      <w:pPr>
+        <w:spacing w:before="440" w:after="680"/>
+      </w:pPr>
+      <w:r>
+        <w:t>Plant Material is a stacking proc/meter, not an inventory item; at threshold it is automatically consumed to grow a Cultivar nearby. A Cultivar is a special developed plant created through Gardener's class systems, and Cultivars accelerate adjacent plant growth.</w:t>
       </w:r>
     </w:p>
     <w:p>
@@ -11097,12 +11103,15 @@
         <w:pStyle w:val="Heading3"/>
       </w:pPr>
       <w:r>
-        <w:t xml:space="preserve">9.4.1 Passive — Plant Material</w:t>
-      </w:r>
-    </w:p>
-    <w:p>
-      <w:r>
-        <w:t xml:space="preserve">Accumulate Plant Material. At threshold it is automatically consumed to grow the currently available Cultivar nearby, and Cultivars accelerate adjacent plant growth. [OPEN] Threshold value, accumulation rates, Cultivar placement, persistence, stacking limits, and enemy counterplay remain undefined.</w:t>
+        <w:t>9.4.1 Passive — Plant Material</w:t>
+      </w:r>
+    </w:p>
+    <w:p>
+      <w:pPr>
+        <w:spacing w:before="440" w:after="680"/>
+      </w:pPr>
+      <w:r>
+        <w:t>Accumulate Plant Material. At threshold it is automatically consumed to grow the currently available Cultivar nearby, and Cultivars accelerate adjacent plant growth. [OPEN] Threshold value, accumulation rates, Cultivar placement, persistence, stacking limits, and enemy counterplay remain undefined.</w:t>
       </w:r>
     </w:p>
     <w:p>
@@ -11110,25 +11119,23 @@
         <w:pStyle w:val="Heading3"/>
       </w:pPr>
       <w:r>
-        <w:t xml:space="preserve">9.4.2 Ability 1 — Clip</w:t>
-      </w:r>
-    </w:p>
-    <w:p>
-      <w:r>
-        <w:t xml:space="preserve">Clip a living plant without destroying or resetting it to generate Plant Material. Growing crops are eligible; mature plants and crops provide substantially greater value. Branches are Maturity / Specimen, Proliferation / Population, and Diversity / Collection. [OPEN] Branch names are conceptual labels, not finalized titles.</w:t>
-      </w:r>
-    </w:p>
-    <w:p>
-      <w:r/>
-      <w:r>
-        <w:rPr>
-          <w:b/>
-          <w:color w:val="8B5A21"/>
-        </w:rPr>
-        <w:t>[OPEN]</w:t>
-      </w:r>
-      <w:r>
-        <w:t xml:space="preserve"> Values, renewability, duration, placement eligibility, and offensive behavior need specification. The traversal effect is class-specific, not universal Route progression.</w:t>
+        <w:t>9.4.2 Ability 1 — Clip</w:t>
+      </w:r>
+    </w:p>
+    <w:p>
+      <w:pPr>
+        <w:spacing w:before="440" w:after="680"/>
+      </w:pPr>
+      <w:r>
+        <w:t>Clip a living plant without destroying or resetting it to generate Plant Material. Growing crops are eligible; mature plants and crops provide substantially greater value. Branches are Maturity / Specimen (rewards individually mature, high-value specimens), Proliferation / Population (rewards clipping where many plants of the same family are locally established), and Diversity / Collection (rewards varied species and families, with repeated clipping of the same kinds becoming less valuable).</w:t>
+      </w:r>
+    </w:p>
+    <w:p>
+      <w:pPr>
+        <w:spacing w:before="440" w:after="680"/>
+      </w:pPr>
+      <w:r>
+        <w:t>[OPEN] Branch names are conceptual labels, not finalized titles. Values, eligibility, and scaling need specification.</w:t>
       </w:r>
     </w:p>
     <w:p>
@@ -11136,25 +11143,23 @@
         <w:pStyle w:val="Heading3"/>
       </w:pPr>
       <w:r>
-        <w:t xml:space="preserve">9.4.3 Ability 2 — Cultivate</w:t>
-      </w:r>
-    </w:p>
-    <w:p>
-      <w:r>
-        <w:t xml:space="preserve">Consume eligible real plant items from inventory to generate Plant Material; less efficient than Clip but converts harvested inventory back into development. The chosen branch determines the normal Cultivar: Torchflower (protection/sanctuary), Sweet Berry Bush (fortification/sustain, hostile thicket), or Giant Bamboo (expansive Development, producing empowered offspring that project growth acceleration). Empowered offspring do not recursively create further empowered generations; no exponential recursion. [OPEN] Conversion efficiency, eligible items, effect magnitudes, and the offspring cap remain unresolved.</w:t>
-      </w:r>
-    </w:p>
-    <w:p>
-      <w:r/>
-      <w:r>
-        <w:rPr>
-          <w:b/>
-          <w:color w:val="8B5A21"/>
-        </w:rPr>
-        <w:t>[OPEN]</w:t>
-      </w:r>
-      <w:r>
-        <w:t xml:space="preserve"> Generation rate, area, consumption, charges, persistence, and effect values are unresolved.</w:t>
+        <w:t>9.4.3 Ability 2 — Cultivate</w:t>
+      </w:r>
+    </w:p>
+    <w:p>
+      <w:pPr>
+        <w:spacing w:before="440" w:after="680"/>
+      </w:pPr>
+      <w:r>
+        <w:t>Consume eligible real plant items from inventory to generate Plant Material. This is less efficient than Clip but converts harvested plant inventory back into development. The chosen branch determines Gardener's normal Cultivar: Torchflower (protection and sanctuary, light and Absorption-related value), Sweet Berry Bush (fortification and sustain, provisioning value and a hostile thicket effect), or Giant Bamboo (expansive Development, whose original produces empowered bamboo offspring that themselves project growth acceleration).</w:t>
+      </w:r>
+    </w:p>
+    <w:p>
+      <w:pPr>
+        <w:spacing w:before="440" w:after="680"/>
+      </w:pPr>
+      <w:r>
+        <w:t>Empowered offspring do not recursively create further empowered generations without limit; no exponential recursion. [OPEN] Conversion efficiency, eligible plant items, Cultivar effect magnitudes, and the offspring generation cap remain unresolved.</w:t>
       </w:r>
     </w:p>
     <w:p>
@@ -11162,15 +11167,21 @@
         <w:pStyle w:val="Heading3"/>
       </w:pPr>
       <w:r>
-        <w:t xml:space="preserve">9.4.4 Ultimate — Grafter's Handbook</w:t>
-      </w:r>
-    </w:p>
-    <w:p>
-      <w:r>
-        <w:t xml:space="preserve">At the appropriate progression point, currently Level 15 in design discussion, activation allows Gardener to grow both of the other upgraded Cultivar forms sequentially, one at a time. This is not a respec or cycling system; it represents mastery over the other Cultivar forms. [HISTORICAL] Glistening Greenhouse is superseded. [OPEN] Unlock level, sequencing, duration, and persistence after the ultimate ends remain unresolved.</w:t>
-      </w:r>
-    </w:p>
-    <w:p>
+        <w:t>9.4.4 Ultimate — Grafter's Handbook</w:t>
+      </w:r>
+    </w:p>
+    <w:p>
+      <w:pPr>
+        <w:spacing w:before="440" w:after="680"/>
+      </w:pPr>
+      <w:r>
+        <w:t>At the appropriate progression point, currently Level 15 in design discussion, activation allows Gardener to grow both of the other upgraded Cultivar forms sequentially, one at a time. This is not a respec or cycling system; it represents mastery over the other Cultivar forms. [HISTORICAL] Glistening Greenhouse is superseded. [OPEN] Unlock level, sequencing, duration, and whether granted Cultivars persist after the ultimate ends remain unresolved.</w:t>
+      </w:r>
+    </w:p>
+    <w:p>
+      <w:pPr>
+        <w:spacing w:before="440" w:after="680"/>
+      </w:pPr>
       <w:r>
         <w:t>Gardener must function without a Construct, Construction teammate, or predefined Development zone. World plants, crops, water, farmland, and ecological variety should matter alongside ability-created vegetation. Synergy with recognized infrastructure does not become a prerequisite.</w:t>
       </w:r>
@@ -11184,15 +11195,19 @@
       </w:r>
     </w:p>
     <w:p>
-      <w:r/>
-      <w:r>
-        <w:rPr>
-          <w:b/>
-        </w:rPr>
-        <w:t>Working. Source: [C §6].</w:t>
-      </w:r>
-      <w:r>
-        <w:t xml:space="preserve"> Golem Master converts terrain into golems, then uses golem labor and carried materials to construct useful structures. Animate and Assemble forms are independently selected, supporting mixed builds.</w:t>
+      <w:pPr>
+        <w:spacing w:before="440" w:after="680"/>
+      </w:pPr>
+      <w:r>
+        <w:t>Working. Source: [C §6]. Golem Master converts terrain into golems, then uses golem labor and carried materials to construct useful structures. Animate and Assemble forms are independently selected, supporting mixed builds.</w:t>
+      </w:r>
+    </w:p>
+    <w:p>
+      <w:pPr>
+        <w:spacing w:before="440" w:after="680"/>
+      </w:pPr>
+      <w:r>
+        <w:t>Kit restated 13 September 2026. Source: [K7]. Archetypes Construction · Combat · Production. The passive is named **Pumpkin Supply**. The kit carries an explicit audit flag from its own author: Golem Master remains the least settled of the seven, and the base Assemble rule, generic material-stat rules and Wither Golem's behaviour need one final conceptual pass, so that wording is **not** promoted to canon. Production is therefore recorded but not adopted as a roster archetype.</w:t>
       </w:r>
     </w:p>
     <w:p>
@@ -11204,18 +11219,27 @@
       </w:r>
     </w:p>
     <w:p>
-      <w:r>
-        <w:t>The unnamed passive periodically produces nearby pumpkins and increases command capacity with level. Animate consumes targeted terrain at a tool-dependent rate. After enough material has been gathered, reactivation consumes a Pumpkin and forms a temporary golem. Amount and relevant vanilla block properties—potentially hardness, explosion resistance, and preferred tool—inform its properties.</w:t>
-      </w:r>
-    </w:p>
-    <w:p>
+      <w:pPr>
+        <w:spacing w:before="440" w:after="680"/>
+      </w:pPr>
+      <w:r>
+        <w:t>Pumpkin Supply periodically produces nearby pumpkins and increases command capacity with level. Animate consumes targeted terrain at a tool-dependent rate. After enough material has been gathered, reactivation consumes a Pumpkin and forms a temporary golem. Amount and relevant vanilla block properties—potentially hardness, explosion resistance, and preferred tool—inform its properties.</w:t>
+      </w:r>
+    </w:p>
+    <w:p>
+      <w:pPr>
+        <w:spacing w:before="440" w:after="680"/>
+      </w:pPr>
       <w:r>
         <w:t>Iron is more expensive/less efficient to form, with extra Health and attack knockback. Snow uses slowing ranged projectiles. Copper is cheaper/more efficient, smaller and faster, can wield different weapons, and is best at intentional block destruction and collection. Other golems can incidentally destroy and collect blocks.</w:t>
       </w:r>
     </w:p>
     <w:p>
-      <w:r>
-        <w:t xml:space="preserve">Copper golems should behave as cheap worker drones outside combat and as swarm/harass/scatter units in combat. The core command principle is that the player chooses intent while the golem type determines execution; commands under consideration include Follow, Combat, Work, and Rally/Guard. [OPEN] The Wither Golem ultimate and generic Construction progression retain their existing questions.</w:t>
+      <w:pPr>
+        <w:spacing w:before="440" w:after="680"/>
+      </w:pPr>
+      <w:r>
+        <w:t>Copper golems should behave as cheap worker drones outside combat and as swarm/harass/scatter units in combat. The core command principle is that the player chooses intent while the golem type determines execution; commands under consideration include Follow, Combat, Work, and Rally/Guard. [OPEN] The Wither Golem ultimate and generic Construction progression retain their existing questions.</w:t>
       </w:r>
     </w:p>
     <w:p>
@@ -11227,6 +11251,9 @@
       </w:r>
     </w:p>
     <w:p>
+      <w:pPr>
+        <w:spacing w:before="440" w:after="680"/>
+      </w:pPr>
       <w:r>
         <w:t>Nearby golems consume actual inventory blocks to build a targeted wall. Speed scales with golem Health and level. Iron Wall is reinforced and grants nearby Resistance, stronger for golems. Snow Wall adds Slowness to projectiles fired from behind/near it, including relevant player and golem attacks. Copper Wall builds faster, gives allied golems Speed, and gives nearby allied players Haste.</w:t>
       </w:r>
@@ -11240,54 +11267,19 @@
       </w:r>
     </w:p>
     <w:p>
+      <w:pPr>
+        <w:spacing w:before="440" w:after="680"/>
+      </w:pPr>
       <w:r>
         <w:t>Wither Golem creates a temporary golem explicitly non-destructive to blocks. Its behavior and duration are open. Iron, Snow, and Copper Animate choices can combine with any of the three wall choices. These combinations offer defensive, ranged-control, mobile, and workforce uses without becoming fixed subclasses.</w:t>
       </w:r>
     </w:p>
     <w:p>
-      <w:r/>
-      <w:r>
-        <w:rPr>
-          <w:b/>
-          <w:color w:val="8B5A21"/>
-        </w:rPr>
-        <w:t>[OPEN]</w:t>
-      </w:r>
-      <w:r>
-        <w:t xml:space="preserve"> Pumpkin rates, command capacity, material thresholds, block-property formulas, golem duration, collected-material handling, wall dimensions, targeting, cost, permanence, and effects are undefined. Class-specific construction must coexist with generic Construct recognition without requiring all Construction classes to use golems or Block Efficiency.</w:t>
-      </w:r>
-    </w:p>
-    <w:p>
-      <w:pPr>
-        <w:pStyle w:val="Heading2"/>
-      </w:pPr>
-      <w:r>
-        <w:t>9.6 Kitfighter</w:t>
-      </w:r>
-    </w:p>
-    <w:p>
-      <w:r/>
-      <w:r>
-        <w:rPr>
-          <w:b/>
-        </w:rPr>
-        <w:t>Current documented direction. Source: [C §7].</w:t>
-      </w:r>
-      <w:r>
-        <w:t xml:space="preserve"> Kitfighter uses crafted equipment and deployable utility as a flexible combat kit. Salvage makes material-to-equipment conversion more efficient; Covered With Diamonds temporarily exceeds the sustainable equipment curve.</w:t>
-      </w:r>
-    </w:p>
-    <w:p>
-      <w:pPr>
-        <w:pStyle w:val="Heading3"/>
-      </w:pPr>
-      <w:r>
-        <w:t>9.6.1 Passive — Salvage</w:t>
-      </w:r>
-    </w:p>
-    <w:p>
-      <w:r>
-        <w:t>Crafting equipment using at least three units of a Primary Material grants one material-specific Salvage. Reaching the current threshold consumes that Salvage to recover two units of the same Primary Material.</w:t>
+      <w:pPr>
+        <w:spacing w:before="440" w:after="680"/>
+      </w:pPr>
+      <w:r>
+        <w:t>[OPEN] Pumpkin rates, command capacity, material thresholds, block-property formulas, golem duration, collected-material handling, wall dimensions, targeting, cost, permanence, and effects are undefined. Class-specific construction must coexist with generic Construct recognition without requiring all Construction classes to use golems or Block Efficiency.</w:t>
       </w:r>
     </w:p>
     <w:tbl>
@@ -11572,20 +11564,18 @@
     </w:tbl>
     <w:p>
       <w:pPr>
-        <w:spacing w:after="0"/>
-      </w:pPr>
-    </w:p>
-    <w:p>
-      <w:r/>
-      <w:r>
-        <w:rPr>
-          <w:b/>
-          <w:color w:val="8B5A21"/>
-        </w:rPr>
-        <w:t>[VERIFY RECENCY]</w:t>
-      </w:r>
-      <w:r>
-        <w:t xml:space="preserve"> The passive’s table begins at 0 while matches begin at 1. Preserve this as a class-table convention pending clarification, not a global Level 0. Its 0/8/16/24 cadence is class-specific and does not define universal progression.</w:t>
+        <w:pStyle w:val="Heading2"/>
+      </w:pPr>
+      <w:r>
+        <w:t>9.6 Kitfighter</w:t>
+      </w:r>
+    </w:p>
+    <w:p>
+      <w:pPr>
+        <w:spacing w:before="440" w:after="680"/>
+      </w:pPr>
+      <w:r>
+        <w:t>Current documented direction. Source: [C §7]. Kitfighter uses crafted equipment and deployable utility as a flexible combat kit. Salvage makes material-to-equipment conversion more efficient; Covered With Diamonds temporarily exceeds the sustainable equipment curve.</w:t>
       </w:r>
     </w:p>
     <w:p>
@@ -11593,25 +11583,47 @@
         <w:pStyle w:val="Heading3"/>
       </w:pPr>
       <w:r>
+        <w:t>9.6.1 Passive — Salvage</w:t>
+      </w:r>
+    </w:p>
+    <w:p>
+      <w:pPr>
+        <w:spacing w:before="440" w:after="680"/>
+      </w:pPr>
+      <w:r>
+        <w:t>Crafting equipment using at least three units of a Primary Material grants one material-specific Salvage. Reaching the current threshold consumes that Salvage to recover two units of the same Primary Material.</w:t>
+      </w:r>
+    </w:p>
+    <w:p>
+      <w:pPr>
+        <w:spacing w:before="440" w:after="680"/>
+      </w:pPr>
+      <w:r>
+        <w:t>[VERIFY RECENCY] The passive’s table begins at 0 while matches begin at 1. Preserve this as a class-table convention pending clarification, not a global Level 0. Its 0/8/16/24 cadence is class-specific and does not define universal progression.</w:t>
+      </w:r>
+    </w:p>
+    <w:p>
+      <w:pPr>
+        <w:pStyle w:val="Heading3"/>
+      </w:pPr>
+      <w:r>
         <w:t>9.6.2 Offhander and Hotswap</w:t>
       </w:r>
     </w:p>
     <w:p>
+      <w:pPr>
+        <w:spacing w:before="440" w:after="680"/>
+      </w:pPr>
       <w:r>
         <w:t>Offhander equips a bow in the offhand on right-click. Upgrade alternatives replace it with a crossbow, fishing rod, or Golden Head. Hotswap deploys a short-lived web at the targeted block. Its alternatives are a much longer-lasting Cobweb, Lava, or TNT.</w:t>
       </w:r>
     </w:p>
     <w:p>
-      <w:r/>
-      <w:r>
-        <w:rPr>
-          <w:b/>
-          <w:color w:val="8B5A21"/>
-        </w:rPr>
-        <w:t>[OPEN]</w:t>
-      </w:r>
-      <w:r>
-        <w:t xml:space="preserve"> Actual input mapping, resource/ammunition costs, deployment rules, durations, and cooldowns remain undefined. The prototype’s offhand sentinel creates a direct implementation collision with Offhander; the kit must not silently be rewritten around the test harness (§13.4).</w:t>
+      <w:pPr>
+        <w:spacing w:before="440" w:after="680"/>
+      </w:pPr>
+      <w:r>
+        <w:t>[OPEN] Actual input mapping, resource/ammunition costs, deployment rules, durations, and cooldowns remain undefined. The prototype’s offhand sentinel creates a direct implementation collision with Offhander; the kit must not silently be rewritten around the test harness (§13.4).</w:t>
       </w:r>
     </w:p>
     <w:p>
@@ -11623,34 +11635,27 @@
       </w:r>
     </w:p>
     <w:p>
-      <w:r>
-        <w:t xml:space="preserve">Temporarily upgrades armor/tools to Diamond, then reverts them. Current overdrive bonuses are knockback resistance and movement speed, with upgraded escalation including a Notch Apple and an Ender Crystal. It should not inject a permanent free Diamond set into the economy.</w:t>
-      </w:r>
-    </w:p>
-    <w:p>
-      <w:r/>
-      <w:r>
-        <w:rPr>
-          <w:b/>
-          <w:color w:val="8B5A21"/>
-        </w:rPr>
-        <w:t>[CONFLICT]</w:t>
-      </w:r>
-      <w:r>
-        <w:t xml:space="preserve"> The newer general skeleton places ultimate unlock at Level 15, while the class’s own section says its exact unlock remains unresolved. Treat 15 as the general schedule and Kitfighter’s assignment as needing confirmation. Do not infer Level 16 from the older vanilla-capability landmark.</w:t>
-      </w:r>
-    </w:p>
-    <w:p>
-      <w:r/>
-      <w:r>
-        <w:rPr>
-          <w:b/>
-          <w:color w:val="8B5A21"/>
-        </w:rPr>
-        <w:t>[OPEN]</w:t>
-      </w:r>
-      <w:r>
-        <w:t xml:space="preserve"> Duration, scaling, enchantments, durability, prior equipment, material definitions, and crafting-validation edge cases remain unresolved. Production is expressed through Salvage, but Production as a whole is not a refund mechanic.</w:t>
+      <w:pPr>
+        <w:spacing w:before="440" w:after="680"/>
+      </w:pPr>
+      <w:r>
+        <w:t>Restated 13 September 2026. Source: [K7]. Temporarily project Diamond-level protection wherever Kitfighter's current equipment is weaker, while gaining movement speed and knockback resistance; the effects extend to Kitfighter's upgraded equipment options. This is a projection over weaker equipment rather than a blanket upgrade of armor and tools. Equipment reverts when the ultimate ends, and it should not inject a permanent free Diamond set into the economy. Upgraded escalation including a Notch Apple and an Ender Crystal is retained from the earlier documented direction. [OPEN] Exact interaction with equipment already exceeding the projected Diamond state remains implementation and balance work.</w:t>
+      </w:r>
+    </w:p>
+    <w:p>
+      <w:pPr>
+        <w:spacing w:before="440" w:after="680"/>
+      </w:pPr>
+      <w:r>
+        <w:t>[CONFLICT] The newer general skeleton places ultimate unlock at Level 15, while the class’s own section says its exact unlock remains unresolved. Treat 15 as the general schedule and Kitfighter’s assignment as needing confirmation. Do not infer Level 16 from the older vanilla-capability landmark.</w:t>
+      </w:r>
+    </w:p>
+    <w:p>
+      <w:pPr>
+        <w:spacing w:before="440" w:after="680"/>
+      </w:pPr>
+      <w:r>
+        <w:t>[OPEN] Duration, scaling, enchantments, durability, prior equipment, material definitions, and crafting-validation edge cases remain unresolved. Production is expressed through Salvage, but Production as a whole is not a refund mechanic.</w:t>
       </w:r>
     </w:p>
     <w:p>
@@ -12875,31 +12880,71 @@
         <w:pStyle w:val="Heading2"/>
       </w:pPr>
       <w:r>
-        <w:t xml:space="preserve">9.12 Unsettled class drafts</w:t>
-      </w:r>
-    </w:p>
-    <w:p>
-      <w:r>
-        <w:t xml:space="preserve">Preserved as drafts, not settled classes. Missing slots are missing design, not gaps to fill by invention.</w:t>
-      </w:r>
-    </w:p>
-    <w:p>
-      <w:r>
-        <w:t xml:space="preserve">Waxer. **Draft — not settled.** Primary Production; Combat currently plausible.
-Core rule: Honeycomb can be repeatedly invested into existing products to preserve them against change; enough preservation becomes obstruction.
-**Passive — Waxed Recipes.** Fill otherwise-empty crafting slots with Honeycomb to produce a Waxed version or output.
-**Ability 1 — Wax-On.** Apply Waxed stacks to existing objects. Enough Wax on interactive blocks makes them Sealed; Sealed blocks cannot normally change or use their interactive state. The first Wax application to damaged unwaxed equipment restores durability. Branch concepts: **Amber** (faster or stronger sealing), **Restorative** (stronger initial restoration), **Sticky** (interaction with Waxed armour can punish attackers, for example Mining Fatigue while consuming Wax).
-**Ability 2 — Wax-Off.** A thrown Honey Solution. The base ability needs to provide a repeatable route to Honeycomb acquisition. Branch seeds — **Enzymatic**, **Preserving**, **Floral** — are not equally developed and remain draft.
-**Ultimate — Amber.** Complete preservation and stasis; delivery mechanism unresolved.
-[OPEN] The earlier Seal proposal, eligibility, application, protection consumption, visible counterplay, ordinary removal, and implementation feasibility remain undeveloped. Do not create a global enemy-block-immunity rule merely to make Waxer work.</w:t>
-      </w:r>
-    </w:p>
-    <w:p>
-      <w:r>
-        <w:t xml:space="preserve">Daredevil. **Draft — substantially incomplete.** Primary Exploration currently plausible; Extraction and Combat only tentative consequences.
-**Passive — Skydiver.** Remaining airborne for more than one second grants extreme Speed while airborne. Traversal and routes created while Skydiving interact with this movement concept according to existing global infrastructure rules.
-**Ability 1 — Runway.** Requires speed and momentum. Converts forward momentum into forward or upward traversal and updraft, and negates fall damage. Branches: **Cannon Jump** (TNT-assisted boost), **Trampoline** (slime-based impacts and bouncing), **Mach Headbutt** (high-speed knockback collision).
-Missing conceptual slots: Ability 2 entirely, the A2 branch tree, and the ultimate. Do not invent them.</w:t>
+        <w:t>9.12 Unsettled class drafts</w:t>
+      </w:r>
+    </w:p>
+    <w:p>
+      <w:pPr>
+        <w:spacing w:before="440" w:after="680"/>
+      </w:pPr>
+      <w:r>
+        <w:t>Preserved as drafts, not settled classes. Missing slots are missing design, not gaps to fill by invention. **Waxer is the only remaining draft**; Skeleton Crew (§9.13) and Lightfooted (§9.14) were promoted on 12 September 2026, and Daredevil received a full kit on 13 September 2026 (§9.15).</w:t>
+      </w:r>
+    </w:p>
+    <w:p>
+      <w:pPr>
+        <w:spacing w:before="440" w:after="680"/>
+      </w:pPr>
+      <w:r>
+        <w:t>Waxer. **Draft — not settled.** Primary Production; Combat currently plausible.</w:t>
+      </w:r>
+    </w:p>
+    <w:p>
+      <w:pPr>
+        <w:spacing w:before="440" w:after="680"/>
+      </w:pPr>
+      <w:r>
+        <w:t>Core rule: Honeycomb can be repeatedly invested into existing products to preserve them against change; enough preservation becomes obstruction.</w:t>
+      </w:r>
+    </w:p>
+    <w:p>
+      <w:pPr>
+        <w:spacing w:before="440" w:after="680"/>
+      </w:pPr>
+      <w:r>
+        <w:t>Passive — Waxed Recipes. Fill otherwise-empty crafting slots with Honeycomb to produce a Waxed version or output.</w:t>
+      </w:r>
+    </w:p>
+    <w:p>
+      <w:pPr>
+        <w:spacing w:before="440" w:after="680"/>
+      </w:pPr>
+      <w:r>
+        <w:t>Ability 1 — Wax-On. Apply Waxed stacks to existing objects. Enough Wax on interactive blocks makes them Sealed; Sealed blocks cannot normally change or use their interactive state. The first Wax application to damaged unwaxed equipment restores durability. Branch concepts: **Amber** (faster or stronger sealing), **Restorative** (stronger initial restoration), **Sticky** (interaction with Waxed armour can punish attackers, for example Mining Fatigue while consuming Wax).</w:t>
+      </w:r>
+    </w:p>
+    <w:p>
+      <w:pPr>
+        <w:spacing w:before="440" w:after="680"/>
+      </w:pPr>
+      <w:r>
+        <w:t>Ability 2 — Wax-Off. A thrown Honey Solution. The base ability needs to provide a repeatable route to Honeycomb acquisition. Branch seeds — **Enzymatic**, **Preserving**, **Floral** — are not equally developed and remain draft.</w:t>
+      </w:r>
+    </w:p>
+    <w:p>
+      <w:pPr>
+        <w:spacing w:before="440" w:after="680"/>
+      </w:pPr>
+      <w:r>
+        <w:t>Ultimate — Amber. Complete preservation and stasis; delivery mechanism unresolved.</w:t>
+      </w:r>
+    </w:p>
+    <w:p>
+      <w:pPr>
+        <w:spacing w:before="440" w:after="680"/>
+      </w:pPr>
+      <w:r>
+        <w:t>[OPEN] The earlier Seal proposal, eligibility, application, protection consumption, visible counterplay, ordinary removal, and implementation feasibility remain undeveloped. Do not create a global enemy-block-immunity rule merely to make Waxer work.</w:t>
       </w:r>
     </w:p>
     <w:p>
@@ -13232,6 +13277,425 @@
     <w:p>
       <w:r>
         <w:t xml:space="preserve">After landing, ordinary protection ends and the group is physically concentrated near Lightfooted again, naturally re-establishing Animal Senses at the destination. [OPEN] Targeting geometry, animal spread, impact radius, animal damage, Lightfooted bonus damage, delay, invincibility end timing.</w:t>
+      </w:r>
+    </w:p>
+    <w:p>
+      <w:pPr>
+        <w:pStyle w:val="Heading2"/>
+      </w:pPr>
+      <w:r>
+        <w:t>9.15 Daredevil</w:t>
+      </w:r>
+    </w:p>
+    <w:p>
+      <w:pPr>
+        <w:spacing w:before="440" w:after="680"/>
+      </w:pPr>
+      <w:r>
+        <w:t>Kit supplied 13 September 2026. Source: [K7]. Daredevil was previously a substantially incomplete draft with no Ability 2 and no ultimate (§9.12). The kit below supplies both and is reproduced as given. [OPEN] Whether this constitutes a completed conceptual pass equivalent to Skeleton Crew's and Lightfooted's is the owner's call; it is not asserted here.</w:t>
+      </w:r>
+    </w:p>
+    <w:p>
+      <w:pPr>
+        <w:spacing w:before="440" w:after="680"/>
+      </w:pPr>
+      <w:r>
+        <w:t>Archetypes: Exploration · Combat</w:t>
+      </w:r>
+    </w:p>
+    <w:p>
+      <w:pPr>
+        <w:spacing w:before="440" w:after="680"/>
+      </w:pPr>
+      <w:r>
+        <w:t>Hook: Everyone else uses clutch techniques to cancel dangerous momentum. Daredevil converts dangerous momentum into something better.</w:t>
+      </w:r>
+    </w:p>
+    <w:p>
+      <w:pPr>
+        <w:spacing w:before="440" w:after="680"/>
+      </w:pPr>
+      <w:r>
+        <w:t>Passive — Skydiver. Remaining airborne long enough grants extreme airborne movement, rewarding Daredevil for sustaining dangerous aerial traversal rather than returning safely to the ground.</w:t>
+      </w:r>
+    </w:p>
+    <w:p>
+      <w:pPr>
+        <w:spacing w:before="440" w:after="680"/>
+      </w:pPr>
+      <w:r>
+        <w:t>A1 — Runway. Convert meaningful forward momentum into a forward-and-upward launch, turning an existing run into aerial traversal.</w:t>
+      </w:r>
+    </w:p>
+    <w:p>
+      <w:pPr>
+        <w:spacing w:before="440" w:after="680"/>
+      </w:pPr>
+      <w:r>
+        <w:t>- **Pop Rocket** — Use Wind Burst/Wind Charge behavior for more explosive propulsion.</w:t>
+      </w:r>
+    </w:p>
+    <w:p>
+      <w:pPr>
+        <w:spacing w:before="440" w:after="680"/>
+      </w:pPr>
+      <w:r>
+        <w:t>- **Trampoline** — Use slime-like rebound behavior to extend or redirect the stunt.</w:t>
+      </w:r>
+    </w:p>
+    <w:p>
+      <w:pPr>
+        <w:spacing w:before="440" w:after="680"/>
+      </w:pPr>
+      <w:r>
+        <w:t>- **Suplex** — Activating Runway while touching an enemy subjects them to Runway's corresponding upward and downward velocity bursts.</w:t>
+      </w:r>
+    </w:p>
+    <w:p>
+      <w:pPr>
+        <w:spacing w:before="440" w:after="680"/>
+      </w:pPr>
+      <w:r>
+        <w:t>A2 — Crash Landing. At sufficient velocity, deliberately Crash into terrain, abruptly ending movement. Daredevil takes a fixed amount of fall damage while nearby enemies take damage based on the velocity lost in the impact. Daredevil's next instance of fall damage is then negated.</w:t>
+      </w:r>
+    </w:p>
+    <w:p>
+      <w:pPr>
+        <w:spacing w:before="440" w:after="680"/>
+      </w:pPr>
+      <w:r>
+        <w:t>- **Crater** — Take greater fixed fall damage and deal less impact damage, but stun affected enemies based on Crash velocity.</w:t>
+      </w:r>
+    </w:p>
+    <w:p>
+      <w:pPr>
+        <w:spacing w:before="440" w:after="680"/>
+      </w:pPr>
+      <w:r>
+        <w:t>- **Combat Roll** — Take minimal fall damage and deal greatly reduced immediate impact damage; instead, empower the next attack based on Crash velocity.</w:t>
+      </w:r>
+    </w:p>
+    <w:p>
+      <w:pPr>
+        <w:spacing w:before="440" w:after="680"/>
+      </w:pPr>
+      <w:r>
+        <w:t>- **Superhero** — Take no self-damage and retain normal impact damage, but become simultaneously invincible and unable to act while holding a superhero landing pose.</w:t>
+      </w:r>
+    </w:p>
+    <w:p>
+      <w:pPr>
+        <w:spacing w:before="440" w:after="680"/>
+      </w:pPr>
+      <w:r>
+        <w:t>Ultimate — Deathly Clutches. Drop to near-death Health and negate the next N damage instances. During the ultimate, a limited number of successful attacks restore already-consumed damage-negation instances, never exceeding the initial maximum.</w:t>
+      </w:r>
+    </w:p>
+    <w:p>
+      <w:pPr>
+        <w:spacing w:before="440" w:after="680"/>
+      </w:pPr>
+      <w:r>
+        <w:t>[HISTORICAL] The earlier draft's Runway branches — **Cannon Jump**, **Trampoline**, **Mach Headbutt** — are superseded by Pop Rocket, Trampoline and Suplex above. The earlier Passive wording, which specified more than one second airborne and granted extreme Speed, is superseded by the Skydiver wording above. The earlier tentative Extraction archetype is not carried forward; the kit assigns Exploration and Combat.</w:t>
+      </w:r>
+    </w:p>
+    <w:p>
+      <w:pPr>
+        <w:spacing w:before="440" w:after="680"/>
+      </w:pPr>
+      <w:r>
+        <w:t>[OPEN] N in Deathly Clutches, the attack count that restores instances, Skydiver's airborne threshold, Runway's momentum requirement, Crash velocity thresholds, and all durations remain unresolved.</w:t>
+      </w:r>
+    </w:p>
+    <w:p>
+      <w:pPr>
+        <w:pStyle w:val="Heading2"/>
+      </w:pPr>
+      <w:r>
+        <w:t>9.16 Seven-class kit register</w:t>
+      </w:r>
+    </w:p>
+    <w:p>
+      <w:pPr>
+        <w:spacing w:before="440" w:after="680"/>
+      </w:pPr>
+      <w:r>
+        <w:t>Source: [K7], 13 September 2026. A single handoff supplied compact kits for seven classes — Mole, Gardener, Kitfighter, Golem Master, Skeleton Crew, Lightfooted and Daredevil. Each gives archetypes, a hook, a passive, two actives with three branches each, and an ultimate. The kits are reproduced **verbatim** in `classes.md` at the head of each class section, ahead of the developed material, and are the current statement wherever the two differ.</w:t>
+      </w:r>
+    </w:p>
+    <w:tbl>
+      <w:tblPr>
+        <w:tblW w:type="auto" w:w="0"/>
+        <w:tblLook w:firstColumn="1" w:firstRow="1" w:lastColumn="0" w:lastRow="0" w:noHBand="0" w:noVBand="1" w:val="04A0"/>
+      </w:tblPr>
+      <w:tblGrid>
+        <w:gridCol w:w="3312"/>
+        <w:gridCol w:w="3312"/>
+        <w:gridCol w:w="3312"/>
+      </w:tblGrid>
+      <w:tr>
+        <w:tc>
+          <w:tcPr>
+            <w:tcW w:type="dxa" w:w="3312"/>
+          </w:tcPr>
+          <w:p>
+            <w:r>
+              <w:t>Class</w:t>
+            </w:r>
+          </w:p>
+        </w:tc>
+        <w:tc>
+          <w:tcPr>
+            <w:tcW w:type="dxa" w:w="3312"/>
+          </w:tcPr>
+          <w:p>
+            <w:r>
+              <w:t>Archetypes as supplied</w:t>
+            </w:r>
+          </w:p>
+        </w:tc>
+        <w:tc>
+          <w:tcPr>
+            <w:tcW w:type="dxa" w:w="3312"/>
+          </w:tcPr>
+          <w:p>
+            <w:r>
+              <w:t>Status after the kit</w:t>
+            </w:r>
+          </w:p>
+        </w:tc>
+      </w:tr>
+      <w:tr>
+        <w:tc>
+          <w:tcPr>
+            <w:tcW w:type="dxa" w:w="3312"/>
+          </w:tcPr>
+          <w:p>
+            <w:r>
+              <w:t>Mole</w:t>
+            </w:r>
+          </w:p>
+        </w:tc>
+        <w:tc>
+          <w:tcPr>
+            <w:tcW w:type="dxa" w:w="3312"/>
+          </w:tcPr>
+          <w:p>
+            <w:r>
+              <w:t>Extraction · Combat · Exploration</w:t>
+            </w:r>
+          </w:p>
+        </w:tc>
+        <w:tc>
+          <w:tcPr>
+            <w:tcW w:type="dxa" w:w="3312"/>
+          </w:tcPr>
+          <w:p>
+            <w:r>
+              <w:t>Settled; kit agrees with existing canon</w:t>
+            </w:r>
+          </w:p>
+        </w:tc>
+      </w:tr>
+      <w:tr>
+        <w:tc>
+          <w:tcPr>
+            <w:tcW w:type="dxa" w:w="3312"/>
+          </w:tcPr>
+          <w:p>
+            <w:r>
+              <w:t>Gardener</w:t>
+            </w:r>
+          </w:p>
+        </w:tc>
+        <w:tc>
+          <w:tcPr>
+            <w:tcW w:type="dxa" w:w="3312"/>
+          </w:tcPr>
+          <w:p>
+            <w:r>
+              <w:t>Development · Control · Support</w:t>
+            </w:r>
+          </w:p>
+        </w:tc>
+        <w:tc>
+          <w:tcPr>
+            <w:tcW w:type="dxa" w:w="3312"/>
+          </w:tcPr>
+          <w:p>
+            <w:r>
+              <w:t>Settled; archetype line is a recorded [CONFLICT] (§9.4)</w:t>
+            </w:r>
+          </w:p>
+        </w:tc>
+      </w:tr>
+      <w:tr>
+        <w:tc>
+          <w:tcPr>
+            <w:tcW w:type="dxa" w:w="3312"/>
+          </w:tcPr>
+          <w:p>
+            <w:r>
+              <w:t>Kitfighter</w:t>
+            </w:r>
+          </w:p>
+        </w:tc>
+        <w:tc>
+          <w:tcPr>
+            <w:tcW w:type="dxa" w:w="3312"/>
+          </w:tcPr>
+          <w:p>
+            <w:r>
+              <w:t>Combat · Production</w:t>
+            </w:r>
+          </w:p>
+        </w:tc>
+        <w:tc>
+          <w:tcPr>
+            <w:tcW w:type="dxa" w:w="3312"/>
+          </w:tcPr>
+          <w:p>
+            <w:r>
+              <w:t>Ultimate restated (§9.6.3)</w:t>
+            </w:r>
+          </w:p>
+        </w:tc>
+      </w:tr>
+      <w:tr>
+        <w:tc>
+          <w:tcPr>
+            <w:tcW w:type="dxa" w:w="3312"/>
+          </w:tcPr>
+          <w:p>
+            <w:r>
+              <w:t>Golem Master</w:t>
+            </w:r>
+          </w:p>
+        </w:tc>
+        <w:tc>
+          <w:tcPr>
+            <w:tcW w:type="dxa" w:w="3312"/>
+          </w:tcPr>
+          <w:p>
+            <w:r>
+              <w:t>Construction · Combat · Production</w:t>
+            </w:r>
+          </w:p>
+        </w:tc>
+        <w:tc>
+          <w:tcPr>
+            <w:tcW w:type="dxa" w:w="3312"/>
+          </w:tcPr>
+          <w:p>
+            <w:r>
+              <w:t>Passive named; author's audit flag preserved, wording not promoted (§9.5)</w:t>
+            </w:r>
+          </w:p>
+        </w:tc>
+      </w:tr>
+      <w:tr>
+        <w:tc>
+          <w:tcPr>
+            <w:tcW w:type="dxa" w:w="3312"/>
+          </w:tcPr>
+          <w:p>
+            <w:r>
+              <w:t>Skeleton Crew</w:t>
+            </w:r>
+          </w:p>
+        </w:tc>
+        <w:tc>
+          <w:tcPr>
+            <w:tcW w:type="dxa" w:w="3312"/>
+          </w:tcPr>
+          <w:p>
+            <w:r>
+              <w:t>Logistics · Combat</w:t>
+            </w:r>
+          </w:p>
+        </w:tc>
+        <w:tc>
+          <w:tcPr>
+            <w:tcW w:type="dxa" w:w="3312"/>
+          </w:tcPr>
+          <w:p>
+            <w:r>
+              <w:t>Settled 12 September; kit agrees</w:t>
+            </w:r>
+          </w:p>
+        </w:tc>
+      </w:tr>
+      <w:tr>
+        <w:tc>
+          <w:tcPr>
+            <w:tcW w:type="dxa" w:w="3312"/>
+          </w:tcPr>
+          <w:p>
+            <w:r>
+              <w:t>Lightfooted</w:t>
+            </w:r>
+          </w:p>
+        </w:tc>
+        <w:tc>
+          <w:tcPr>
+            <w:tcW w:type="dxa" w:w="3312"/>
+          </w:tcPr>
+          <w:p>
+            <w:r>
+              <w:t>Exploration · Combat</w:t>
+            </w:r>
+          </w:p>
+        </w:tc>
+        <w:tc>
+          <w:tcPr>
+            <w:tcW w:type="dxa" w:w="3312"/>
+          </w:tcPr>
+          <w:p>
+            <w:r>
+              <w:t>Settled 12 September; kit agrees</w:t>
+            </w:r>
+          </w:p>
+        </w:tc>
+      </w:tr>
+      <w:tr>
+        <w:tc>
+          <w:tcPr>
+            <w:tcW w:type="dxa" w:w="3312"/>
+          </w:tcPr>
+          <w:p>
+            <w:r>
+              <w:t>Daredevil</w:t>
+            </w:r>
+          </w:p>
+        </w:tc>
+        <w:tc>
+          <w:tcPr>
+            <w:tcW w:type="dxa" w:w="3312"/>
+          </w:tcPr>
+          <w:p>
+            <w:r>
+              <w:t>Exploration · Combat</w:t>
+            </w:r>
+          </w:p>
+        </w:tc>
+        <w:tc>
+          <w:tcPr>
+            <w:tcW w:type="dxa" w:w="3312"/>
+          </w:tcPr>
+          <w:p>
+            <w:r>
+              <w:t>Previously a substantially incomplete draft; A2 and ultimate supplied (§9.15)</w:t>
+            </w:r>
+          </w:p>
+        </w:tc>
+      </w:tr>
+    </w:tbl>
+    <w:p>
+      <w:pPr>
+        <w:spacing w:before="440" w:after="680"/>
+      </w:pPr>
+      <w:r>
+        <w:t>The handoff does not address Merchant (§9.11) or Waxer (§9.12), which are unchanged. Two of the seven carry explicit caveats from the handoff itself — Golem Master's audit flag and Gardener's non-standard archetypes — and neither was silently reconciled.</w:t>
       </w:r>
     </w:p>
     <w:p>
@@ -19339,6 +19803,14 @@
       </w:r>
     </w:p>
     <w:p>
+      <w:pPr>
+        <w:spacing w:before="440" w:after="680"/>
+      </w:pPr>
+      <w:r>
+        <w:t>13 September 2026: a seven-class kit handoff [K7] supplied compact canonical kits for Mole, Gardener, Kitfighter, Golem Master, Skeleton Crew, Lightfooted and Daredevil. The kits are reproduced verbatim in `classes.md`. Daredevil moved from substantially incomplete draft to a full kit with its previously missing Ability 2 and ultimate; Golem Master's passive was named Pumpkin Supply; Kitfighter's ultimate was restated as a projection over weaker equipment. Two caveats supplied with the handoff were preserved rather than reconciled: Golem Master's own audit flag against promoting its wording, and Gardener's archetype line naming Control and Support, which are not members of the Seven Archetypes.</w:t>
+      </w:r>
+    </w:p>
+    <w:p>
       <w:r>
         <w:t>Earlier worlds were programmatically generated Java/Anvil saves, not WorldPainter-authored worlds. The historical dimensions and method do not dictate the modern official-vanilla approach.</w:t>
       </w:r>
@@ -21987,6 +22459,14 @@
     <w:p>
       <w:r>
         <w:t xml:space="preserve">[WL] Logistics / Supply Line / Skeleton Crew Handoff. Late September 2026. Replaces Flow Weight with slot-based Capacity, makes logistical Capacity non-duplicable between committed infrastructure and active world presence, introduces relay-node chains, and rebuilds Skeleton Crew on a shared labour pool. See docs/reconciliation/2026-09-11-capacity.md.</w:t>
+      </w:r>
+    </w:p>
+    <w:p>
+      <w:pPr>
+        <w:spacing w:before="440" w:after="680"/>
+      </w:pPr>
+      <w:r>
+        <w:t>[K7] Seven-class kit handoff. 13 September 2026. Compact kits for Mole, Gardener, Kitfighter, Golem Master, Skeleton Crew, Lightfooted and Daredevil: archetypes, hook, passive, two actives with three branches each, and an ultimate. Reproduced verbatim in `classes.md`; supplied with its own audit flag on Golem Master. Does not address Merchant or Waxer. See docs/reconciliation/2026-09-13-class-kits.md.</w:t>
       </w:r>
     </w:p>
     <w:p>
